--- a/doc/詞/宋朝/蘇東坡/蘇軾-望江南·超然台作.docx
+++ b/doc/詞/宋朝/蘇東坡/蘇軾-望江南·超然台作.docx
@@ -1,6 +1,6 @@
 
 <file path=word/document.xml><?xml version="1.0" encoding="utf-8"?>
-<w:document xmlns:wpc="http://schemas.microsoft.com/office/word/2010/wordprocessingCanvas" xmlns:cx="http://schemas.microsoft.com/office/drawing/2014/chartex" xmlns:cx1="http://schemas.microsoft.com/office/drawing/2015/9/8/chartex" xmlns:cx2="http://schemas.microsoft.com/office/drawing/2015/10/21/chartex" xmlns:cx3="http://schemas.microsoft.com/office/drawing/2016/5/9/chartex" xmlns:cx4="http://schemas.microsoft.com/office/drawing/2016/5/10/chartex" xmlns:cx5="http://schemas.microsoft.com/office/drawing/2016/5/11/chartex" xmlns:cx6="http://schemas.microsoft.com/office/drawing/2016/5/12/chartex" xmlns:cx7="http://schemas.microsoft.com/office/drawing/2016/5/13/chartex" xmlns:cx8="http://schemas.microsoft.com/office/drawing/2016/5/14/chartex" xmlns:mc="http://schemas.openxmlformats.org/markup-compatibility/2006" xmlns:aink="http://schemas.microsoft.com/office/drawing/2016/ink" xmlns:am3d="http://schemas.microsoft.com/office/drawing/2017/model3d" xmlns:o="urn:schemas-microsoft-com:office:office" xmlns:oel="http://schemas.microsoft.com/office/2019/extlst" xmlns:r="http://schemas.openxmlformats.org/officeDocument/2006/relationships" xmlns:m="http://schemas.openxmlformats.org/officeDocument/2006/math" xmlns:v="urn:schemas-microsoft-com:vml" xmlns:wp14="http://schemas.microsoft.com/office/word/2010/wordprocessingDrawing" xmlns:wp="http://schemas.openxmlformats.org/drawingml/2006/wordprocessingDrawing" xmlns:w10="urn:schemas-microsoft-com:office:word" xmlns:w="http://schemas.openxmlformats.org/wordprocessingml/2006/main" xmlns:w14="http://schemas.microsoft.com/office/word/2010/wordml" xmlns:w15="http://schemas.microsoft.com/office/word/2012/wordml" xmlns:w16cex="http://schemas.microsoft.com/office/word/2018/wordml/cex" xmlns:w16cid="http://schemas.microsoft.com/office/word/2016/wordml/cid" xmlns:w16="http://schemas.microsoft.com/office/word/2018/wordml" xmlns:w16sdtdh="http://schemas.microsoft.com/office/word/2020/wordml/sdtdatahash" xmlns:w16se="http://schemas.microsoft.com/office/word/2015/wordml/symex" xmlns:wpg="http://schemas.microsoft.com/office/word/2010/wordprocessingGroup" xmlns:wpi="http://schemas.microsoft.com/office/word/2010/wordprocessingInk" xmlns:wne="http://schemas.microsoft.com/office/word/2006/wordml" xmlns:wps="http://schemas.microsoft.com/office/word/2010/wordprocessingShape" mc:Ignorable="w14 w15 w16se w16cid w16 w16cex w16sdtdh wp14">
+<w:document xmlns:wpc="http://schemas.microsoft.com/office/word/2010/wordprocessingCanvas" xmlns:cx="http://schemas.microsoft.com/office/drawing/2014/chartex" xmlns:cx1="http://schemas.microsoft.com/office/drawing/2015/9/8/chartex" xmlns:cx2="http://schemas.microsoft.com/office/drawing/2015/10/21/chartex" xmlns:cx3="http://schemas.microsoft.com/office/drawing/2016/5/9/chartex" xmlns:cx4="http://schemas.microsoft.com/office/drawing/2016/5/10/chartex" xmlns:cx5="http://schemas.microsoft.com/office/drawing/2016/5/11/chartex" xmlns:cx6="http://schemas.microsoft.com/office/drawing/2016/5/12/chartex" xmlns:cx7="http://schemas.microsoft.com/office/drawing/2016/5/13/chartex" xmlns:cx8="http://schemas.microsoft.com/office/drawing/2016/5/14/chartex" xmlns:mc="http://schemas.openxmlformats.org/markup-compatibility/2006" xmlns:aink="http://schemas.microsoft.com/office/drawing/2016/ink" xmlns:am3d="http://schemas.microsoft.com/office/drawing/2017/model3d" xmlns:o="urn:schemas-microsoft-com:office:office" xmlns:r="http://schemas.openxmlformats.org/officeDocument/2006/relationships" xmlns:m="http://schemas.openxmlformats.org/officeDocument/2006/math" xmlns:v="urn:schemas-microsoft-com:vml" xmlns:wp14="http://schemas.microsoft.com/office/word/2010/wordprocessingDrawing" xmlns:wp="http://schemas.openxmlformats.org/drawingml/2006/wordprocessingDrawing" xmlns:w10="urn:schemas-microsoft-com:office:word" xmlns:w="http://schemas.openxmlformats.org/wordprocessingml/2006/main" xmlns:w14="http://schemas.microsoft.com/office/word/2010/wordml" xmlns:w15="http://schemas.microsoft.com/office/word/2012/wordml" xmlns:w16cex="http://schemas.microsoft.com/office/word/2018/wordml/cex" xmlns:w16cid="http://schemas.microsoft.com/office/word/2016/wordml/cid" xmlns:w16="http://schemas.microsoft.com/office/word/2018/wordml" xmlns:w16sdtdh="http://schemas.microsoft.com/office/word/2020/wordml/sdtdatahash" xmlns:w16se="http://schemas.microsoft.com/office/word/2015/wordml/symex" xmlns:wpg="http://schemas.microsoft.com/office/word/2010/wordprocessingGroup" xmlns:wpi="http://schemas.microsoft.com/office/word/2010/wordprocessingInk" xmlns:wne="http://schemas.microsoft.com/office/word/2006/wordml" xmlns:wps="http://schemas.microsoft.com/office/word/2010/wordprocessingShape" mc:Ignorable="w14 w15 w16se w16cid w16 w16cex w16sdtdh wp14">
   <w:body>
     <w:p>
       <w:pPr>
@@ -56,7 +56,7 @@
           <w:sz w:val="44"/>
           <w:szCs w:val="44"/>
         </w:rPr>
-        <w:t xml:space="preserve">     </w:t>
+        <w:t xml:space="preserve">   </w:t>
       </w:r>
       <w:r>
         <w:rPr>
@@ -254,9 +254,9 @@
           <w:numId w:val="16"/>
         </w:numPr>
         <w:spacing w:line="440" w:lineRule="exact"/>
-        <w:ind w:leftChars="0"/>
-        <w:rPr>
-          <w:rFonts w:ascii="標楷體" w:eastAsia="標楷體" w:hAnsi="標楷體" w:cs="標楷體" w:hint="eastAsia"/>
+        <w:ind w:leftChars="0" w:left="284" w:hanging="284"/>
+        <w:rPr>
+          <w:rFonts w:ascii="標楷體" w:eastAsia="標楷體" w:hAnsi="標楷體" w:cs="標楷體"/>
           <w:sz w:val="28"/>
           <w:szCs w:val="28"/>
         </w:rPr>
@@ -345,20 +345,28 @@
           <w:numId w:val="16"/>
         </w:numPr>
         <w:spacing w:line="440" w:lineRule="exact"/>
-        <w:ind w:leftChars="0"/>
+        <w:ind w:leftChars="0" w:left="284" w:hanging="284"/>
+        <w:rPr>
+          <w:rFonts w:ascii="標楷體" w:eastAsia="標楷體" w:hAnsi="標楷體" w:cs="標楷體"/>
+          <w:sz w:val="28"/>
+          <w:szCs w:val="28"/>
+        </w:rPr>
+      </w:pPr>
+      <w:r>
         <w:rPr>
           <w:rFonts w:ascii="標楷體" w:eastAsia="標楷體" w:hAnsi="標楷體" w:cs="標楷體" w:hint="eastAsia"/>
           <w:sz w:val="28"/>
           <w:szCs w:val="28"/>
         </w:rPr>
-      </w:pPr>
+        <w:t>超然台：</w:t>
+      </w:r>
       <w:r>
         <w:rPr>
           <w:rFonts w:ascii="標楷體" w:eastAsia="標楷體" w:hAnsi="標楷體" w:cs="標楷體" w:hint="eastAsia"/>
           <w:sz w:val="28"/>
           <w:szCs w:val="28"/>
         </w:rPr>
-        <w:t>超然台：築在</w:t>
+        <w:t>位於</w:t>
       </w:r>
       <w:r>
         <w:rPr>
@@ -409,7 +417,16 @@
           <w:sz w:val="28"/>
           <w:szCs w:val="28"/>
         </w:rPr>
-        <w:t>）</w:t>
+        <w:t>）北城，</w:t>
+      </w:r>
+      <w:r>
+        <w:rPr>
+          <w:rFonts w:ascii="標楷體" w:eastAsia="標楷體" w:hAnsi="標楷體" w:cs="標楷體" w:hint="eastAsia"/>
+          <w:sz w:val="28"/>
+          <w:szCs w:val="28"/>
+          <w:u w:val="single"/>
+        </w:rPr>
+        <w:t>蘇軾</w:t>
       </w:r>
       <w:proofErr w:type="gramStart"/>
       <w:r>
@@ -418,7 +435,7 @@
           <w:sz w:val="28"/>
           <w:szCs w:val="28"/>
         </w:rPr>
-        <w:t>北城上</w:t>
+        <w:t>任通判</w:t>
       </w:r>
       <w:proofErr w:type="gramEnd"/>
       <w:r>
@@ -427,7 +444,7 @@
           <w:sz w:val="28"/>
           <w:szCs w:val="28"/>
         </w:rPr>
-        <w:t>，登台可眺望全城。</w:t>
+        <w:t>時所築。</w:t>
       </w:r>
     </w:p>
     <w:p>
@@ -438,9 +455,9 @@
           <w:numId w:val="16"/>
         </w:numPr>
         <w:spacing w:line="440" w:lineRule="exact"/>
-        <w:ind w:leftChars="0"/>
-        <w:rPr>
-          <w:rFonts w:ascii="標楷體" w:eastAsia="標楷體" w:hAnsi="標楷體" w:cs="標楷體" w:hint="eastAsia"/>
+        <w:ind w:leftChars="0" w:left="284" w:hanging="284"/>
+        <w:rPr>
+          <w:rFonts w:ascii="標楷體" w:eastAsia="標楷體" w:hAnsi="標楷體" w:cs="標楷體"/>
           <w:sz w:val="28"/>
           <w:szCs w:val="28"/>
         </w:rPr>
@@ -462,55 +479,46 @@
           <w:numId w:val="16"/>
         </w:numPr>
         <w:spacing w:line="440" w:lineRule="exact"/>
-        <w:ind w:leftChars="0"/>
+        <w:ind w:leftChars="0" w:left="284" w:hanging="284"/>
+        <w:rPr>
+          <w:rFonts w:ascii="標楷體" w:eastAsia="標楷體" w:hAnsi="標楷體" w:cs="標楷體"/>
+          <w:sz w:val="28"/>
+          <w:szCs w:val="28"/>
+        </w:rPr>
+      </w:pPr>
+      <w:r>
         <w:rPr>
           <w:rFonts w:ascii="標楷體" w:eastAsia="標楷體" w:hAnsi="標楷體" w:cs="標楷體" w:hint="eastAsia"/>
           <w:sz w:val="28"/>
           <w:szCs w:val="28"/>
         </w:rPr>
-      </w:pPr>
+        <w:t>寒食：舊時</w:t>
+      </w:r>
       <w:r>
         <w:rPr>
           <w:rFonts w:ascii="標楷體" w:eastAsia="標楷體" w:hAnsi="標楷體" w:cs="標楷體" w:hint="eastAsia"/>
           <w:sz w:val="28"/>
           <w:szCs w:val="28"/>
         </w:rPr>
-        <w:t>寒食：節令。舊時</w:t>
-      </w:r>
+        <w:t>清明節前一日或兩日，</w:t>
+      </w:r>
+      <w:proofErr w:type="gramStart"/>
       <w:r>
         <w:rPr>
           <w:rFonts w:ascii="標楷體" w:eastAsia="標楷體" w:hAnsi="標楷體" w:cs="標楷體" w:hint="eastAsia"/>
           <w:sz w:val="28"/>
           <w:szCs w:val="28"/>
         </w:rPr>
-        <w:t>清明</w:t>
-      </w:r>
+        <w:t>禁火冷食</w:t>
+      </w:r>
+      <w:proofErr w:type="gramEnd"/>
       <w:r>
         <w:rPr>
           <w:rFonts w:ascii="標楷體" w:eastAsia="標楷體" w:hAnsi="標楷體" w:cs="標楷體" w:hint="eastAsia"/>
           <w:sz w:val="28"/>
           <w:szCs w:val="28"/>
         </w:rPr>
-        <w:t>前一天（一說二天）為</w:t>
-      </w:r>
-      <w:hyperlink r:id="rId7" w:history="1">
-        <w:r>
-          <w:rPr>
-            <w:rStyle w:val="a4"/>
-            <w:rFonts w:ascii="標楷體" w:eastAsia="標楷體" w:hAnsi="標楷體" w:cs="標楷體" w:hint="eastAsia"/>
-            <w:sz w:val="28"/>
-            <w:szCs w:val="28"/>
-          </w:rPr>
-          <w:t>寒食節</w:t>
-        </w:r>
-      </w:hyperlink>
-      <w:r>
-        <w:rPr>
-          <w:rFonts w:ascii="標楷體" w:eastAsia="標楷體" w:hAnsi="標楷體" w:cs="標楷體" w:hint="eastAsia"/>
-          <w:sz w:val="28"/>
-          <w:szCs w:val="28"/>
-        </w:rPr>
-        <w:t>。</w:t>
+        <w:t>，為寒食節。</w:t>
       </w:r>
     </w:p>
     <w:p>
@@ -521,9 +529,9 @@
           <w:numId w:val="16"/>
         </w:numPr>
         <w:spacing w:line="440" w:lineRule="exact"/>
-        <w:ind w:leftChars="0"/>
-        <w:rPr>
-          <w:rFonts w:ascii="標楷體" w:eastAsia="標楷體" w:hAnsi="標楷體" w:cs="標楷體" w:hint="eastAsia"/>
+        <w:ind w:leftChars="0" w:left="284" w:hanging="284"/>
+        <w:rPr>
+          <w:rFonts w:ascii="標楷體" w:eastAsia="標楷體" w:hAnsi="標楷體" w:cs="標楷體"/>
           <w:sz w:val="28"/>
           <w:szCs w:val="28"/>
         </w:rPr>
@@ -591,7 +599,15 @@
           <w:sz w:val="28"/>
           <w:szCs w:val="28"/>
         </w:rPr>
-        <w:t>：嘆息、慨嘆。</w:t>
+        <w:t>：</w:t>
+      </w:r>
+      <w:r>
+        <w:rPr>
+          <w:rFonts w:ascii="標楷體" w:eastAsia="標楷體" w:hAnsi="標楷體" w:cs="標楷體" w:hint="eastAsia"/>
+          <w:sz w:val="28"/>
+          <w:szCs w:val="28"/>
+        </w:rPr>
+        <w:t>嘆息、唉聲嘆氣。形容內心有所感觸、惆悵而發出的嘆息聲。</w:t>
       </w:r>
     </w:p>
     <w:p>
@@ -602,9 +618,9 @@
           <w:numId w:val="16"/>
         </w:numPr>
         <w:spacing w:line="440" w:lineRule="exact"/>
-        <w:ind w:leftChars="0"/>
-        <w:rPr>
-          <w:rFonts w:ascii="標楷體" w:eastAsia="標楷體" w:hAnsi="標楷體" w:cs="標楷體" w:hint="eastAsia"/>
+        <w:ind w:leftChars="0" w:left="284" w:hanging="284"/>
+        <w:rPr>
+          <w:rFonts w:ascii="標楷體" w:eastAsia="標楷體" w:hAnsi="標楷體" w:cs="標楷體"/>
           <w:sz w:val="28"/>
           <w:szCs w:val="28"/>
         </w:rPr>
@@ -626,7 +642,7 @@
           <w:numId w:val="16"/>
         </w:numPr>
         <w:spacing w:line="440" w:lineRule="exact"/>
-        <w:ind w:leftChars="0"/>
+        <w:ind w:leftChars="0" w:left="284" w:hanging="284"/>
         <w:rPr>
           <w:rFonts w:ascii="標楷體" w:eastAsia="標楷體" w:hAnsi="標楷體" w:cs="標楷體"/>
           <w:sz w:val="28"/>
@@ -656,34 +672,68 @@
           <w:rFonts w:ascii="標楷體" w:eastAsia="標楷體" w:hAnsi="標楷體" w:cs="標楷體" w:hint="eastAsia"/>
           <w:sz w:val="28"/>
           <w:szCs w:val="28"/>
-          <w:u w:val="single"/>
-        </w:rPr>
-        <w:t>唐</w:t>
-      </w:r>
+        </w:rPr>
+        <w:t>指</w:t>
+      </w:r>
+      <w:proofErr w:type="gramStart"/>
       <w:r>
         <w:rPr>
           <w:rFonts w:ascii="標楷體" w:eastAsia="標楷體" w:hAnsi="標楷體" w:cs="標楷體" w:hint="eastAsia"/>
           <w:sz w:val="28"/>
           <w:szCs w:val="28"/>
         </w:rPr>
-        <w:t xml:space="preserve"> </w:t>
-      </w:r>
+        <w:t>寒食禁火過後</w:t>
+      </w:r>
+      <w:proofErr w:type="gramEnd"/>
       <w:r>
         <w:rPr>
           <w:rFonts w:ascii="標楷體" w:eastAsia="標楷體" w:hAnsi="標楷體" w:cs="標楷體" w:hint="eastAsia"/>
           <w:sz w:val="28"/>
           <w:szCs w:val="28"/>
-          <w:u w:val="single"/>
-        </w:rPr>
-        <w:t>宋</w:t>
-      </w:r>
+        </w:rPr>
+        <w:t>，重新鑽</w:t>
+      </w:r>
+      <w:proofErr w:type="gramStart"/>
       <w:r>
         <w:rPr>
           <w:rFonts w:ascii="標楷體" w:eastAsia="標楷體" w:hAnsi="標楷體" w:cs="標楷體" w:hint="eastAsia"/>
           <w:sz w:val="28"/>
           <w:szCs w:val="28"/>
         </w:rPr>
-        <w:t>習俗，清明前二天起，</w:t>
+        <w:t>燧</w:t>
+      </w:r>
+      <w:proofErr w:type="gramEnd"/>
+      <w:r>
+        <w:rPr>
+          <w:rFonts w:ascii="標楷體" w:eastAsia="標楷體" w:hAnsi="標楷體" w:cs="標楷體" w:hint="eastAsia"/>
+          <w:sz w:val="28"/>
+          <w:szCs w:val="28"/>
+        </w:rPr>
+        <w:t>(</w:t>
+      </w:r>
+      <w:r>
+        <w:rPr>
+          <w:rFonts w:ascii="標楷體" w:eastAsia="標楷體" w:hAnsi="標楷體" w:cs="標楷體" w:hint="eastAsia"/>
+          <w:sz w:val="28"/>
+          <w:szCs w:val="28"/>
+        </w:rPr>
+        <w:t>鑽木取火</w:t>
+      </w:r>
+      <w:r>
+        <w:rPr>
+          <w:rFonts w:ascii="標楷體" w:eastAsia="標楷體" w:hAnsi="標楷體" w:cs="標楷體" w:hint="eastAsia"/>
+          <w:sz w:val="28"/>
+          <w:szCs w:val="28"/>
+        </w:rPr>
+        <w:t>)</w:t>
+      </w:r>
+      <w:r>
+        <w:rPr>
+          <w:rFonts w:ascii="標楷體" w:eastAsia="標楷體" w:hAnsi="標楷體" w:cs="標楷體" w:hint="eastAsia"/>
+          <w:sz w:val="28"/>
+          <w:szCs w:val="28"/>
+        </w:rPr>
+        <w:t>或摩擦生出的嶄新火種。古人</w:t>
       </w:r>
       <w:proofErr w:type="gramStart"/>
       <w:r>
@@ -692,7 +742,7 @@
           <w:sz w:val="28"/>
           <w:szCs w:val="28"/>
         </w:rPr>
-        <w:t>禁火三日</w:t>
+        <w:t>認為新火象徵</w:t>
       </w:r>
       <w:proofErr w:type="gramEnd"/>
       <w:r>
@@ -701,125 +751,7 @@
           <w:sz w:val="28"/>
           <w:szCs w:val="28"/>
         </w:rPr>
-        <w:t>。節後另</w:t>
-      </w:r>
-      <w:proofErr w:type="gramStart"/>
-      <w:r>
-        <w:rPr>
-          <w:rFonts w:ascii="標楷體" w:eastAsia="標楷體" w:hAnsi="標楷體" w:cs="標楷體" w:hint="eastAsia"/>
-          <w:sz w:val="28"/>
-          <w:szCs w:val="28"/>
-        </w:rPr>
-        <w:t>取榆柳</w:t>
-      </w:r>
-      <w:r>
-        <w:rPr>
-          <w:rFonts w:ascii="標楷體" w:eastAsia="標楷體" w:hAnsi="標楷體" w:cs="標楷體" w:hint="eastAsia"/>
-          <w:sz w:val="28"/>
-          <w:szCs w:val="28"/>
-        </w:rPr>
-        <w:t>(</w:t>
-      </w:r>
-      <w:proofErr w:type="gramEnd"/>
-      <w:r>
-        <w:rPr>
-          <w:rFonts w:ascii="標楷體" w:eastAsia="標楷體" w:hAnsi="標楷體" w:cs="標楷體" w:hint="eastAsia"/>
-          <w:sz w:val="28"/>
-          <w:szCs w:val="28"/>
-        </w:rPr>
-        <w:t>榆樹與柳樹</w:t>
-      </w:r>
-      <w:r>
-        <w:rPr>
-          <w:rFonts w:ascii="標楷體" w:eastAsia="標楷體" w:hAnsi="標楷體" w:cs="標楷體" w:hint="eastAsia"/>
-          <w:sz w:val="28"/>
-          <w:szCs w:val="28"/>
-        </w:rPr>
-        <w:t>)</w:t>
-      </w:r>
-      <w:r>
-        <w:rPr>
-          <w:rFonts w:ascii="標楷體" w:eastAsia="標楷體" w:hAnsi="標楷體" w:cs="標楷體" w:hint="eastAsia"/>
-          <w:sz w:val="28"/>
-          <w:szCs w:val="28"/>
-        </w:rPr>
-        <w:t>之</w:t>
-      </w:r>
-      <w:proofErr w:type="gramStart"/>
-      <w:r>
-        <w:rPr>
-          <w:rFonts w:ascii="標楷體" w:eastAsia="標楷體" w:hAnsi="標楷體" w:cs="標楷體" w:hint="eastAsia"/>
-          <w:sz w:val="28"/>
-          <w:szCs w:val="28"/>
-        </w:rPr>
-        <w:t>火稱</w:t>
-      </w:r>
-      <w:r>
-        <w:rPr>
-          <w:rFonts w:ascii="標楷體" w:eastAsia="標楷體" w:hAnsi="標楷體" w:cs="標楷體" w:hint="eastAsia"/>
-          <w:sz w:val="28"/>
-          <w:szCs w:val="28"/>
-        </w:rPr>
-        <w:t>「</w:t>
-      </w:r>
-      <w:r>
-        <w:rPr>
-          <w:rFonts w:ascii="標楷體" w:eastAsia="標楷體" w:hAnsi="標楷體" w:cs="標楷體" w:hint="eastAsia"/>
-          <w:sz w:val="28"/>
-          <w:szCs w:val="28"/>
-        </w:rPr>
-        <w:t>新火</w:t>
-      </w:r>
-      <w:proofErr w:type="gramEnd"/>
-      <w:r>
-        <w:rPr>
-          <w:rFonts w:ascii="標楷體" w:eastAsia="標楷體" w:hAnsi="標楷體" w:cs="標楷體" w:hint="eastAsia"/>
-          <w:sz w:val="28"/>
-          <w:szCs w:val="28"/>
-        </w:rPr>
-        <w:t>」</w:t>
-      </w:r>
-      <w:r>
-        <w:rPr>
-          <w:rFonts w:ascii="標楷體" w:eastAsia="標楷體" w:hAnsi="標楷體" w:cs="標楷體" w:hint="eastAsia"/>
-          <w:sz w:val="28"/>
-          <w:szCs w:val="28"/>
-        </w:rPr>
-        <w:t>。新茶：指清明前採摘的</w:t>
-      </w:r>
-      <w:r>
-        <w:rPr>
-          <w:rFonts w:ascii="標楷體" w:eastAsia="標楷體" w:hAnsi="標楷體" w:cs="標楷體" w:hint="eastAsia"/>
-          <w:sz w:val="28"/>
-          <w:szCs w:val="28"/>
-        </w:rPr>
-        <w:t>「</w:t>
-      </w:r>
-      <w:proofErr w:type="gramStart"/>
-      <w:r>
-        <w:rPr>
-          <w:rFonts w:ascii="標楷體" w:eastAsia="標楷體" w:hAnsi="標楷體" w:cs="標楷體" w:hint="eastAsia"/>
-          <w:sz w:val="28"/>
-          <w:szCs w:val="28"/>
-        </w:rPr>
-        <w:t>雨前茶</w:t>
-      </w:r>
-      <w:proofErr w:type="gramEnd"/>
-      <w:r>
-        <w:rPr>
-          <w:rFonts w:ascii="標楷體" w:eastAsia="標楷體" w:hAnsi="標楷體" w:cs="標楷體" w:hint="eastAsia"/>
-          <w:sz w:val="28"/>
-          <w:szCs w:val="28"/>
-        </w:rPr>
-        <w:t>」</w:t>
-      </w:r>
-      <w:r>
-        <w:rPr>
-          <w:rFonts w:ascii="標楷體" w:eastAsia="標楷體" w:hAnsi="標楷體" w:cs="標楷體" w:hint="eastAsia"/>
-          <w:sz w:val="28"/>
-          <w:szCs w:val="28"/>
-        </w:rPr>
-        <w:t>。</w:t>
+        <w:t>著季節的更新與生命的生機。</w:t>
       </w:r>
     </w:p>
     <w:p>
@@ -844,28 +776,20 @@
     </w:p>
     <w:p>
       <w:pPr>
-        <w:spacing w:line="480" w:lineRule="exact"/>
-        <w:rPr>
-          <w:rFonts w:ascii="標楷體" w:eastAsia="標楷體" w:hAnsi="標楷體" w:hint="eastAsia"/>
-          <w:sz w:val="28"/>
-          <w:szCs w:val="28"/>
-        </w:rPr>
-      </w:pPr>
-      <w:r>
-        <w:rPr>
-          <w:rFonts w:ascii="標楷體" w:eastAsia="標楷體" w:hAnsi="標楷體" w:hint="eastAsia"/>
-          <w:sz w:val="28"/>
-          <w:szCs w:val="28"/>
-        </w:rPr>
-        <w:t xml:space="preserve">　　</w:t>
-      </w:r>
-      <w:r>
-        <w:rPr>
-          <w:rFonts w:ascii="標楷體" w:eastAsia="標楷體" w:hAnsi="標楷體" w:hint="eastAsia"/>
-          <w:sz w:val="28"/>
-          <w:szCs w:val="28"/>
-        </w:rPr>
-        <w:t>春天還沒有過去，微風細細，柳枝斜</w:t>
+        <w:spacing w:line="440" w:lineRule="exact"/>
+        <w:rPr>
+          <w:rFonts w:ascii="標楷體" w:eastAsia="標楷體" w:hAnsi="標楷體" w:hint="eastAsia"/>
+          <w:sz w:val="28"/>
+          <w:szCs w:val="28"/>
+        </w:rPr>
+      </w:pPr>
+      <w:r>
+        <w:rPr>
+          <w:rFonts w:ascii="標楷體" w:eastAsia="標楷體" w:hAnsi="標楷體" w:hint="eastAsia"/>
+          <w:sz w:val="28"/>
+          <w:szCs w:val="28"/>
+        </w:rPr>
+        <w:t>春意猶存，微風輕拂著斜</w:t>
       </w:r>
       <w:proofErr w:type="gramStart"/>
       <w:r>
@@ -883,24 +807,7 @@
           <w:sz w:val="28"/>
           <w:szCs w:val="28"/>
         </w:rPr>
-        <w:t>隨之起舞。登上</w:t>
-      </w:r>
-      <w:r>
-        <w:rPr>
-          <w:rFonts w:ascii="標楷體" w:eastAsia="標楷體" w:hAnsi="標楷體" w:hint="eastAsia"/>
-          <w:sz w:val="28"/>
-          <w:szCs w:val="28"/>
-          <w:u w:val="single"/>
-        </w:rPr>
-        <w:t>超然台</w:t>
-      </w:r>
-      <w:r>
-        <w:rPr>
-          <w:rFonts w:ascii="標楷體" w:eastAsia="標楷體" w:hAnsi="標楷體" w:hint="eastAsia"/>
-          <w:sz w:val="28"/>
-          <w:szCs w:val="28"/>
-        </w:rPr>
-        <w:t>遠遠眺望，護城河</w:t>
+        <w:t>的柳枝。試著登上超然</w:t>
       </w:r>
       <w:proofErr w:type="gramStart"/>
       <w:r>
@@ -909,7 +816,7 @@
           <w:sz w:val="28"/>
           <w:szCs w:val="28"/>
         </w:rPr>
-        <w:t>只半滿的</w:t>
+        <w:t>臺</w:t>
       </w:r>
       <w:proofErr w:type="gramEnd"/>
       <w:r>
@@ -918,7 +825,7 @@
           <w:sz w:val="28"/>
           <w:szCs w:val="28"/>
         </w:rPr>
-        <w:t>春水微微閃動，城內則是</w:t>
+        <w:t>眺望遠方，護城河裡</w:t>
       </w:r>
       <w:proofErr w:type="gramStart"/>
       <w:r>
@@ -927,7 +834,7 @@
           <w:sz w:val="28"/>
           <w:szCs w:val="28"/>
         </w:rPr>
-        <w:t>繽紛競放</w:t>
+        <w:t>半滿的春</w:t>
       </w:r>
       <w:proofErr w:type="gramEnd"/>
       <w:r>
@@ -936,7 +843,7 @@
           <w:sz w:val="28"/>
           <w:szCs w:val="28"/>
         </w:rPr>
-        <w:t>的春花。更遠處，家家瓦房</w:t>
+        <w:t>水</w:t>
       </w:r>
       <w:proofErr w:type="gramStart"/>
       <w:r>
@@ -945,7 +852,7 @@
           <w:sz w:val="28"/>
           <w:szCs w:val="28"/>
         </w:rPr>
-        <w:t>均在雨影</w:t>
+        <w:t>映照著城中</w:t>
       </w:r>
       <w:proofErr w:type="gramEnd"/>
       <w:r>
@@ -954,12 +861,12 @@
           <w:sz w:val="28"/>
           <w:szCs w:val="28"/>
         </w:rPr>
-        <w:t>之中。</w:t>
+        <w:t>盛開的繁花，煙雨迷濛籠罩著千家萬戶。</w:t>
       </w:r>
     </w:p>
     <w:p>
       <w:pPr>
-        <w:spacing w:line="480" w:lineRule="exact"/>
+        <w:spacing w:beforeLines="50" w:before="180" w:line="440" w:lineRule="exact"/>
         <w:rPr>
           <w:rFonts w:ascii="標楷體" w:eastAsia="標楷體" w:hAnsi="標楷體"/>
           <w:sz w:val="28"/>
@@ -972,15 +879,7 @@
           <w:sz w:val="28"/>
           <w:szCs w:val="28"/>
         </w:rPr>
-        <w:t xml:space="preserve">　　</w:t>
-      </w:r>
-      <w:r>
-        <w:rPr>
-          <w:rFonts w:ascii="標楷體" w:eastAsia="標楷體" w:hAnsi="標楷體" w:hint="eastAsia"/>
-          <w:sz w:val="28"/>
-          <w:szCs w:val="28"/>
-        </w:rPr>
-        <w:t>寒食節過後，酒醒反而因思鄉而嘆息不已，只得自我安慰：不要在老朋友面前思念故鄉了，姑且點</w:t>
+        <w:t>寒食節過後，酒醒時分不禁令人發出嘆息。不要在老朋友面前思念家鄉，且趁著這大好時光，</w:t>
       </w:r>
       <w:proofErr w:type="gramStart"/>
       <w:r>
@@ -989,7 +888,7 @@
           <w:sz w:val="28"/>
           <w:szCs w:val="28"/>
         </w:rPr>
-        <w:t>上新火來</w:t>
+        <w:t>用新火來</w:t>
       </w:r>
       <w:proofErr w:type="gramEnd"/>
       <w:r>
@@ -998,33 +897,7 @@
           <w:sz w:val="28"/>
           <w:szCs w:val="28"/>
         </w:rPr>
-        <w:t>烹煮一杯剛</w:t>
-      </w:r>
-      <w:proofErr w:type="gramStart"/>
-      <w:r>
-        <w:rPr>
-          <w:rFonts w:ascii="標楷體" w:eastAsia="標楷體" w:hAnsi="標楷體" w:hint="eastAsia"/>
-          <w:sz w:val="28"/>
-          <w:szCs w:val="28"/>
-        </w:rPr>
-        <w:t>採</w:t>
-      </w:r>
-      <w:proofErr w:type="gramEnd"/>
-      <w:r>
-        <w:rPr>
-          <w:rFonts w:ascii="標楷體" w:eastAsia="標楷體" w:hAnsi="標楷體" w:hint="eastAsia"/>
-          <w:sz w:val="28"/>
-          <w:szCs w:val="28"/>
-        </w:rPr>
-        <w:t>的新茶，作詩醉酒都要趁年華尚在啊</w:t>
-      </w:r>
-      <w:r>
-        <w:rPr>
-          <w:rFonts w:ascii="標楷體" w:eastAsia="標楷體" w:hAnsi="標楷體" w:hint="eastAsia"/>
-          <w:sz w:val="28"/>
-          <w:szCs w:val="28"/>
-        </w:rPr>
-        <w:t>！</w:t>
+        <w:t>烹煮新茶。把握青春年華，痛快地飲酒作詩吧！</w:t>
       </w:r>
     </w:p>
     <w:p>
@@ -1058,8 +931,9 @@
     <w:p>
       <w:pPr>
         <w:spacing w:line="480" w:lineRule="exact"/>
-        <w:rPr>
-          <w:rFonts w:ascii="標楷體" w:eastAsia="標楷體" w:hAnsi="標楷體"/>
+        <w:jc w:val="both"/>
+        <w:rPr>
+          <w:rFonts w:ascii="標楷體" w:eastAsia="標楷體" w:hAnsi="標楷體" w:hint="eastAsia"/>
           <w:sz w:val="28"/>
           <w:szCs w:val="28"/>
         </w:rPr>
@@ -1077,25 +951,17 @@
           <w:rFonts w:ascii="標楷體" w:eastAsia="標楷體" w:hAnsi="標楷體" w:hint="eastAsia"/>
           <w:sz w:val="28"/>
           <w:szCs w:val="28"/>
-        </w:rPr>
-        <w:t>公元1074年（</w:t>
-      </w:r>
-      <w:r>
-        <w:rPr>
-          <w:rFonts w:ascii="標楷體" w:eastAsia="標楷體" w:hAnsi="標楷體" w:hint="eastAsia"/>
-          <w:sz w:val="28"/>
-          <w:szCs w:val="28"/>
           <w:u w:val="single"/>
         </w:rPr>
-        <w:t>宋神宗</w:t>
-      </w:r>
-      <w:r>
-        <w:rPr>
-          <w:rFonts w:ascii="標楷體" w:eastAsia="標楷體" w:hAnsi="標楷體" w:hint="eastAsia"/>
-          <w:sz w:val="28"/>
-          <w:szCs w:val="28"/>
-        </w:rPr>
-        <w:t xml:space="preserve"> </w:t>
+        <w:t>蘇軾</w:t>
+      </w:r>
+      <w:r>
+        <w:rPr>
+          <w:rFonts w:ascii="標楷體" w:eastAsia="標楷體" w:hAnsi="標楷體" w:hint="eastAsia"/>
+          <w:sz w:val="28"/>
+          <w:szCs w:val="28"/>
+        </w:rPr>
+        <w:t>的《望江南·超然台作》是</w:t>
       </w:r>
       <w:r>
         <w:rPr>
@@ -1104,100 +970,15 @@
           <w:szCs w:val="28"/>
           <w:u w:val="single"/>
         </w:rPr>
-        <w:t>熙寧</w:t>
-      </w:r>
-      <w:r>
-        <w:rPr>
-          <w:rFonts w:ascii="標楷體" w:eastAsia="標楷體" w:hAnsi="標楷體" w:hint="eastAsia"/>
-          <w:sz w:val="28"/>
-          <w:szCs w:val="28"/>
-        </w:rPr>
-        <w:t>七年）秋，</w:t>
-      </w:r>
-      <w:r>
-        <w:rPr>
-          <w:rFonts w:ascii="標楷體" w:eastAsia="標楷體" w:hAnsi="標楷體" w:hint="eastAsia"/>
-          <w:sz w:val="28"/>
-          <w:szCs w:val="28"/>
-          <w:u w:val="single"/>
-        </w:rPr>
-        <w:t>蘇軾</w:t>
-      </w:r>
-      <w:r>
-        <w:rPr>
-          <w:rFonts w:ascii="標楷體" w:eastAsia="標楷體" w:hAnsi="標楷體" w:hint="eastAsia"/>
-          <w:sz w:val="28"/>
-          <w:szCs w:val="28"/>
-        </w:rPr>
-        <w:t>由</w:t>
-      </w:r>
-      <w:r>
-        <w:rPr>
-          <w:rFonts w:ascii="標楷體" w:eastAsia="標楷體" w:hAnsi="標楷體" w:hint="eastAsia"/>
-          <w:sz w:val="28"/>
-          <w:szCs w:val="28"/>
-          <w:u w:val="single"/>
-        </w:rPr>
-        <w:t>杭州</w:t>
-      </w:r>
-      <w:r>
-        <w:rPr>
-          <w:rFonts w:ascii="標楷體" w:eastAsia="標楷體" w:hAnsi="標楷體" w:hint="eastAsia"/>
-          <w:sz w:val="28"/>
-          <w:szCs w:val="28"/>
-        </w:rPr>
-        <w:t>移守</w:t>
-      </w:r>
-      <w:r>
-        <w:rPr>
-          <w:rFonts w:ascii="標楷體" w:eastAsia="標楷體" w:hAnsi="標楷體" w:hint="eastAsia"/>
-          <w:sz w:val="28"/>
-          <w:szCs w:val="28"/>
-          <w:u w:val="single"/>
-        </w:rPr>
-        <w:t>密州</w:t>
-      </w:r>
-      <w:r>
-        <w:rPr>
-          <w:rFonts w:ascii="標楷體" w:eastAsia="標楷體" w:hAnsi="標楷體" w:hint="eastAsia"/>
-          <w:sz w:val="28"/>
-          <w:szCs w:val="28"/>
-        </w:rPr>
-        <w:t>（今</w:t>
-      </w:r>
-      <w:r>
-        <w:rPr>
-          <w:rFonts w:ascii="標楷體" w:eastAsia="標楷體" w:hAnsi="標楷體" w:hint="eastAsia"/>
-          <w:sz w:val="28"/>
-          <w:szCs w:val="28"/>
-          <w:u w:val="single"/>
-        </w:rPr>
-        <w:t>山東</w:t>
-      </w:r>
-      <w:r>
-        <w:rPr>
-          <w:rFonts w:ascii="標楷體" w:eastAsia="標楷體" w:hAnsi="標楷體" w:hint="eastAsia"/>
-          <w:sz w:val="28"/>
-          <w:szCs w:val="28"/>
-        </w:rPr>
-        <w:t xml:space="preserve"> </w:t>
-      </w:r>
-      <w:r>
-        <w:rPr>
-          <w:rFonts w:ascii="標楷體" w:eastAsia="標楷體" w:hAnsi="標楷體" w:hint="eastAsia"/>
-          <w:sz w:val="28"/>
-          <w:szCs w:val="28"/>
-          <w:u w:val="single"/>
-        </w:rPr>
-        <w:t>諸城</w:t>
-      </w:r>
-      <w:r>
-        <w:rPr>
-          <w:rFonts w:ascii="標楷體" w:eastAsia="標楷體" w:hAnsi="標楷體" w:hint="eastAsia"/>
-          <w:sz w:val="28"/>
-          <w:szCs w:val="28"/>
-        </w:rPr>
-        <w:t>）。次年八月，</w:t>
+        <w:t>北宋</w:t>
+      </w:r>
+      <w:r>
+        <w:rPr>
+          <w:rFonts w:ascii="標楷體" w:eastAsia="標楷體" w:hAnsi="標楷體" w:hint="eastAsia"/>
+          <w:sz w:val="28"/>
+          <w:szCs w:val="28"/>
+        </w:rPr>
+        <w:t>文學中極具代表性的</w:t>
       </w:r>
       <w:proofErr w:type="gramStart"/>
       <w:r>
@@ -1206,7 +987,52 @@
           <w:sz w:val="28"/>
           <w:szCs w:val="28"/>
         </w:rPr>
-        <w:t>他命人</w:t>
+        <w:t>一首融情入</w:t>
+      </w:r>
+      <w:proofErr w:type="gramEnd"/>
+      <w:r>
+        <w:rPr>
+          <w:rFonts w:ascii="標楷體" w:eastAsia="標楷體" w:hAnsi="標楷體" w:hint="eastAsia"/>
+          <w:sz w:val="28"/>
+          <w:szCs w:val="28"/>
+        </w:rPr>
+        <w:t>景之作。</w:t>
+      </w:r>
+      <w:proofErr w:type="gramStart"/>
+      <w:r>
+        <w:rPr>
+          <w:rFonts w:ascii="標楷體" w:eastAsia="標楷體" w:hAnsi="標楷體" w:hint="eastAsia"/>
+          <w:sz w:val="28"/>
+          <w:szCs w:val="28"/>
+        </w:rPr>
+        <w:t>全詞以</w:t>
+      </w:r>
+      <w:proofErr w:type="gramEnd"/>
+      <w:r>
+        <w:rPr>
+          <w:rFonts w:ascii="標楷體" w:eastAsia="標楷體" w:hAnsi="標楷體" w:hint="eastAsia"/>
+          <w:sz w:val="28"/>
+          <w:szCs w:val="28"/>
+        </w:rPr>
+        <w:t>清新明朗的筆觸開篇，隨後</w:t>
+      </w:r>
+      <w:proofErr w:type="gramStart"/>
+      <w:r>
+        <w:rPr>
+          <w:rFonts w:ascii="標楷體" w:eastAsia="標楷體" w:hAnsi="標楷體" w:hint="eastAsia"/>
+          <w:sz w:val="28"/>
+          <w:szCs w:val="28"/>
+        </w:rPr>
+        <w:t>筆鋒陡轉</w:t>
+      </w:r>
+      <w:proofErr w:type="gramEnd"/>
+      <w:r>
+        <w:rPr>
+          <w:rFonts w:ascii="標楷體" w:eastAsia="標楷體" w:hAnsi="標楷體" w:hint="eastAsia"/>
+          <w:sz w:val="28"/>
+          <w:szCs w:val="28"/>
+        </w:rPr>
+        <w:t>，將宦海漂泊的</w:t>
       </w:r>
       <w:r>
         <w:rPr>
@@ -1216,100 +1042,15 @@
           <w:sz w:val="28"/>
           <w:szCs w:val="28"/>
         </w:rPr>
-        <w:t>修葺</w:t>
-      </w:r>
-      <w:proofErr w:type="gramEnd"/>
-      <w:r>
-        <w:rPr>
-          <w:rFonts w:ascii="標楷體" w:eastAsia="標楷體" w:hAnsi="標楷體" w:hint="eastAsia"/>
-          <w:sz w:val="28"/>
-          <w:szCs w:val="28"/>
-        </w:rPr>
-        <w:t>城北舊台，並由其弟</w:t>
-      </w:r>
-      <w:r>
-        <w:rPr>
-          <w:rFonts w:ascii="標楷體" w:eastAsia="標楷體" w:hAnsi="標楷體" w:hint="eastAsia"/>
-          <w:sz w:val="28"/>
-          <w:szCs w:val="28"/>
-          <w:u w:val="single"/>
-        </w:rPr>
-        <w:t>蘇轍</w:t>
-      </w:r>
-      <w:r>
-        <w:rPr>
-          <w:rFonts w:ascii="標楷體" w:eastAsia="標楷體" w:hAnsi="標楷體" w:hint="eastAsia"/>
-          <w:sz w:val="28"/>
-          <w:szCs w:val="28"/>
-        </w:rPr>
-        <w:t>(</w:t>
-      </w:r>
-      <w:proofErr w:type="gramStart"/>
-      <w:r>
-        <w:rPr>
-          <w:rFonts w:ascii="標楷體" w:eastAsia="標楷體" w:hAnsi="標楷體" w:hint="eastAsia"/>
-          <w:color w:val="FF0000"/>
-          <w:sz w:val="16"/>
-          <w:szCs w:val="16"/>
-        </w:rPr>
-        <w:t>ㄔㄜˋ</w:t>
-      </w:r>
-      <w:proofErr w:type="gramEnd"/>
-      <w:r>
-        <w:rPr>
-          <w:rFonts w:ascii="標楷體" w:eastAsia="標楷體" w:hAnsi="標楷體" w:hint="eastAsia"/>
-          <w:sz w:val="28"/>
-          <w:szCs w:val="28"/>
-        </w:rPr>
-        <w:t>)</w:t>
-      </w:r>
-      <w:r>
-        <w:rPr>
-          <w:rFonts w:ascii="標楷體" w:eastAsia="標楷體" w:hAnsi="標楷體" w:hint="eastAsia"/>
-          <w:sz w:val="28"/>
-          <w:szCs w:val="28"/>
-        </w:rPr>
-        <w:t>題名</w:t>
-      </w:r>
-      <w:r>
-        <w:rPr>
-          <w:rFonts w:ascii="標楷體" w:eastAsia="標楷體" w:hAnsi="標楷體" w:hint="eastAsia"/>
-          <w:sz w:val="28"/>
-          <w:szCs w:val="28"/>
-        </w:rPr>
-        <w:t>「</w:t>
-      </w:r>
-      <w:r>
-        <w:rPr>
-          <w:rFonts w:ascii="標楷體" w:eastAsia="標楷體" w:hAnsi="標楷體" w:hint="eastAsia"/>
-          <w:sz w:val="28"/>
-          <w:szCs w:val="28"/>
-        </w:rPr>
-        <w:t>超然</w:t>
-      </w:r>
-      <w:r>
-        <w:rPr>
-          <w:rFonts w:ascii="標楷體" w:eastAsia="標楷體" w:hAnsi="標楷體" w:hint="eastAsia"/>
-          <w:sz w:val="28"/>
-          <w:szCs w:val="28"/>
-        </w:rPr>
-        <w:t>」</w:t>
-      </w:r>
-      <w:r>
-        <w:rPr>
-          <w:rFonts w:ascii="標楷體" w:eastAsia="標楷體" w:hAnsi="標楷體" w:hint="eastAsia"/>
-          <w:sz w:val="28"/>
-          <w:szCs w:val="28"/>
-        </w:rPr>
-        <w:t>，取《老子》</w:t>
-      </w:r>
-      <w:r>
-        <w:rPr>
-          <w:rFonts w:ascii="標楷體" w:eastAsia="標楷體" w:hAnsi="標楷體" w:hint="eastAsia"/>
-          <w:sz w:val="28"/>
-          <w:szCs w:val="28"/>
-        </w:rPr>
-        <w:t>「</w:t>
+        <w:t>惆悵</w:t>
+      </w:r>
+      <w:r>
+        <w:rPr>
+          <w:rFonts w:ascii="標楷體" w:eastAsia="標楷體" w:hAnsi="標楷體" w:hint="eastAsia"/>
+          <w:sz w:val="28"/>
+          <w:szCs w:val="28"/>
+        </w:rPr>
+        <w:t>與</w:t>
       </w:r>
       <w:r>
         <w:rPr>
@@ -1319,9 +1060,61 @@
           <w:sz w:val="28"/>
           <w:szCs w:val="28"/>
         </w:rPr>
-        <w:t>雖有</w:t>
+        <w:t>豁達</w:t>
+      </w:r>
+      <w:r>
+        <w:rPr>
+          <w:rFonts w:ascii="標楷體" w:eastAsia="標楷體" w:hAnsi="標楷體" w:hint="eastAsia"/>
+          <w:sz w:val="28"/>
+          <w:szCs w:val="28"/>
+        </w:rPr>
+        <w:t>樂觀的生命態度完美交織，展現了詞人歷經風雨後獨特的審美境界。</w:t>
+      </w:r>
+    </w:p>
+    <w:p>
+      <w:pPr>
+        <w:spacing w:line="480" w:lineRule="exact"/>
+        <w:jc w:val="both"/>
+        <w:rPr>
+          <w:rFonts w:ascii="標楷體" w:eastAsia="標楷體" w:hAnsi="標楷體" w:hint="eastAsia"/>
+          <w:sz w:val="28"/>
+          <w:szCs w:val="28"/>
+        </w:rPr>
+      </w:pPr>
+      <w:r>
+        <w:rPr>
+          <w:rFonts w:ascii="標楷體" w:eastAsia="標楷體" w:hAnsi="標楷體" w:hint="eastAsia"/>
+          <w:sz w:val="28"/>
+          <w:szCs w:val="28"/>
+        </w:rPr>
+        <w:t xml:space="preserve">    </w:t>
+      </w:r>
+      <w:r>
+        <w:rPr>
+          <w:rFonts w:ascii="標楷體" w:eastAsia="標楷體" w:hAnsi="標楷體" w:hint="eastAsia"/>
+          <w:sz w:val="28"/>
+          <w:szCs w:val="28"/>
+        </w:rPr>
+        <w:t>上片「</w:t>
       </w:r>
       <w:proofErr w:type="gramStart"/>
+      <w:r>
+        <w:rPr>
+          <w:rFonts w:ascii="標楷體" w:eastAsia="標楷體" w:hAnsi="標楷體" w:hint="eastAsia"/>
+          <w:sz w:val="28"/>
+          <w:szCs w:val="28"/>
+        </w:rPr>
+        <w:t>春未老，風細柳斜斜</w:t>
+      </w:r>
+      <w:proofErr w:type="gramEnd"/>
+      <w:r>
+        <w:rPr>
+          <w:rFonts w:ascii="標楷體" w:eastAsia="標楷體" w:hAnsi="標楷體" w:hint="eastAsia"/>
+          <w:sz w:val="28"/>
+          <w:szCs w:val="28"/>
+        </w:rPr>
+        <w:t>」描繪了一幅柔和生動的初春景致。春意尚未</w:t>
+      </w:r>
       <w:r>
         <w:rPr>
           <w:rFonts w:ascii="標楷體" w:eastAsia="標楷體" w:hAnsi="標楷體" w:hint="eastAsia"/>
@@ -1330,9 +1123,34 @@
           <w:sz w:val="28"/>
           <w:szCs w:val="28"/>
         </w:rPr>
-        <w:t>榮觀，燕處</w:t>
+        <w:t>闌珊</w:t>
+      </w:r>
+      <w:r>
+        <w:rPr>
+          <w:rFonts w:ascii="標楷體" w:eastAsia="標楷體" w:hAnsi="標楷體" w:hint="eastAsia"/>
+          <w:sz w:val="28"/>
+          <w:szCs w:val="28"/>
+        </w:rPr>
+        <w:t>，微風輕拂著細長</w:t>
+      </w:r>
+      <w:proofErr w:type="gramStart"/>
+      <w:r>
+        <w:rPr>
+          <w:rFonts w:ascii="標楷體" w:eastAsia="標楷體" w:hAnsi="標楷體" w:hint="eastAsia"/>
+          <w:sz w:val="28"/>
+          <w:szCs w:val="28"/>
+        </w:rPr>
+        <w:t>而微斜的</w:t>
       </w:r>
       <w:proofErr w:type="gramEnd"/>
+      <w:r>
+        <w:rPr>
+          <w:rFonts w:ascii="標楷體" w:eastAsia="標楷體" w:hAnsi="標楷體" w:hint="eastAsia"/>
+          <w:sz w:val="28"/>
+          <w:szCs w:val="28"/>
+        </w:rPr>
+        <w:t>柳枝，</w:t>
+      </w:r>
       <w:r>
         <w:rPr>
           <w:rFonts w:ascii="標楷體" w:eastAsia="標楷體" w:hAnsi="標楷體" w:hint="eastAsia"/>
@@ -1341,74 +1159,15 @@
           <w:sz w:val="28"/>
           <w:szCs w:val="28"/>
         </w:rPr>
-        <w:t>超然</w:t>
-      </w:r>
-      <w:r>
-        <w:rPr>
-          <w:rFonts w:ascii="標楷體" w:eastAsia="標楷體" w:hAnsi="標楷體" w:hint="eastAsia"/>
-          <w:sz w:val="28"/>
-          <w:szCs w:val="28"/>
-        </w:rPr>
-        <w:t>」</w:t>
-      </w:r>
-      <w:r>
-        <w:rPr>
-          <w:rFonts w:ascii="標楷體" w:eastAsia="標楷體" w:hAnsi="標楷體" w:hint="eastAsia"/>
-          <w:sz w:val="28"/>
-          <w:szCs w:val="28"/>
-        </w:rPr>
-        <w:t>之義。公元1076年（</w:t>
-      </w:r>
-      <w:r>
-        <w:rPr>
-          <w:rFonts w:ascii="標楷體" w:eastAsia="標楷體" w:hAnsi="標楷體" w:hint="eastAsia"/>
-          <w:sz w:val="28"/>
-          <w:szCs w:val="28"/>
-          <w:u w:val="single"/>
-        </w:rPr>
-        <w:t>熙寧</w:t>
-      </w:r>
-      <w:r>
-        <w:rPr>
-          <w:rFonts w:ascii="標楷體" w:eastAsia="標楷體" w:hAnsi="標楷體" w:hint="eastAsia"/>
-          <w:sz w:val="28"/>
-          <w:szCs w:val="28"/>
-        </w:rPr>
-        <w:t>九年）暮春，</w:t>
-      </w:r>
-      <w:r>
-        <w:rPr>
-          <w:rFonts w:ascii="標楷體" w:eastAsia="標楷體" w:hAnsi="標楷體" w:hint="eastAsia"/>
-          <w:sz w:val="28"/>
-          <w:szCs w:val="28"/>
-          <w:u w:val="single"/>
-        </w:rPr>
-        <w:t>蘇軾</w:t>
-      </w:r>
-      <w:r>
-        <w:rPr>
-          <w:rFonts w:ascii="標楷體" w:eastAsia="標楷體" w:hAnsi="標楷體" w:hint="eastAsia"/>
-          <w:sz w:val="28"/>
-          <w:szCs w:val="28"/>
-        </w:rPr>
-        <w:t>登</w:t>
-      </w:r>
-      <w:r>
-        <w:rPr>
-          <w:rFonts w:ascii="標楷體" w:eastAsia="標楷體" w:hAnsi="標楷體" w:hint="eastAsia"/>
-          <w:sz w:val="28"/>
-          <w:szCs w:val="28"/>
-          <w:u w:val="single"/>
-        </w:rPr>
-        <w:t>超然台</w:t>
-      </w:r>
-      <w:r>
-        <w:rPr>
-          <w:rFonts w:ascii="標楷體" w:eastAsia="標楷體" w:hAnsi="標楷體" w:hint="eastAsia"/>
-          <w:sz w:val="28"/>
-          <w:szCs w:val="28"/>
-        </w:rPr>
-        <w:t>，眺望春色煙雨，觸動鄉思，寫下了此作。這首</w:t>
+        <w:t>勾勒</w:t>
+      </w:r>
+      <w:r>
+        <w:rPr>
+          <w:rFonts w:ascii="標楷體" w:eastAsia="標楷體" w:hAnsi="標楷體" w:hint="eastAsia"/>
+          <w:sz w:val="28"/>
+          <w:szCs w:val="28"/>
+        </w:rPr>
+        <w:t>出春日特有的</w:t>
       </w:r>
       <w:r>
         <w:rPr>
@@ -1418,17 +1177,52 @@
           <w:sz w:val="28"/>
           <w:szCs w:val="28"/>
         </w:rPr>
-        <w:t>豪邁</w:t>
-      </w:r>
-      <w:r>
-        <w:rPr>
-          <w:rFonts w:ascii="標楷體" w:eastAsia="標楷體" w:hAnsi="標楷體" w:hint="eastAsia"/>
-          <w:sz w:val="28"/>
-          <w:szCs w:val="28"/>
-        </w:rPr>
-        <w:t>與</w:t>
+        <w:t>輕盈與靈動</w:t>
+      </w:r>
+      <w:r>
+        <w:rPr>
+          <w:rFonts w:ascii="標楷體" w:eastAsia="標楷體" w:hAnsi="標楷體" w:hint="eastAsia"/>
+          <w:sz w:val="28"/>
+          <w:szCs w:val="28"/>
+        </w:rPr>
+        <w:t>。接著「試上超然台上看，</w:t>
       </w:r>
       <w:proofErr w:type="gramStart"/>
+      <w:r>
+        <w:rPr>
+          <w:rFonts w:ascii="標楷體" w:eastAsia="標楷體" w:hAnsi="標楷體" w:hint="eastAsia"/>
+          <w:sz w:val="28"/>
+          <w:szCs w:val="28"/>
+        </w:rPr>
+        <w:t>半壕春水一城花</w:t>
+      </w:r>
+      <w:proofErr w:type="gramEnd"/>
+      <w:r>
+        <w:rPr>
+          <w:rFonts w:ascii="標楷體" w:eastAsia="標楷體" w:hAnsi="標楷體" w:hint="eastAsia"/>
+          <w:sz w:val="28"/>
+          <w:szCs w:val="28"/>
+        </w:rPr>
+        <w:t>」，詞人登高遠眺，視線由近及遠，護城河中</w:t>
+      </w:r>
+      <w:proofErr w:type="gramStart"/>
+      <w:r>
+        <w:rPr>
+          <w:rFonts w:ascii="標楷體" w:eastAsia="標楷體" w:hAnsi="標楷體" w:hint="eastAsia"/>
+          <w:sz w:val="28"/>
+          <w:szCs w:val="28"/>
+        </w:rPr>
+        <w:t>半滿的春</w:t>
+      </w:r>
+      <w:proofErr w:type="gramEnd"/>
+      <w:r>
+        <w:rPr>
+          <w:rFonts w:ascii="標楷體" w:eastAsia="標楷體" w:hAnsi="標楷體" w:hint="eastAsia"/>
+          <w:sz w:val="28"/>
+          <w:szCs w:val="28"/>
+        </w:rPr>
+        <w:t>水與城中盛開的繁花</w:t>
+      </w:r>
       <w:r>
         <w:rPr>
           <w:rFonts w:ascii="標楷體" w:eastAsia="標楷體" w:hAnsi="標楷體" w:hint="eastAsia"/>
@@ -1437,15 +1231,24 @@
           <w:sz w:val="28"/>
           <w:szCs w:val="28"/>
         </w:rPr>
-        <w:t>婉約</w:t>
-      </w:r>
-      <w:r>
-        <w:rPr>
-          <w:rFonts w:ascii="標楷體" w:eastAsia="標楷體" w:hAnsi="標楷體" w:hint="eastAsia"/>
-          <w:sz w:val="28"/>
-          <w:szCs w:val="28"/>
-        </w:rPr>
-        <w:t>相兼的</w:t>
+        <w:t>交相輝映</w:t>
+      </w:r>
+      <w:r>
+        <w:rPr>
+          <w:rFonts w:ascii="標楷體" w:eastAsia="標楷體" w:hAnsi="標楷體" w:hint="eastAsia"/>
+          <w:sz w:val="28"/>
+          <w:szCs w:val="28"/>
+        </w:rPr>
+        <w:t>，色彩明麗，充滿生機。然而，</w:t>
+      </w:r>
+      <w:proofErr w:type="gramStart"/>
+      <w:r>
+        <w:rPr>
+          <w:rFonts w:ascii="標楷體" w:eastAsia="標楷體" w:hAnsi="標楷體" w:hint="eastAsia"/>
+          <w:sz w:val="28"/>
+          <w:szCs w:val="28"/>
+        </w:rPr>
+        <w:t>結句</w:t>
       </w:r>
       <w:proofErr w:type="gramEnd"/>
       <w:r>
@@ -1454,7 +1257,25 @@
           <w:sz w:val="28"/>
           <w:szCs w:val="28"/>
         </w:rPr>
-        <w:t>詞，通過春日景象和作者感情、神態的複雜變化，表達了詞人</w:t>
+        <w:t>「煙雨暗千家」</w:t>
+      </w:r>
+      <w:proofErr w:type="gramStart"/>
+      <w:r>
+        <w:rPr>
+          <w:rFonts w:ascii="標楷體" w:eastAsia="標楷體" w:hAnsi="標楷體" w:hint="eastAsia"/>
+          <w:sz w:val="28"/>
+          <w:szCs w:val="28"/>
+        </w:rPr>
+        <w:t>筆調微變</w:t>
+      </w:r>
+      <w:proofErr w:type="gramEnd"/>
+      <w:r>
+        <w:rPr>
+          <w:rFonts w:ascii="標楷體" w:eastAsia="標楷體" w:hAnsi="標楷體" w:hint="eastAsia"/>
+          <w:sz w:val="28"/>
+          <w:szCs w:val="28"/>
+        </w:rPr>
+        <w:t>，</w:t>
       </w:r>
       <w:r>
         <w:rPr>
@@ -1464,15 +1285,24 @@
           <w:sz w:val="28"/>
           <w:szCs w:val="28"/>
         </w:rPr>
-        <w:t>豁達超脫</w:t>
-      </w:r>
-      <w:r>
-        <w:rPr>
-          <w:rFonts w:ascii="標楷體" w:eastAsia="標楷體" w:hAnsi="標楷體" w:hint="eastAsia"/>
-          <w:sz w:val="28"/>
-          <w:szCs w:val="28"/>
-        </w:rPr>
-        <w:t>的</w:t>
+        <w:t>一抹</w:t>
+      </w:r>
+      <w:r>
+        <w:rPr>
+          <w:rFonts w:ascii="標楷體" w:eastAsia="標楷體" w:hAnsi="標楷體" w:hint="eastAsia"/>
+          <w:sz w:val="28"/>
+          <w:szCs w:val="28"/>
+        </w:rPr>
+        <w:t>迷濛的煙雨籠罩了千家萬戶，為原本明媚的畫面添了一層</w:t>
+      </w:r>
+      <w:proofErr w:type="gramStart"/>
+      <w:r>
+        <w:rPr>
+          <w:rFonts w:ascii="標楷體" w:eastAsia="標楷體" w:hAnsi="標楷體" w:hint="eastAsia"/>
+          <w:sz w:val="28"/>
+          <w:szCs w:val="28"/>
+        </w:rPr>
+        <w:t>朦朧與</w:t>
       </w:r>
       <w:r>
         <w:rPr>
@@ -1482,23 +1312,16 @@
           <w:sz w:val="28"/>
           <w:szCs w:val="28"/>
         </w:rPr>
-        <w:t>襟懷</w:t>
-      </w:r>
-      <w:r>
-        <w:rPr>
-          <w:rFonts w:ascii="標楷體" w:eastAsia="標楷體" w:hAnsi="標楷體" w:hint="eastAsia"/>
-          <w:sz w:val="28"/>
-          <w:szCs w:val="28"/>
-        </w:rPr>
-        <w:t>和</w:t>
-      </w:r>
-      <w:r>
-        <w:rPr>
-          <w:rFonts w:ascii="標楷體" w:eastAsia="標楷體" w:hAnsi="標楷體" w:hint="eastAsia"/>
-          <w:sz w:val="28"/>
-          <w:szCs w:val="28"/>
-        </w:rPr>
-        <w:t>「</w:t>
+        <w:t>幽遠</w:t>
+      </w:r>
+      <w:proofErr w:type="gramEnd"/>
+      <w:r>
+        <w:rPr>
+          <w:rFonts w:ascii="標楷體" w:eastAsia="標楷體" w:hAnsi="標楷體" w:hint="eastAsia"/>
+          <w:sz w:val="28"/>
+          <w:szCs w:val="28"/>
+        </w:rPr>
+        <w:t>，也為下片的抒情埋下</w:t>
       </w:r>
       <w:r>
         <w:rPr>
@@ -1508,67 +1331,42 @@
           <w:sz w:val="28"/>
           <w:szCs w:val="28"/>
         </w:rPr>
-        <w:t>用之則行，舍之則藏</w:t>
-      </w:r>
-      <w:r>
-        <w:rPr>
-          <w:rFonts w:ascii="標楷體" w:eastAsia="標楷體" w:hAnsi="標楷體" w:hint="eastAsia"/>
-          <w:sz w:val="28"/>
-          <w:szCs w:val="28"/>
-        </w:rPr>
-        <w:t>」</w:t>
-      </w:r>
-      <w:r>
-        <w:rPr>
-          <w:rFonts w:ascii="標楷體" w:eastAsia="標楷體" w:hAnsi="標楷體" w:hint="eastAsia"/>
-          <w:sz w:val="28"/>
-          <w:szCs w:val="28"/>
-        </w:rPr>
-        <w:t>的人生態度。詞的</w:t>
-      </w:r>
-      <w:proofErr w:type="gramStart"/>
-      <w:r>
-        <w:rPr>
-          <w:rFonts w:ascii="標楷體" w:eastAsia="標楷體" w:hAnsi="標楷體" w:hint="eastAsia"/>
-          <w:sz w:val="28"/>
-          <w:szCs w:val="28"/>
-        </w:rPr>
-        <w:t>上片寫登台</w:t>
-      </w:r>
-      <w:proofErr w:type="gramEnd"/>
-      <w:r>
-        <w:rPr>
-          <w:rFonts w:ascii="標楷體" w:eastAsia="標楷體" w:hAnsi="標楷體" w:hint="eastAsia"/>
-          <w:sz w:val="28"/>
-          <w:szCs w:val="28"/>
-        </w:rPr>
-        <w:t>時所見暮春時節的郊外景色。</w:t>
+        <w:t>伏筆</w:t>
+      </w:r>
+      <w:r>
+        <w:rPr>
+          <w:rFonts w:ascii="標楷體" w:eastAsia="標楷體" w:hAnsi="標楷體" w:hint="eastAsia"/>
+          <w:sz w:val="28"/>
+          <w:szCs w:val="28"/>
+        </w:rPr>
+        <w:t>。</w:t>
       </w:r>
     </w:p>
     <w:p>
       <w:pPr>
         <w:spacing w:line="480" w:lineRule="exact"/>
-        <w:rPr>
-          <w:rFonts w:ascii="標楷體" w:eastAsia="標楷體" w:hAnsi="標楷體"/>
-          <w:sz w:val="28"/>
-          <w:szCs w:val="28"/>
-        </w:rPr>
-      </w:pPr>
-      <w:r>
-        <w:rPr>
-          <w:rFonts w:ascii="標楷體" w:eastAsia="標楷體" w:hAnsi="標楷體" w:hint="eastAsia"/>
-          <w:sz w:val="28"/>
-          <w:szCs w:val="28"/>
-        </w:rPr>
-        <w:t xml:space="preserve">　　</w:t>
-      </w:r>
-      <w:r>
-        <w:rPr>
-          <w:rFonts w:ascii="標楷體" w:eastAsia="標楷體" w:hAnsi="標楷體" w:hint="eastAsia"/>
-          <w:sz w:val="28"/>
-          <w:szCs w:val="28"/>
-        </w:rPr>
-        <w:t>首</w:t>
+        <w:jc w:val="both"/>
+        <w:rPr>
+          <w:rFonts w:ascii="標楷體" w:eastAsia="標楷體" w:hAnsi="標楷體" w:hint="eastAsia"/>
+          <w:sz w:val="28"/>
+          <w:szCs w:val="28"/>
+        </w:rPr>
+      </w:pPr>
+      <w:r>
+        <w:rPr>
+          <w:rFonts w:ascii="標楷體" w:eastAsia="標楷體" w:hAnsi="標楷體" w:hint="eastAsia"/>
+          <w:sz w:val="28"/>
+          <w:szCs w:val="28"/>
+        </w:rPr>
+        <w:t xml:space="preserve">    </w:t>
+      </w:r>
+      <w:r>
+        <w:rPr>
+          <w:rFonts w:ascii="標楷體" w:eastAsia="標楷體" w:hAnsi="標楷體" w:hint="eastAsia"/>
+          <w:sz w:val="28"/>
+          <w:szCs w:val="28"/>
+        </w:rPr>
+        <w:t>下片由</w:t>
       </w:r>
       <w:proofErr w:type="gramStart"/>
       <w:r>
@@ -1577,7 +1375,7 @@
           <w:sz w:val="28"/>
           <w:szCs w:val="28"/>
         </w:rPr>
-        <w:t>以春柳在</w:t>
+        <w:t>景入情</w:t>
       </w:r>
       <w:proofErr w:type="gramEnd"/>
       <w:r>
@@ -1586,15 +1384,7 @@
           <w:sz w:val="28"/>
           <w:szCs w:val="28"/>
         </w:rPr>
-        <w:t>春風中的姿態</w:t>
-      </w:r>
-      <w:r>
-        <w:rPr>
-          <w:rFonts w:ascii="標楷體" w:eastAsia="標楷體" w:hAnsi="標楷體" w:hint="eastAsia"/>
-          <w:sz w:val="28"/>
-          <w:szCs w:val="28"/>
-        </w:rPr>
-        <w:t>--「</w:t>
+        <w:t>，情感急轉直下。「寒食後，酒醒卻</w:t>
       </w:r>
       <w:proofErr w:type="gramStart"/>
       <w:r>
@@ -1603,7 +1393,7 @@
           <w:sz w:val="28"/>
           <w:szCs w:val="28"/>
         </w:rPr>
-        <w:t>風細柳斜斜</w:t>
+        <w:t>咨嗟</w:t>
       </w:r>
       <w:proofErr w:type="gramEnd"/>
       <w:r>
@@ -1612,15 +1402,7 @@
           <w:sz w:val="28"/>
           <w:szCs w:val="28"/>
         </w:rPr>
-        <w:t>」</w:t>
-      </w:r>
-      <w:r>
-        <w:rPr>
-          <w:rFonts w:ascii="標楷體" w:eastAsia="標楷體" w:hAnsi="標楷體" w:hint="eastAsia"/>
-          <w:sz w:val="28"/>
-          <w:szCs w:val="28"/>
-        </w:rPr>
-        <w:t>，點明當時的季節特徵：春已</w:t>
+        <w:t>」，寒食節剛過，</w:t>
       </w:r>
       <w:proofErr w:type="gramStart"/>
       <w:r>
@@ -1629,7 +1411,7 @@
           <w:sz w:val="28"/>
           <w:szCs w:val="28"/>
         </w:rPr>
-        <w:t>暮而未老</w:t>
+        <w:t>春雨初停</w:t>
       </w:r>
       <w:proofErr w:type="gramEnd"/>
       <w:r>
@@ -1638,63 +1420,7 @@
           <w:sz w:val="28"/>
           <w:szCs w:val="28"/>
         </w:rPr>
-        <w:t>。</w:t>
-      </w:r>
-      <w:r>
-        <w:rPr>
-          <w:rFonts w:ascii="標楷體" w:eastAsia="標楷體" w:hAnsi="標楷體" w:hint="eastAsia"/>
-          <w:sz w:val="28"/>
-          <w:szCs w:val="28"/>
-        </w:rPr>
-        <w:t>「</w:t>
-      </w:r>
-      <w:r>
-        <w:rPr>
-          <w:rFonts w:ascii="標楷體" w:eastAsia="標楷體" w:hAnsi="標楷體" w:hint="eastAsia"/>
-          <w:sz w:val="28"/>
-          <w:szCs w:val="28"/>
-        </w:rPr>
-        <w:t>試上</w:t>
-      </w:r>
-      <w:r>
-        <w:rPr>
-          <w:rFonts w:ascii="標楷體" w:eastAsia="標楷體" w:hAnsi="標楷體" w:hint="eastAsia"/>
-          <w:sz w:val="28"/>
-          <w:szCs w:val="28"/>
-        </w:rPr>
-        <w:t>」</w:t>
-      </w:r>
-      <w:r>
-        <w:rPr>
-          <w:rFonts w:ascii="標楷體" w:eastAsia="標楷體" w:hAnsi="標楷體" w:hint="eastAsia"/>
-          <w:sz w:val="28"/>
-          <w:szCs w:val="28"/>
-        </w:rPr>
-        <w:t>二句，直說登臨遠眺</w:t>
-      </w:r>
-      <w:r>
-        <w:rPr>
-          <w:rFonts w:ascii="標楷體" w:eastAsia="標楷體" w:hAnsi="標楷體" w:hint="eastAsia"/>
-          <w:sz w:val="28"/>
-          <w:szCs w:val="28"/>
-        </w:rPr>
-        <w:t>；</w:t>
-      </w:r>
-      <w:r>
-        <w:rPr>
-          <w:rFonts w:ascii="標楷體" w:eastAsia="標楷體" w:hAnsi="標楷體" w:hint="eastAsia"/>
-          <w:sz w:val="28"/>
-          <w:szCs w:val="28"/>
-        </w:rPr>
-        <w:t>而</w:t>
-      </w:r>
-      <w:r>
-        <w:rPr>
-          <w:rFonts w:ascii="標楷體" w:eastAsia="標楷體" w:hAnsi="標楷體" w:hint="eastAsia"/>
-          <w:sz w:val="28"/>
-          <w:szCs w:val="28"/>
-        </w:rPr>
-        <w:t>「</w:t>
+        <w:t>，詞人酒醒之際，面對眼前景色，卻不由得發出嘆息。這「</w:t>
       </w:r>
       <w:proofErr w:type="gramStart"/>
       <w:r>
@@ -1703,7 +1429,7 @@
           <w:sz w:val="28"/>
           <w:szCs w:val="28"/>
         </w:rPr>
-        <w:t>半壕春水一城花</w:t>
+        <w:t>咨嗟</w:t>
       </w:r>
       <w:proofErr w:type="gramEnd"/>
       <w:r>
@@ -1712,17 +1438,54 @@
           <w:sz w:val="28"/>
           <w:szCs w:val="28"/>
         </w:rPr>
-        <w:t>」</w:t>
-      </w:r>
-      <w:r>
-        <w:rPr>
-          <w:rFonts w:ascii="標楷體" w:eastAsia="標楷體" w:hAnsi="標楷體" w:hint="eastAsia"/>
-          <w:sz w:val="28"/>
-          <w:szCs w:val="28"/>
-        </w:rPr>
-        <w:t>，</w:t>
+        <w:t>」背後，蘊含著背井離鄉的孤寂與歲月流逝的感慨。緊接著「</w:t>
       </w:r>
       <w:proofErr w:type="gramStart"/>
+      <w:r>
+        <w:rPr>
+          <w:rFonts w:ascii="標楷體" w:eastAsia="標楷體" w:hAnsi="標楷體" w:hint="eastAsia"/>
+          <w:sz w:val="28"/>
+          <w:szCs w:val="28"/>
+        </w:rPr>
+        <w:t>休對故人</w:t>
+      </w:r>
+      <w:proofErr w:type="gramEnd"/>
+      <w:r>
+        <w:rPr>
+          <w:rFonts w:ascii="標楷體" w:eastAsia="標楷體" w:hAnsi="標楷體" w:hint="eastAsia"/>
+          <w:sz w:val="28"/>
+          <w:szCs w:val="28"/>
+        </w:rPr>
+        <w:t>思故國，且將</w:t>
+      </w:r>
+      <w:proofErr w:type="gramStart"/>
+      <w:r>
+        <w:rPr>
+          <w:rFonts w:ascii="標楷體" w:eastAsia="標楷體" w:hAnsi="標楷體" w:hint="eastAsia"/>
+          <w:sz w:val="28"/>
+          <w:szCs w:val="28"/>
+        </w:rPr>
+        <w:t>新火試</w:t>
+      </w:r>
+      <w:proofErr w:type="gramEnd"/>
+      <w:r>
+        <w:rPr>
+          <w:rFonts w:ascii="標楷體" w:eastAsia="標楷體" w:hAnsi="標楷體" w:hint="eastAsia"/>
+          <w:sz w:val="28"/>
+          <w:szCs w:val="28"/>
+        </w:rPr>
+        <w:t>新茶」，詞人展現了其高明之處</w:t>
+      </w:r>
+      <w:proofErr w:type="gramStart"/>
+      <w:r>
+        <w:rPr>
+          <w:rFonts w:ascii="標楷體" w:eastAsia="標楷體" w:hAnsi="標楷體" w:hint="eastAsia"/>
+          <w:sz w:val="28"/>
+          <w:szCs w:val="28"/>
+        </w:rPr>
+        <w:t>——</w:t>
+      </w:r>
+      <w:proofErr w:type="gramEnd"/>
       <w:r>
         <w:rPr>
           <w:rFonts w:ascii="標楷體" w:eastAsia="標楷體" w:hAnsi="標楷體" w:hint="eastAsia"/>
@@ -1731,26 +1494,33 @@
           <w:sz w:val="28"/>
           <w:szCs w:val="28"/>
         </w:rPr>
-        <w:t>在句中</w:t>
+        <w:t>自我開解</w:t>
+      </w:r>
+      <w:r>
+        <w:rPr>
+          <w:rFonts w:ascii="標楷體" w:eastAsia="標楷體" w:hAnsi="標楷體" w:hint="eastAsia"/>
+          <w:sz w:val="28"/>
+          <w:szCs w:val="28"/>
+        </w:rPr>
+        <w:t>。與其在老朋友面前一同感傷故鄉、徒增</w:t>
+      </w:r>
+      <w:proofErr w:type="gramStart"/>
+      <w:r>
+        <w:rPr>
+          <w:rFonts w:ascii="標楷體" w:eastAsia="標楷體" w:hAnsi="標楷體" w:hint="eastAsia"/>
+          <w:sz w:val="28"/>
+          <w:szCs w:val="28"/>
+        </w:rPr>
+        <w:t>煩惱，</w:t>
       </w:r>
       <w:proofErr w:type="gramEnd"/>
       <w:r>
         <w:rPr>
           <w:rFonts w:ascii="標楷體" w:eastAsia="標楷體" w:hAnsi="標楷體" w:hint="eastAsia"/>
-          <w:b/>
-          <w:bCs/>
-          <w:sz w:val="28"/>
-          <w:szCs w:val="28"/>
-        </w:rPr>
-        <w:t>設對</w:t>
-      </w:r>
-      <w:r>
-        <w:rPr>
-          <w:rFonts w:ascii="標楷體" w:eastAsia="標楷體" w:hAnsi="標楷體" w:hint="eastAsia"/>
-          <w:sz w:val="28"/>
-          <w:szCs w:val="28"/>
-        </w:rPr>
-        <w:t>，以春水、春花，將</w:t>
+          <w:sz w:val="28"/>
+          <w:szCs w:val="28"/>
+        </w:rPr>
+        <w:t>不如把握當下，用剛剛鑽出</w:t>
       </w:r>
       <w:proofErr w:type="gramStart"/>
       <w:r>
@@ -1759,7 +1529,7 @@
           <w:sz w:val="28"/>
           <w:szCs w:val="28"/>
         </w:rPr>
-        <w:t>眼前圖</w:t>
+        <w:t>的新火來</w:t>
       </w:r>
       <w:proofErr w:type="gramEnd"/>
       <w:r>
@@ -1768,72 +1538,13 @@
           <w:sz w:val="28"/>
           <w:szCs w:val="28"/>
         </w:rPr>
-        <w:t>景鋪排開來。然後，以</w:t>
-      </w:r>
-      <w:r>
-        <w:rPr>
-          <w:rFonts w:ascii="標楷體" w:eastAsia="標楷體" w:hAnsi="標楷體" w:hint="eastAsia"/>
-          <w:sz w:val="28"/>
-          <w:szCs w:val="28"/>
-        </w:rPr>
-        <w:t>「</w:t>
-      </w:r>
-      <w:r>
-        <w:rPr>
-          <w:rFonts w:ascii="標楷體" w:eastAsia="標楷體" w:hAnsi="標楷體" w:hint="eastAsia"/>
-          <w:sz w:val="28"/>
-          <w:szCs w:val="28"/>
-        </w:rPr>
-        <w:t>煙雨暗千家</w:t>
-      </w:r>
-      <w:r>
-        <w:rPr>
-          <w:rFonts w:ascii="標楷體" w:eastAsia="標楷體" w:hAnsi="標楷體" w:hint="eastAsia"/>
-          <w:sz w:val="28"/>
-          <w:szCs w:val="28"/>
-        </w:rPr>
-        <w:t>」</w:t>
-      </w:r>
-      <w:proofErr w:type="gramStart"/>
-      <w:r>
-        <w:rPr>
-          <w:rFonts w:ascii="標楷體" w:eastAsia="標楷體" w:hAnsi="標楷體" w:hint="eastAsia"/>
-          <w:sz w:val="28"/>
-          <w:szCs w:val="28"/>
-        </w:rPr>
-        <w:t>作結</w:t>
-      </w:r>
-      <w:proofErr w:type="gramEnd"/>
-      <w:r>
-        <w:rPr>
-          <w:rFonts w:ascii="標楷體" w:eastAsia="標楷體" w:hAnsi="標楷體" w:hint="eastAsia"/>
-          <w:sz w:val="28"/>
-          <w:szCs w:val="28"/>
-        </w:rPr>
-        <w:t>，居高臨下，說煙雨籠罩著千家萬戶。於是，</w:t>
-      </w:r>
-      <w:proofErr w:type="gramStart"/>
-      <w:r>
-        <w:rPr>
-          <w:rFonts w:ascii="標楷體" w:eastAsia="標楷體" w:hAnsi="標楷體" w:hint="eastAsia"/>
-          <w:sz w:val="28"/>
-          <w:szCs w:val="28"/>
-        </w:rPr>
-        <w:t>滿城風光</w:t>
-      </w:r>
-      <w:proofErr w:type="gramEnd"/>
-      <w:r>
-        <w:rPr>
-          <w:rFonts w:ascii="標楷體" w:eastAsia="標楷體" w:hAnsi="標楷體" w:hint="eastAsia"/>
-          <w:sz w:val="28"/>
-          <w:szCs w:val="28"/>
-        </w:rPr>
-        <w:t>，盡收眼底。作者寫景，注意色彩上的強烈對比作用，把春日裡不同時空的色彩變幻，用明暗相襯的手法傳神地傳達出來。</w:t>
+        <w:t>烹煮一杯新茶。</w:t>
       </w:r>
     </w:p>
     <w:p>
       <w:pPr>
         <w:spacing w:line="480" w:lineRule="exact"/>
+        <w:jc w:val="both"/>
         <w:rPr>
           <w:rFonts w:ascii="標楷體" w:eastAsia="標楷體" w:hAnsi="標楷體"/>
           <w:sz w:val="28"/>
@@ -1846,15 +1557,8 @@
           <w:sz w:val="28"/>
           <w:szCs w:val="28"/>
         </w:rPr>
-        <w:t xml:space="preserve">　　</w:t>
-      </w:r>
-      <w:r>
-        <w:rPr>
-          <w:rFonts w:ascii="標楷體" w:eastAsia="標楷體" w:hAnsi="標楷體" w:hint="eastAsia"/>
-          <w:sz w:val="28"/>
-          <w:szCs w:val="28"/>
-        </w:rPr>
-        <w:t>下</w:t>
+        <w:lastRenderedPageBreak/>
+        <w:t xml:space="preserve">    </w:t>
       </w:r>
       <w:proofErr w:type="gramStart"/>
       <w:r>
@@ -1863,7 +1567,7 @@
           <w:sz w:val="28"/>
           <w:szCs w:val="28"/>
         </w:rPr>
-        <w:t>片寫情</w:t>
+        <w:t>全詞的</w:t>
       </w:r>
       <w:proofErr w:type="gramEnd"/>
       <w:r>
@@ -1872,8 +1576,18 @@
           <w:sz w:val="28"/>
           <w:szCs w:val="28"/>
         </w:rPr>
-        <w:t>，乃觸景生情，與上片所寫之景，關係緊密。</w:t>
-      </w:r>
+        <w:t>高潮落</w:t>
+      </w:r>
+      <w:proofErr w:type="gramStart"/>
+      <w:r>
+        <w:rPr>
+          <w:rFonts w:ascii="標楷體" w:eastAsia="標楷體" w:hAnsi="標楷體" w:hint="eastAsia"/>
+          <w:sz w:val="28"/>
+          <w:szCs w:val="28"/>
+        </w:rPr>
+        <w:t>在結句</w:t>
+      </w:r>
+      <w:proofErr w:type="gramEnd"/>
       <w:r>
         <w:rPr>
           <w:rFonts w:ascii="標楷體" w:eastAsia="標楷體" w:hAnsi="標楷體" w:hint="eastAsia"/>
@@ -1882,14 +1596,6 @@
         </w:rPr>
         <w:t>「</w:t>
       </w:r>
-      <w:r>
-        <w:rPr>
-          <w:rFonts w:ascii="標楷體" w:eastAsia="標楷體" w:hAnsi="標楷體" w:hint="eastAsia"/>
-          <w:sz w:val="28"/>
-          <w:szCs w:val="28"/>
-        </w:rPr>
-        <w:t>寒食後，酒醒卻</w:t>
-      </w:r>
       <w:proofErr w:type="gramStart"/>
       <w:r>
         <w:rPr>
@@ -1897,7 +1603,7 @@
           <w:sz w:val="28"/>
           <w:szCs w:val="28"/>
         </w:rPr>
-        <w:t>咨嗟</w:t>
+        <w:t>詩酒趁年華</w:t>
       </w:r>
       <w:proofErr w:type="gramEnd"/>
       <w:r>
@@ -1906,871 +1612,7 @@
           <w:sz w:val="28"/>
           <w:szCs w:val="28"/>
         </w:rPr>
-        <w:t>」</w:t>
-      </w:r>
-      <w:r>
-        <w:rPr>
-          <w:rFonts w:ascii="標楷體" w:eastAsia="標楷體" w:hAnsi="標楷體" w:hint="eastAsia"/>
-          <w:sz w:val="28"/>
-          <w:szCs w:val="28"/>
-        </w:rPr>
-        <w:t>，進一步將登臨的時間點明。寒食，在清明前二日，相傳為紀念</w:t>
-      </w:r>
-      <w:r>
-        <w:rPr>
-          <w:rFonts w:ascii="標楷體" w:eastAsia="標楷體" w:hAnsi="標楷體" w:hint="eastAsia"/>
-          <w:sz w:val="28"/>
-          <w:szCs w:val="28"/>
-          <w:u w:val="single"/>
-        </w:rPr>
-        <w:t>介子推</w:t>
-      </w:r>
-      <w:r>
-        <w:rPr>
-          <w:rFonts w:ascii="標楷體" w:eastAsia="標楷體" w:hAnsi="標楷體" w:hint="eastAsia"/>
-          <w:sz w:val="28"/>
-          <w:szCs w:val="28"/>
-        </w:rPr>
-        <w:t>，從這</w:t>
-      </w:r>
-      <w:r>
-        <w:rPr>
-          <w:rFonts w:ascii="標楷體" w:eastAsia="標楷體" w:hAnsi="標楷體" w:hint="eastAsia"/>
-          <w:sz w:val="28"/>
-          <w:szCs w:val="28"/>
-        </w:rPr>
-        <w:lastRenderedPageBreak/>
-        <w:t>一天起，</w:t>
-      </w:r>
-      <w:proofErr w:type="gramStart"/>
-      <w:r>
-        <w:rPr>
-          <w:rFonts w:ascii="標楷體" w:eastAsia="標楷體" w:hAnsi="標楷體" w:hint="eastAsia"/>
-          <w:sz w:val="28"/>
-          <w:szCs w:val="28"/>
-        </w:rPr>
-        <w:t>禁火三天</w:t>
-      </w:r>
-      <w:proofErr w:type="gramEnd"/>
-      <w:r>
-        <w:rPr>
-          <w:rFonts w:ascii="標楷體" w:eastAsia="標楷體" w:hAnsi="標楷體" w:hint="eastAsia"/>
-          <w:sz w:val="28"/>
-          <w:szCs w:val="28"/>
-        </w:rPr>
-        <w:t>；寒食過後，重新點火，稱為</w:t>
-      </w:r>
-      <w:r>
-        <w:rPr>
-          <w:rFonts w:ascii="標楷體" w:eastAsia="標楷體" w:hAnsi="標楷體" w:hint="eastAsia"/>
-          <w:sz w:val="28"/>
-          <w:szCs w:val="28"/>
-        </w:rPr>
-        <w:t>「</w:t>
-      </w:r>
-      <w:proofErr w:type="gramStart"/>
-      <w:r>
-        <w:rPr>
-          <w:rFonts w:ascii="標楷體" w:eastAsia="標楷體" w:hAnsi="標楷體" w:hint="eastAsia"/>
-          <w:sz w:val="28"/>
-          <w:szCs w:val="28"/>
-        </w:rPr>
-        <w:t>新火</w:t>
-      </w:r>
-      <w:proofErr w:type="gramEnd"/>
-      <w:r>
-        <w:rPr>
-          <w:rFonts w:ascii="標楷體" w:eastAsia="標楷體" w:hAnsi="標楷體" w:hint="eastAsia"/>
-          <w:sz w:val="28"/>
-          <w:szCs w:val="28"/>
-        </w:rPr>
-        <w:t>」</w:t>
-      </w:r>
-      <w:r>
-        <w:rPr>
-          <w:rFonts w:ascii="標楷體" w:eastAsia="標楷體" w:hAnsi="標楷體" w:hint="eastAsia"/>
-          <w:sz w:val="28"/>
-          <w:szCs w:val="28"/>
-        </w:rPr>
-        <w:t>。此處點明</w:t>
-      </w:r>
-      <w:r>
-        <w:rPr>
-          <w:rFonts w:ascii="標楷體" w:eastAsia="標楷體" w:hAnsi="標楷體" w:hint="eastAsia"/>
-          <w:sz w:val="28"/>
-          <w:szCs w:val="28"/>
-        </w:rPr>
-        <w:t>「</w:t>
-      </w:r>
-      <w:r>
-        <w:rPr>
-          <w:rFonts w:ascii="標楷體" w:eastAsia="標楷體" w:hAnsi="標楷體" w:hint="eastAsia"/>
-          <w:sz w:val="28"/>
-          <w:szCs w:val="28"/>
-        </w:rPr>
-        <w:t>寒食後</w:t>
-      </w:r>
-      <w:r>
-        <w:rPr>
-          <w:rFonts w:ascii="標楷體" w:eastAsia="標楷體" w:hAnsi="標楷體" w:hint="eastAsia"/>
-          <w:sz w:val="28"/>
-          <w:szCs w:val="28"/>
-        </w:rPr>
-        <w:t>」</w:t>
-      </w:r>
-      <w:r>
-        <w:rPr>
-          <w:rFonts w:ascii="標楷體" w:eastAsia="標楷體" w:hAnsi="標楷體" w:hint="eastAsia"/>
-          <w:sz w:val="28"/>
-          <w:szCs w:val="28"/>
-        </w:rPr>
-        <w:t>，一是說，寒食過後，可以另起</w:t>
-      </w:r>
-      <w:r>
-        <w:rPr>
-          <w:rFonts w:ascii="標楷體" w:eastAsia="標楷體" w:hAnsi="標楷體" w:hint="eastAsia"/>
-          <w:sz w:val="28"/>
-          <w:szCs w:val="28"/>
-        </w:rPr>
-        <w:t>「</w:t>
-      </w:r>
-      <w:proofErr w:type="gramStart"/>
-      <w:r>
-        <w:rPr>
-          <w:rFonts w:ascii="標楷體" w:eastAsia="標楷體" w:hAnsi="標楷體" w:hint="eastAsia"/>
-          <w:sz w:val="28"/>
-          <w:szCs w:val="28"/>
-        </w:rPr>
-        <w:t>新火</w:t>
-      </w:r>
-      <w:proofErr w:type="gramEnd"/>
-      <w:r>
-        <w:rPr>
-          <w:rFonts w:ascii="標楷體" w:eastAsia="標楷體" w:hAnsi="標楷體" w:hint="eastAsia"/>
-          <w:sz w:val="28"/>
-          <w:szCs w:val="28"/>
-        </w:rPr>
-        <w:t>」；</w:t>
-      </w:r>
-      <w:r>
-        <w:rPr>
-          <w:rFonts w:ascii="標楷體" w:eastAsia="標楷體" w:hAnsi="標楷體" w:hint="eastAsia"/>
-          <w:sz w:val="28"/>
-          <w:szCs w:val="28"/>
-        </w:rPr>
-        <w:t>二是說，寒食過後，正是清明節，應當返鄉掃墓。但是，此時卻</w:t>
-      </w:r>
-      <w:proofErr w:type="gramStart"/>
-      <w:r>
-        <w:rPr>
-          <w:rFonts w:ascii="標楷體" w:eastAsia="標楷體" w:hAnsi="標楷體" w:hint="eastAsia"/>
-          <w:sz w:val="28"/>
-          <w:szCs w:val="28"/>
-        </w:rPr>
-        <w:t>欲歸而歸</w:t>
-      </w:r>
-      <w:proofErr w:type="gramEnd"/>
-      <w:r>
-        <w:rPr>
-          <w:rFonts w:ascii="標楷體" w:eastAsia="標楷體" w:hAnsi="標楷體" w:hint="eastAsia"/>
-          <w:sz w:val="28"/>
-          <w:szCs w:val="28"/>
-        </w:rPr>
-        <w:t>不得。以上兩句，詞情</w:t>
-      </w:r>
-      <w:r>
-        <w:rPr>
-          <w:rFonts w:ascii="標楷體" w:eastAsia="標楷體" w:hAnsi="標楷體" w:hint="eastAsia"/>
-          <w:b/>
-          <w:bCs/>
-          <w:sz w:val="28"/>
-          <w:szCs w:val="28"/>
-        </w:rPr>
-        <w:t>蕩漾</w:t>
-      </w:r>
-      <w:r>
-        <w:rPr>
-          <w:rFonts w:ascii="標楷體" w:eastAsia="標楷體" w:hAnsi="標楷體" w:hint="eastAsia"/>
-          <w:sz w:val="28"/>
-          <w:szCs w:val="28"/>
-        </w:rPr>
-        <w:t>，</w:t>
-      </w:r>
-      <w:r>
-        <w:rPr>
-          <w:rFonts w:ascii="標楷體" w:eastAsia="標楷體" w:hAnsi="標楷體" w:hint="eastAsia"/>
-          <w:b/>
-          <w:bCs/>
-          <w:sz w:val="28"/>
-          <w:szCs w:val="28"/>
-        </w:rPr>
-        <w:t>曲折有致</w:t>
-      </w:r>
-      <w:r>
-        <w:rPr>
-          <w:rFonts w:ascii="標楷體" w:eastAsia="標楷體" w:hAnsi="標楷體" w:hint="eastAsia"/>
-          <w:sz w:val="28"/>
-          <w:szCs w:val="28"/>
-        </w:rPr>
-        <w:t>，寄寓了作者對故國、故人</w:t>
-      </w:r>
-      <w:r>
-        <w:rPr>
-          <w:rFonts w:ascii="標楷體" w:eastAsia="標楷體" w:hAnsi="標楷體" w:hint="eastAsia"/>
-          <w:b/>
-          <w:bCs/>
-          <w:sz w:val="28"/>
-          <w:szCs w:val="28"/>
-        </w:rPr>
-        <w:t>不絕如縷</w:t>
-      </w:r>
-      <w:r>
-        <w:rPr>
-          <w:rFonts w:ascii="標楷體" w:eastAsia="標楷體" w:hAnsi="標楷體" w:hint="eastAsia"/>
-          <w:sz w:val="28"/>
-          <w:szCs w:val="28"/>
-        </w:rPr>
-        <w:t>的思念之情。</w:t>
-      </w:r>
-      <w:r>
-        <w:rPr>
-          <w:rFonts w:ascii="標楷體" w:eastAsia="標楷體" w:hAnsi="標楷體" w:hint="eastAsia"/>
-          <w:sz w:val="28"/>
-          <w:szCs w:val="28"/>
-        </w:rPr>
-        <w:t>「</w:t>
-      </w:r>
-      <w:proofErr w:type="gramStart"/>
-      <w:r>
-        <w:rPr>
-          <w:rFonts w:ascii="標楷體" w:eastAsia="標楷體" w:hAnsi="標楷體" w:hint="eastAsia"/>
-          <w:sz w:val="28"/>
-          <w:szCs w:val="28"/>
-        </w:rPr>
-        <w:t>休對故人</w:t>
-      </w:r>
-      <w:proofErr w:type="gramEnd"/>
-      <w:r>
-        <w:rPr>
-          <w:rFonts w:ascii="標楷體" w:eastAsia="標楷體" w:hAnsi="標楷體" w:hint="eastAsia"/>
-          <w:sz w:val="28"/>
-          <w:szCs w:val="28"/>
-        </w:rPr>
-        <w:t>思故國，且將</w:t>
-      </w:r>
-      <w:proofErr w:type="gramStart"/>
-      <w:r>
-        <w:rPr>
-          <w:rFonts w:ascii="標楷體" w:eastAsia="標楷體" w:hAnsi="標楷體" w:hint="eastAsia"/>
-          <w:sz w:val="28"/>
-          <w:szCs w:val="28"/>
-        </w:rPr>
-        <w:t>新火試</w:t>
-      </w:r>
-      <w:proofErr w:type="gramEnd"/>
-      <w:r>
-        <w:rPr>
-          <w:rFonts w:ascii="標楷體" w:eastAsia="標楷體" w:hAnsi="標楷體" w:hint="eastAsia"/>
-          <w:sz w:val="28"/>
-          <w:szCs w:val="28"/>
-        </w:rPr>
-        <w:t>新茶</w:t>
-      </w:r>
-      <w:r>
-        <w:rPr>
-          <w:rFonts w:ascii="標楷體" w:eastAsia="標楷體" w:hAnsi="標楷體" w:hint="eastAsia"/>
-          <w:sz w:val="28"/>
-          <w:szCs w:val="28"/>
-        </w:rPr>
-        <w:t>」</w:t>
-      </w:r>
-      <w:r>
-        <w:rPr>
-          <w:rFonts w:ascii="標楷體" w:eastAsia="標楷體" w:hAnsi="標楷體" w:hint="eastAsia"/>
-          <w:sz w:val="28"/>
-          <w:szCs w:val="28"/>
-        </w:rPr>
-        <w:t>寫作者為擺脫思鄉之苦，</w:t>
-      </w:r>
-      <w:proofErr w:type="gramStart"/>
-      <w:r>
-        <w:rPr>
-          <w:rFonts w:ascii="標楷體" w:eastAsia="標楷體" w:hAnsi="標楷體" w:hint="eastAsia"/>
-          <w:sz w:val="28"/>
-          <w:szCs w:val="28"/>
-        </w:rPr>
-        <w:t>借煮茶來作</w:t>
-      </w:r>
-      <w:proofErr w:type="gramEnd"/>
-      <w:r>
-        <w:rPr>
-          <w:rFonts w:ascii="標楷體" w:eastAsia="標楷體" w:hAnsi="標楷體" w:hint="eastAsia"/>
-          <w:sz w:val="28"/>
-          <w:szCs w:val="28"/>
-        </w:rPr>
-        <w:t>為對故國思念</w:t>
-      </w:r>
-      <w:proofErr w:type="gramStart"/>
-      <w:r>
-        <w:rPr>
-          <w:rFonts w:ascii="標楷體" w:eastAsia="標楷體" w:hAnsi="標楷體" w:hint="eastAsia"/>
-          <w:sz w:val="28"/>
-          <w:szCs w:val="28"/>
-        </w:rPr>
-        <w:t>之情的自我</w:t>
-      </w:r>
-      <w:proofErr w:type="gramEnd"/>
-      <w:r>
-        <w:rPr>
-          <w:rFonts w:ascii="標楷體" w:eastAsia="標楷體" w:hAnsi="標楷體" w:hint="eastAsia"/>
-          <w:sz w:val="28"/>
-          <w:szCs w:val="28"/>
-        </w:rPr>
-        <w:t>排遣，既隱含著詞人難以解脫的苦悶，又表達出詞人解脫苦悶的自我心理調適。</w:t>
-      </w:r>
-    </w:p>
-    <w:p>
-      <w:pPr>
-        <w:spacing w:line="480" w:lineRule="exact"/>
-        <w:rPr>
-          <w:rFonts w:ascii="標楷體" w:eastAsia="標楷體" w:hAnsi="標楷體"/>
-          <w:sz w:val="28"/>
-          <w:szCs w:val="28"/>
-        </w:rPr>
-      </w:pPr>
-      <w:r>
-        <w:rPr>
-          <w:rFonts w:ascii="標楷體" w:eastAsia="標楷體" w:hAnsi="標楷體" w:hint="eastAsia"/>
-          <w:sz w:val="28"/>
-          <w:szCs w:val="28"/>
-        </w:rPr>
-        <w:t xml:space="preserve">　　</w:t>
-      </w:r>
-      <w:r>
-        <w:rPr>
-          <w:rFonts w:ascii="標楷體" w:eastAsia="標楷體" w:hAnsi="標楷體" w:hint="eastAsia"/>
-          <w:sz w:val="28"/>
-          <w:szCs w:val="28"/>
-        </w:rPr>
-        <w:t>「</w:t>
-      </w:r>
-      <w:proofErr w:type="gramStart"/>
-      <w:r>
-        <w:rPr>
-          <w:rFonts w:ascii="標楷體" w:eastAsia="標楷體" w:hAnsi="標楷體" w:hint="eastAsia"/>
-          <w:sz w:val="28"/>
-          <w:szCs w:val="28"/>
-        </w:rPr>
-        <w:t>詩酒趁年華</w:t>
-      </w:r>
-      <w:proofErr w:type="gramEnd"/>
-      <w:r>
-        <w:rPr>
-          <w:rFonts w:ascii="標楷體" w:eastAsia="標楷體" w:hAnsi="標楷體" w:hint="eastAsia"/>
-          <w:sz w:val="28"/>
-          <w:szCs w:val="28"/>
-        </w:rPr>
-        <w:t>」</w:t>
-      </w:r>
-      <w:r>
-        <w:rPr>
-          <w:rFonts w:ascii="標楷體" w:eastAsia="標楷體" w:hAnsi="標楷體" w:hint="eastAsia"/>
-          <w:sz w:val="28"/>
-          <w:szCs w:val="28"/>
-        </w:rPr>
-        <w:t>，進一步申明：必須超然物外，忘卻塵世間一切，而抓緊時機，借詩酒以自娛。</w:t>
-      </w:r>
-      <w:r>
-        <w:rPr>
-          <w:rFonts w:ascii="標楷體" w:eastAsia="標楷體" w:hAnsi="標楷體" w:hint="eastAsia"/>
-          <w:sz w:val="28"/>
-          <w:szCs w:val="28"/>
-        </w:rPr>
-        <w:t>「</w:t>
-      </w:r>
-      <w:r>
-        <w:rPr>
-          <w:rFonts w:ascii="標楷體" w:eastAsia="標楷體" w:hAnsi="標楷體" w:hint="eastAsia"/>
-          <w:sz w:val="28"/>
-          <w:szCs w:val="28"/>
-        </w:rPr>
-        <w:t>年華</w:t>
-      </w:r>
-      <w:r>
-        <w:rPr>
-          <w:rFonts w:ascii="標楷體" w:eastAsia="標楷體" w:hAnsi="標楷體" w:hint="eastAsia"/>
-          <w:sz w:val="28"/>
-          <w:szCs w:val="28"/>
-        </w:rPr>
-        <w:t>」</w:t>
-      </w:r>
-      <w:r>
-        <w:rPr>
-          <w:rFonts w:ascii="標楷體" w:eastAsia="標楷體" w:hAnsi="標楷體" w:hint="eastAsia"/>
-          <w:sz w:val="28"/>
-          <w:szCs w:val="28"/>
-        </w:rPr>
-        <w:t>，指好時光，與開頭所說</w:t>
-      </w:r>
-      <w:r>
-        <w:rPr>
-          <w:rFonts w:ascii="標楷體" w:eastAsia="標楷體" w:hAnsi="標楷體" w:hint="eastAsia"/>
-          <w:sz w:val="28"/>
-          <w:szCs w:val="28"/>
-        </w:rPr>
-        <w:t>「</w:t>
-      </w:r>
-      <w:proofErr w:type="gramStart"/>
-      <w:r>
-        <w:rPr>
-          <w:rFonts w:ascii="標楷體" w:eastAsia="標楷體" w:hAnsi="標楷體" w:hint="eastAsia"/>
-          <w:sz w:val="28"/>
-          <w:szCs w:val="28"/>
-        </w:rPr>
-        <w:t>春未老</w:t>
-      </w:r>
-      <w:proofErr w:type="gramEnd"/>
-      <w:r>
-        <w:rPr>
-          <w:rFonts w:ascii="標楷體" w:eastAsia="標楷體" w:hAnsi="標楷體" w:hint="eastAsia"/>
-          <w:sz w:val="28"/>
-          <w:szCs w:val="28"/>
-        </w:rPr>
-        <w:t>」</w:t>
-      </w:r>
-      <w:r>
-        <w:rPr>
-          <w:rFonts w:ascii="標楷體" w:eastAsia="標楷體" w:hAnsi="標楷體" w:hint="eastAsia"/>
-          <w:sz w:val="28"/>
-          <w:szCs w:val="28"/>
-        </w:rPr>
-        <w:t>相應合。</w:t>
-      </w:r>
-      <w:proofErr w:type="gramStart"/>
-      <w:r>
-        <w:rPr>
-          <w:rFonts w:ascii="標楷體" w:eastAsia="標楷體" w:hAnsi="標楷體" w:hint="eastAsia"/>
-          <w:sz w:val="28"/>
-          <w:szCs w:val="28"/>
-        </w:rPr>
-        <w:t>全詞所</w:t>
-      </w:r>
-      <w:proofErr w:type="gramEnd"/>
-      <w:r>
-        <w:rPr>
-          <w:rFonts w:ascii="標楷體" w:eastAsia="標楷體" w:hAnsi="標楷體" w:hint="eastAsia"/>
-          <w:sz w:val="28"/>
-          <w:szCs w:val="28"/>
-        </w:rPr>
-        <w:t>寫，緊緊圍繞著</w:t>
-      </w:r>
-      <w:r>
-        <w:rPr>
-          <w:rFonts w:ascii="標楷體" w:eastAsia="標楷體" w:hAnsi="標楷體" w:hint="eastAsia"/>
-          <w:sz w:val="28"/>
-          <w:szCs w:val="28"/>
-        </w:rPr>
-        <w:t>「</w:t>
-      </w:r>
-      <w:r>
-        <w:rPr>
-          <w:rFonts w:ascii="標楷體" w:eastAsia="標楷體" w:hAnsi="標楷體" w:hint="eastAsia"/>
-          <w:sz w:val="28"/>
-          <w:szCs w:val="28"/>
-        </w:rPr>
-        <w:t>超然</w:t>
-      </w:r>
-      <w:r>
-        <w:rPr>
-          <w:rFonts w:ascii="標楷體" w:eastAsia="標楷體" w:hAnsi="標楷體" w:hint="eastAsia"/>
-          <w:sz w:val="28"/>
-          <w:szCs w:val="28"/>
-        </w:rPr>
-        <w:t>」</w:t>
-      </w:r>
-      <w:r>
-        <w:rPr>
-          <w:rFonts w:ascii="標楷體" w:eastAsia="標楷體" w:hAnsi="標楷體" w:hint="eastAsia"/>
-          <w:sz w:val="28"/>
-          <w:szCs w:val="28"/>
-        </w:rPr>
-        <w:t>二字，至此，進入了</w:t>
-      </w:r>
-      <w:r>
-        <w:rPr>
-          <w:rFonts w:ascii="標楷體" w:eastAsia="標楷體" w:hAnsi="標楷體" w:hint="eastAsia"/>
-          <w:sz w:val="28"/>
-          <w:szCs w:val="28"/>
-        </w:rPr>
-        <w:t>「</w:t>
-      </w:r>
-      <w:r>
-        <w:rPr>
-          <w:rFonts w:ascii="標楷體" w:eastAsia="標楷體" w:hAnsi="標楷體" w:hint="eastAsia"/>
-          <w:sz w:val="28"/>
-          <w:szCs w:val="28"/>
-        </w:rPr>
-        <w:t>超然</w:t>
-      </w:r>
-      <w:r>
-        <w:rPr>
-          <w:rFonts w:ascii="標楷體" w:eastAsia="標楷體" w:hAnsi="標楷體" w:hint="eastAsia"/>
-          <w:sz w:val="28"/>
-          <w:szCs w:val="28"/>
-        </w:rPr>
-        <w:t>」</w:t>
-      </w:r>
-      <w:r>
-        <w:rPr>
-          <w:rFonts w:ascii="標楷體" w:eastAsia="標楷體" w:hAnsi="標楷體" w:hint="eastAsia"/>
-          <w:sz w:val="28"/>
-          <w:szCs w:val="28"/>
-        </w:rPr>
-        <w:t>的最高境界。這一境界，便是</w:t>
-      </w:r>
-      <w:r>
-        <w:rPr>
-          <w:rFonts w:ascii="標楷體" w:eastAsia="標楷體" w:hAnsi="標楷體" w:hint="eastAsia"/>
-          <w:sz w:val="28"/>
-          <w:szCs w:val="28"/>
-          <w:u w:val="single"/>
-        </w:rPr>
-        <w:t>蘇軾</w:t>
-      </w:r>
-      <w:r>
-        <w:rPr>
-          <w:rFonts w:ascii="標楷體" w:eastAsia="標楷體" w:hAnsi="標楷體" w:hint="eastAsia"/>
-          <w:sz w:val="28"/>
-          <w:szCs w:val="28"/>
-        </w:rPr>
-        <w:t>在</w:t>
-      </w:r>
-      <w:r>
-        <w:rPr>
-          <w:rFonts w:ascii="標楷體" w:eastAsia="標楷體" w:hAnsi="標楷體" w:hint="eastAsia"/>
-          <w:sz w:val="28"/>
-          <w:szCs w:val="28"/>
-          <w:u w:val="single"/>
-        </w:rPr>
-        <w:t>密州</w:t>
-      </w:r>
-      <w:r>
-        <w:rPr>
-          <w:rFonts w:ascii="標楷體" w:eastAsia="標楷體" w:hAnsi="標楷體" w:hint="eastAsia"/>
-          <w:sz w:val="28"/>
-          <w:szCs w:val="28"/>
-        </w:rPr>
-        <w:t>時期</w:t>
-      </w:r>
-      <w:proofErr w:type="gramStart"/>
-      <w:r>
-        <w:rPr>
-          <w:rFonts w:ascii="標楷體" w:eastAsia="標楷體" w:hAnsi="標楷體" w:hint="eastAsia"/>
-          <w:sz w:val="28"/>
-          <w:szCs w:val="28"/>
-        </w:rPr>
-        <w:t>心境與詞境</w:t>
-      </w:r>
-      <w:proofErr w:type="gramEnd"/>
-      <w:r>
-        <w:rPr>
-          <w:rFonts w:ascii="標楷體" w:eastAsia="標楷體" w:hAnsi="標楷體" w:hint="eastAsia"/>
-          <w:sz w:val="28"/>
-          <w:szCs w:val="28"/>
-        </w:rPr>
-        <w:t>的體現。</w:t>
-      </w:r>
-    </w:p>
-    <w:p>
-      <w:pPr>
-        <w:spacing w:line="480" w:lineRule="exact"/>
-        <w:rPr>
-          <w:rFonts w:ascii="標楷體" w:eastAsia="標楷體" w:hAnsi="標楷體"/>
-          <w:sz w:val="28"/>
-          <w:szCs w:val="28"/>
-        </w:rPr>
-      </w:pPr>
-      <w:r>
-        <w:rPr>
-          <w:rFonts w:ascii="標楷體" w:eastAsia="標楷體" w:hAnsi="標楷體" w:hint="eastAsia"/>
-          <w:sz w:val="28"/>
-          <w:szCs w:val="28"/>
-        </w:rPr>
-        <w:t xml:space="preserve">　　</w:t>
-      </w:r>
-      <w:r>
-        <w:rPr>
-          <w:rFonts w:ascii="標楷體" w:eastAsia="標楷體" w:hAnsi="標楷體" w:hint="eastAsia"/>
-          <w:sz w:val="28"/>
-          <w:szCs w:val="28"/>
-        </w:rPr>
-        <w:t>這首詞情由景發，情景交融。詞中</w:t>
-      </w:r>
-      <w:r>
-        <w:rPr>
-          <w:rFonts w:ascii="標楷體" w:eastAsia="標楷體" w:hAnsi="標楷體" w:hint="eastAsia"/>
-          <w:b/>
-          <w:bCs/>
-          <w:sz w:val="28"/>
-          <w:szCs w:val="28"/>
-        </w:rPr>
-        <w:t>渾然一體</w:t>
-      </w:r>
-      <w:r>
-        <w:rPr>
-          <w:rFonts w:ascii="標楷體" w:eastAsia="標楷體" w:hAnsi="標楷體" w:hint="eastAsia"/>
-          <w:sz w:val="28"/>
-          <w:szCs w:val="28"/>
-        </w:rPr>
-        <w:t>的</w:t>
-      </w:r>
-      <w:proofErr w:type="gramStart"/>
-      <w:r>
-        <w:rPr>
-          <w:rFonts w:ascii="標楷體" w:eastAsia="標楷體" w:hAnsi="標楷體" w:hint="eastAsia"/>
-          <w:sz w:val="28"/>
-          <w:szCs w:val="28"/>
-        </w:rPr>
-        <w:t>斜柳、</w:t>
-      </w:r>
-      <w:proofErr w:type="gramEnd"/>
-      <w:r>
-        <w:rPr>
-          <w:rFonts w:ascii="標楷體" w:eastAsia="標楷體" w:hAnsi="標楷體" w:hint="eastAsia"/>
-          <w:sz w:val="28"/>
-          <w:szCs w:val="28"/>
-        </w:rPr>
-        <w:t>樓台、春水、</w:t>
-      </w:r>
-      <w:proofErr w:type="gramStart"/>
-      <w:r>
-        <w:rPr>
-          <w:rFonts w:ascii="標楷體" w:eastAsia="標楷體" w:hAnsi="標楷體" w:hint="eastAsia"/>
-          <w:sz w:val="28"/>
-          <w:szCs w:val="28"/>
-        </w:rPr>
-        <w:t>城花</w:t>
-      </w:r>
-      <w:proofErr w:type="gramEnd"/>
-      <w:r>
-        <w:rPr>
-          <w:rFonts w:ascii="標楷體" w:eastAsia="標楷體" w:hAnsi="標楷體" w:hint="eastAsia"/>
-          <w:sz w:val="28"/>
-          <w:szCs w:val="28"/>
-        </w:rPr>
-        <w:t>、煙雨等暮春景象，以及</w:t>
-      </w:r>
-      <w:proofErr w:type="gramStart"/>
-      <w:r>
-        <w:rPr>
-          <w:rFonts w:ascii="標楷體" w:eastAsia="標楷體" w:hAnsi="標楷體" w:hint="eastAsia"/>
-          <w:sz w:val="28"/>
-          <w:szCs w:val="28"/>
-        </w:rPr>
-        <w:t>燒新火</w:t>
-      </w:r>
-      <w:proofErr w:type="gramEnd"/>
-      <w:r>
-        <w:rPr>
-          <w:rFonts w:ascii="標楷體" w:eastAsia="標楷體" w:hAnsi="標楷體" w:hint="eastAsia"/>
-          <w:sz w:val="28"/>
-          <w:szCs w:val="28"/>
-        </w:rPr>
-        <w:t>、試新茶的細節，細膩、生動的表現了作者細微而複雜的內心活動，表達了遊子</w:t>
-      </w:r>
-      <w:r>
-        <w:rPr>
-          <w:rFonts w:ascii="標楷體" w:eastAsia="標楷體" w:hAnsi="標楷體" w:hint="eastAsia"/>
-          <w:b/>
-          <w:bCs/>
-          <w:sz w:val="28"/>
-          <w:szCs w:val="28"/>
-        </w:rPr>
-        <w:t>熾烈</w:t>
-      </w:r>
-      <w:r>
-        <w:rPr>
-          <w:rFonts w:ascii="標楷體" w:eastAsia="標楷體" w:hAnsi="標楷體" w:hint="eastAsia"/>
-          <w:sz w:val="28"/>
-          <w:szCs w:val="28"/>
-        </w:rPr>
-        <w:t>的思鄉之情。將寫異鄉之景與抒思鄉之情結合得如此天衣無縫，足見作者藝術功力之深。</w:t>
-      </w:r>
-    </w:p>
-    <w:p>
-      <w:pPr>
-        <w:spacing w:line="480" w:lineRule="exact"/>
-        <w:rPr>
-          <w:rFonts w:ascii="標楷體" w:eastAsia="標楷體" w:hAnsi="標楷體"/>
-          <w:sz w:val="28"/>
-          <w:szCs w:val="28"/>
-        </w:rPr>
-      </w:pPr>
-      <w:r>
-        <w:rPr>
-          <w:rFonts w:ascii="標楷體" w:eastAsia="標楷體" w:hAnsi="標楷體" w:hint="eastAsia"/>
-          <w:sz w:val="28"/>
-          <w:szCs w:val="28"/>
-        </w:rPr>
-        <w:t xml:space="preserve">　　</w:t>
-      </w:r>
-      <w:r>
-        <w:rPr>
-          <w:rFonts w:ascii="標楷體" w:eastAsia="標楷體" w:hAnsi="標楷體" w:hint="eastAsia"/>
-          <w:sz w:val="28"/>
-          <w:szCs w:val="28"/>
-        </w:rPr>
-        <w:t>這首詞上片寫景，下片抒情，是典型的借景抒情。上片之景，有</w:t>
-      </w:r>
-      <w:r>
-        <w:rPr>
-          <w:rFonts w:ascii="標楷體" w:eastAsia="標楷體" w:hAnsi="標楷體" w:hint="eastAsia"/>
-          <w:sz w:val="28"/>
-          <w:szCs w:val="28"/>
-        </w:rPr>
-        <w:t>「</w:t>
-      </w:r>
-      <w:r>
-        <w:rPr>
-          <w:rFonts w:ascii="標楷體" w:eastAsia="標楷體" w:hAnsi="標楷體" w:hint="eastAsia"/>
-          <w:sz w:val="28"/>
-          <w:szCs w:val="28"/>
-        </w:rPr>
-        <w:t>以樂景</w:t>
-      </w:r>
-      <w:proofErr w:type="gramStart"/>
-      <w:r>
-        <w:rPr>
-          <w:rFonts w:ascii="標楷體" w:eastAsia="標楷體" w:hAnsi="標楷體" w:hint="eastAsia"/>
-          <w:sz w:val="28"/>
-          <w:szCs w:val="28"/>
-        </w:rPr>
-        <w:t>襯哀情</w:t>
-      </w:r>
-      <w:proofErr w:type="gramEnd"/>
-      <w:r>
-        <w:rPr>
-          <w:rFonts w:ascii="標楷體" w:eastAsia="標楷體" w:hAnsi="標楷體" w:hint="eastAsia"/>
-          <w:sz w:val="28"/>
-          <w:szCs w:val="28"/>
-        </w:rPr>
-        <w:t>」</w:t>
-      </w:r>
-      <w:r>
-        <w:rPr>
-          <w:rFonts w:ascii="標楷體" w:eastAsia="標楷體" w:hAnsi="標楷體" w:hint="eastAsia"/>
-          <w:sz w:val="28"/>
-          <w:szCs w:val="28"/>
-        </w:rPr>
-        <w:t>的成分，寄寓作者對有家難回、</w:t>
-      </w:r>
-      <w:proofErr w:type="gramStart"/>
-      <w:r>
-        <w:rPr>
-          <w:rFonts w:ascii="標楷體" w:eastAsia="標楷體" w:hAnsi="標楷體" w:hint="eastAsia"/>
-          <w:b/>
-          <w:bCs/>
-          <w:sz w:val="28"/>
-          <w:szCs w:val="28"/>
-        </w:rPr>
-        <w:t>有志難酬</w:t>
-      </w:r>
-      <w:r>
-        <w:rPr>
-          <w:rFonts w:ascii="標楷體" w:eastAsia="標楷體" w:hAnsi="標楷體" w:hint="eastAsia"/>
-          <w:sz w:val="28"/>
-          <w:szCs w:val="28"/>
-        </w:rPr>
-        <w:t>的</w:t>
-      </w:r>
-      <w:proofErr w:type="gramEnd"/>
-      <w:r>
-        <w:rPr>
-          <w:rFonts w:ascii="標楷體" w:eastAsia="標楷體" w:hAnsi="標楷體" w:hint="eastAsia"/>
-          <w:sz w:val="28"/>
-          <w:szCs w:val="28"/>
-        </w:rPr>
-        <w:t>無奈與</w:t>
-      </w:r>
-      <w:bookmarkStart w:id="0" w:name="_Hlk161858919"/>
-      <w:r>
-        <w:rPr>
-          <w:rFonts w:ascii="標楷體" w:eastAsia="標楷體" w:hAnsi="標楷體" w:hint="eastAsia"/>
-          <w:sz w:val="28"/>
-          <w:szCs w:val="28"/>
-        </w:rPr>
-        <w:t>悵惘</w:t>
-      </w:r>
-      <w:bookmarkEnd w:id="0"/>
-      <w:r>
-        <w:rPr>
-          <w:rFonts w:ascii="標楷體" w:eastAsia="標楷體" w:hAnsi="標楷體" w:hint="eastAsia"/>
-          <w:sz w:val="28"/>
-          <w:szCs w:val="28"/>
-        </w:rPr>
-        <w:t>。更重要的是，整首詞表達思鄉的感情，作者</w:t>
-      </w:r>
-      <w:proofErr w:type="gramStart"/>
-      <w:r>
-        <w:rPr>
-          <w:rFonts w:ascii="標楷體" w:eastAsia="標楷體" w:hAnsi="標楷體" w:hint="eastAsia"/>
-          <w:sz w:val="28"/>
-          <w:szCs w:val="28"/>
-        </w:rPr>
-        <w:t>以茶聊以</w:t>
-      </w:r>
-      <w:proofErr w:type="gramEnd"/>
-      <w:r>
-        <w:rPr>
-          <w:rFonts w:ascii="標楷體" w:eastAsia="標楷體" w:hAnsi="標楷體" w:hint="eastAsia"/>
-          <w:b/>
-          <w:bCs/>
-          <w:sz w:val="28"/>
-          <w:szCs w:val="28"/>
-        </w:rPr>
-        <w:t>慰藉</w:t>
-      </w:r>
-      <w:r>
-        <w:rPr>
-          <w:rFonts w:ascii="標楷體" w:eastAsia="標楷體" w:hAnsi="標楷體" w:hint="eastAsia"/>
-          <w:sz w:val="28"/>
-          <w:szCs w:val="28"/>
-        </w:rPr>
-        <w:t>尤其突出。</w:t>
-      </w:r>
-      <w:r>
-        <w:rPr>
-          <w:rFonts w:ascii="標楷體" w:eastAsia="標楷體" w:hAnsi="標楷體" w:hint="eastAsia"/>
-          <w:sz w:val="28"/>
-          <w:szCs w:val="28"/>
-        </w:rPr>
-        <w:t>(</w:t>
-      </w:r>
-      <w:r>
-        <w:rPr>
-          <w:rFonts w:ascii="標楷體" w:eastAsia="標楷體" w:hAnsi="標楷體" w:hint="eastAsia"/>
-          <w:sz w:val="22"/>
-        </w:rPr>
-        <w:t>以上資料出處：</w:t>
-      </w:r>
-      <w:hyperlink r:id="rId8" w:history="1">
-        <w:r>
-          <w:rPr>
-            <w:rStyle w:val="a4"/>
-            <w:rFonts w:ascii="標楷體" w:eastAsia="標楷體" w:hAnsi="標楷體"/>
-            <w:sz w:val="22"/>
-          </w:rPr>
-          <w:t>https://bit.ly/3ILZW2U</w:t>
-        </w:r>
-      </w:hyperlink>
-      <w:hyperlink r:id="rId9" w:history="1"/>
-      <w:r>
-        <w:rPr>
-          <w:rFonts w:ascii="標楷體" w:eastAsia="標楷體" w:hAnsi="標楷體" w:hint="eastAsia"/>
-          <w:sz w:val="28"/>
-          <w:szCs w:val="28"/>
-        </w:rPr>
-        <w:t>)</w:t>
+        <w:t>」。這不僅是對友人的勸勉，更是詞人歷經政治風雨後的自我超脫。它沒有一味沉溺於悲傷，而是將萬般愁緒付諸於詩酒與對新生活的熱情中。展現出即便身處逆境，依然笑對人生、熱愛生活的胸襟。</w:t>
       </w:r>
     </w:p>
     <w:p>
@@ -2790,568 +1632,6 @@
           <w:bdr w:val="single" w:sz="4" w:space="0" w:color="auto"/>
         </w:rPr>
         <w:t>補充</w:t>
-      </w:r>
-    </w:p>
-    <w:p>
-      <w:pPr>
-        <w:pStyle w:val="a6"/>
-        <w:numPr>
-          <w:ilvl w:val="0"/>
-          <w:numId w:val="5"/>
-        </w:numPr>
-        <w:spacing w:line="440" w:lineRule="exact"/>
-        <w:ind w:leftChars="0"/>
-        <w:rPr>
-          <w:rFonts w:ascii="標楷體" w:eastAsia="標楷體" w:hAnsi="標楷體"/>
-          <w:sz w:val="28"/>
-          <w:szCs w:val="28"/>
-        </w:rPr>
-      </w:pPr>
-      <w:r>
-        <w:rPr>
-          <w:rFonts w:ascii="標楷體" w:eastAsia="標楷體" w:hAnsi="標楷體" w:hint="eastAsia"/>
-          <w:sz w:val="28"/>
-          <w:szCs w:val="28"/>
-        </w:rPr>
-        <w:t>修葺</w:t>
-      </w:r>
-      <w:r>
-        <w:rPr>
-          <w:rFonts w:ascii="標楷體" w:eastAsia="標楷體" w:hAnsi="標楷體" w:hint="eastAsia"/>
-          <w:sz w:val="28"/>
-          <w:szCs w:val="28"/>
-        </w:rPr>
-        <w:t>(</w:t>
-      </w:r>
-      <w:proofErr w:type="gramStart"/>
-      <w:r>
-        <w:rPr>
-          <w:rFonts w:ascii="標楷體" w:eastAsia="標楷體" w:hAnsi="標楷體" w:hint="eastAsia"/>
-          <w:color w:val="FF0000"/>
-          <w:sz w:val="16"/>
-          <w:szCs w:val="16"/>
-        </w:rPr>
-        <w:t>ㄑㄧ</w:t>
-      </w:r>
-      <w:r>
-        <w:rPr>
-          <w:rFonts w:ascii="標楷體" w:eastAsia="標楷體" w:hAnsi="標楷體" w:hint="eastAsia"/>
-          <w:color w:val="FF0000"/>
-          <w:sz w:val="16"/>
-          <w:szCs w:val="16"/>
-        </w:rPr>
-        <w:t>ˋ</w:t>
-      </w:r>
-      <w:proofErr w:type="gramEnd"/>
-      <w:r>
-        <w:rPr>
-          <w:rFonts w:ascii="標楷體" w:eastAsia="標楷體" w:hAnsi="標楷體" w:hint="eastAsia"/>
-          <w:sz w:val="28"/>
-          <w:szCs w:val="28"/>
-        </w:rPr>
-        <w:t>)：</w:t>
-      </w:r>
-      <w:r>
-        <w:rPr>
-          <w:rFonts w:ascii="標楷體" w:eastAsia="標楷體" w:hAnsi="標楷體" w:hint="eastAsia"/>
-          <w:sz w:val="28"/>
-          <w:szCs w:val="28"/>
-        </w:rPr>
-        <w:t>修築整治。</w:t>
-      </w:r>
-    </w:p>
-    <w:p>
-      <w:pPr>
-        <w:pStyle w:val="a6"/>
-        <w:spacing w:line="440" w:lineRule="exact"/>
-        <w:ind w:leftChars="0"/>
-        <w:rPr>
-          <w:rFonts w:ascii="標楷體" w:eastAsia="標楷體" w:hAnsi="標楷體"/>
-          <w:sz w:val="28"/>
-          <w:szCs w:val="28"/>
-        </w:rPr>
-      </w:pPr>
-      <w:r>
-        <w:rPr>
-          <w:rFonts w:ascii="標楷體" w:eastAsia="標楷體" w:hAnsi="標楷體" w:hint="eastAsia"/>
-          <w:sz w:val="28"/>
-          <w:szCs w:val="28"/>
-        </w:rPr>
-        <w:t>【例】</w:t>
-      </w:r>
-      <w:proofErr w:type="gramStart"/>
-      <w:r>
-        <w:rPr>
-          <w:rFonts w:ascii="標楷體" w:eastAsia="標楷體" w:hAnsi="標楷體" w:hint="eastAsia"/>
-          <w:sz w:val="28"/>
-          <w:szCs w:val="28"/>
-        </w:rPr>
-        <w:t>那間久未</w:t>
-      </w:r>
-      <w:proofErr w:type="gramEnd"/>
-      <w:r>
-        <w:rPr>
-          <w:rFonts w:ascii="標楷體" w:eastAsia="標楷體" w:hAnsi="標楷體" w:hint="eastAsia"/>
-          <w:sz w:val="28"/>
-          <w:szCs w:val="28"/>
-        </w:rPr>
-        <w:t>修葺的老屋，颱風過後屋頂整個都被吹走了。</w:t>
-      </w:r>
-    </w:p>
-    <w:p>
-      <w:pPr>
-        <w:pStyle w:val="a6"/>
-        <w:numPr>
-          <w:ilvl w:val="0"/>
-          <w:numId w:val="5"/>
-        </w:numPr>
-        <w:spacing w:line="440" w:lineRule="exact"/>
-        <w:ind w:leftChars="0"/>
-        <w:rPr>
-          <w:rFonts w:ascii="標楷體" w:eastAsia="標楷體" w:hAnsi="標楷體"/>
-          <w:sz w:val="28"/>
-          <w:szCs w:val="28"/>
-        </w:rPr>
-      </w:pPr>
-      <w:r>
-        <w:rPr>
-          <w:rFonts w:ascii="標楷體" w:eastAsia="標楷體" w:hAnsi="標楷體" w:hint="eastAsia"/>
-          <w:sz w:val="28"/>
-          <w:szCs w:val="28"/>
-        </w:rPr>
-        <w:t>雖有</w:t>
-      </w:r>
-      <w:proofErr w:type="gramStart"/>
-      <w:r>
-        <w:rPr>
-          <w:rFonts w:ascii="標楷體" w:eastAsia="標楷體" w:hAnsi="標楷體" w:hint="eastAsia"/>
-          <w:sz w:val="28"/>
-          <w:szCs w:val="28"/>
-        </w:rPr>
-        <w:t>榮觀，燕處</w:t>
-      </w:r>
-      <w:proofErr w:type="gramEnd"/>
-      <w:r>
-        <w:rPr>
-          <w:rFonts w:ascii="標楷體" w:eastAsia="標楷體" w:hAnsi="標楷體" w:hint="eastAsia"/>
-          <w:sz w:val="28"/>
-          <w:szCs w:val="28"/>
-        </w:rPr>
-        <w:t>超然</w:t>
-      </w:r>
-      <w:r>
-        <w:rPr>
-          <w:rFonts w:ascii="標楷體" w:eastAsia="標楷體" w:hAnsi="標楷體" w:hint="eastAsia"/>
-          <w:sz w:val="28"/>
-          <w:szCs w:val="28"/>
-        </w:rPr>
-        <w:t>：</w:t>
-      </w:r>
-      <w:r>
-        <w:rPr>
-          <w:rFonts w:ascii="標楷體" w:eastAsia="標楷體" w:hAnsi="標楷體" w:hint="eastAsia"/>
-          <w:sz w:val="28"/>
-          <w:szCs w:val="28"/>
-        </w:rPr>
-        <w:t>這句話出自</w:t>
-      </w:r>
-      <w:r>
-        <w:rPr>
-          <w:rFonts w:ascii="標楷體" w:eastAsia="標楷體" w:hAnsi="標楷體" w:hint="eastAsia"/>
-          <w:sz w:val="28"/>
-          <w:szCs w:val="28"/>
-          <w:u w:val="single"/>
-        </w:rPr>
-        <w:t>老子</w:t>
-      </w:r>
-      <w:r>
-        <w:rPr>
-          <w:rFonts w:ascii="標楷體" w:eastAsia="標楷體" w:hAnsi="標楷體" w:hint="eastAsia"/>
-          <w:sz w:val="28"/>
-          <w:szCs w:val="28"/>
-        </w:rPr>
-        <w:t>的《道德經》第二十六章，原文是「重</w:t>
-      </w:r>
-      <w:proofErr w:type="gramStart"/>
-      <w:r>
-        <w:rPr>
-          <w:rFonts w:ascii="標楷體" w:eastAsia="標楷體" w:hAnsi="標楷體" w:hint="eastAsia"/>
-          <w:sz w:val="28"/>
-          <w:szCs w:val="28"/>
-        </w:rPr>
-        <w:t>為輕根</w:t>
-      </w:r>
-      <w:proofErr w:type="gramEnd"/>
-      <w:r>
-        <w:rPr>
-          <w:rFonts w:ascii="標楷體" w:eastAsia="標楷體" w:hAnsi="標楷體" w:hint="eastAsia"/>
-          <w:sz w:val="28"/>
-          <w:szCs w:val="28"/>
-        </w:rPr>
-        <w:t>，靜為</w:t>
-      </w:r>
-      <w:proofErr w:type="gramStart"/>
-      <w:r>
-        <w:rPr>
-          <w:rFonts w:ascii="標楷體" w:eastAsia="標楷體" w:hAnsi="標楷體" w:hint="eastAsia"/>
-          <w:sz w:val="28"/>
-          <w:szCs w:val="28"/>
-        </w:rPr>
-        <w:t>躁</w:t>
-      </w:r>
-      <w:proofErr w:type="gramEnd"/>
-      <w:r>
-        <w:rPr>
-          <w:rFonts w:ascii="標楷體" w:eastAsia="標楷體" w:hAnsi="標楷體" w:hint="eastAsia"/>
-          <w:sz w:val="28"/>
-          <w:szCs w:val="28"/>
-        </w:rPr>
-        <w:t>君。是以君子終日行不離輜重。雖有</w:t>
-      </w:r>
-      <w:proofErr w:type="gramStart"/>
-      <w:r>
-        <w:rPr>
-          <w:rFonts w:ascii="標楷體" w:eastAsia="標楷體" w:hAnsi="標楷體" w:hint="eastAsia"/>
-          <w:sz w:val="28"/>
-          <w:szCs w:val="28"/>
-        </w:rPr>
-        <w:t>榮觀，燕處</w:t>
-      </w:r>
-      <w:proofErr w:type="gramEnd"/>
-      <w:r>
-        <w:rPr>
-          <w:rFonts w:ascii="標楷體" w:eastAsia="標楷體" w:hAnsi="標楷體" w:hint="eastAsia"/>
-          <w:sz w:val="28"/>
-          <w:szCs w:val="28"/>
-        </w:rPr>
-        <w:t>超然。奈何萬乘之主，而</w:t>
-      </w:r>
-      <w:proofErr w:type="gramStart"/>
-      <w:r>
-        <w:rPr>
-          <w:rFonts w:ascii="標楷體" w:eastAsia="標楷體" w:hAnsi="標楷體" w:hint="eastAsia"/>
-          <w:sz w:val="28"/>
-          <w:szCs w:val="28"/>
-        </w:rPr>
-        <w:t>以身輕天下</w:t>
-      </w:r>
-      <w:proofErr w:type="gramEnd"/>
-      <w:r>
-        <w:rPr>
-          <w:rFonts w:ascii="標楷體" w:eastAsia="標楷體" w:hAnsi="標楷體" w:hint="eastAsia"/>
-          <w:sz w:val="28"/>
-          <w:szCs w:val="28"/>
-        </w:rPr>
-        <w:t>？輕則失根，</w:t>
-      </w:r>
-      <w:proofErr w:type="gramStart"/>
-      <w:r>
-        <w:rPr>
-          <w:rFonts w:ascii="標楷體" w:eastAsia="標楷體" w:hAnsi="標楷體" w:hint="eastAsia"/>
-          <w:sz w:val="28"/>
-          <w:szCs w:val="28"/>
-        </w:rPr>
-        <w:t>躁則失君</w:t>
-      </w:r>
-      <w:proofErr w:type="gramEnd"/>
-      <w:r>
-        <w:rPr>
-          <w:rFonts w:ascii="標楷體" w:eastAsia="標楷體" w:hAnsi="標楷體" w:hint="eastAsia"/>
-          <w:sz w:val="28"/>
-          <w:szCs w:val="28"/>
-        </w:rPr>
-        <w:t>。」翻譯成白話文如下：厚重是輕率的根本，</w:t>
-      </w:r>
-      <w:proofErr w:type="gramStart"/>
-      <w:r>
-        <w:rPr>
-          <w:rFonts w:ascii="標楷體" w:eastAsia="標楷體" w:hAnsi="標楷體" w:hint="eastAsia"/>
-          <w:sz w:val="28"/>
-          <w:szCs w:val="28"/>
-        </w:rPr>
-        <w:t>靜定是</w:t>
-      </w:r>
-      <w:proofErr w:type="gramEnd"/>
-      <w:r>
-        <w:rPr>
-          <w:rFonts w:ascii="標楷體" w:eastAsia="標楷體" w:hAnsi="標楷體" w:hint="eastAsia"/>
-          <w:sz w:val="28"/>
-          <w:szCs w:val="28"/>
-        </w:rPr>
-        <w:t>躁動的君主。所以君子每天出行時都帶著</w:t>
-      </w:r>
-      <w:proofErr w:type="gramStart"/>
-      <w:r>
-        <w:rPr>
-          <w:rFonts w:ascii="標楷體" w:eastAsia="標楷體" w:hAnsi="標楷體" w:hint="eastAsia"/>
-          <w:sz w:val="28"/>
-          <w:szCs w:val="28"/>
-        </w:rPr>
-        <w:t>輜</w:t>
-      </w:r>
-      <w:proofErr w:type="gramEnd"/>
-      <w:r>
-        <w:rPr>
-          <w:rFonts w:ascii="標楷體" w:eastAsia="標楷體" w:hAnsi="標楷體" w:hint="eastAsia"/>
-          <w:sz w:val="28"/>
-          <w:szCs w:val="28"/>
-        </w:rPr>
-        <w:t>(</w:t>
-      </w:r>
-      <w:proofErr w:type="gramStart"/>
-      <w:r>
-        <w:rPr>
-          <w:rFonts w:ascii="標楷體" w:eastAsia="標楷體" w:hAnsi="標楷體" w:hint="eastAsia"/>
-          <w:color w:val="FF0000"/>
-          <w:sz w:val="16"/>
-          <w:szCs w:val="16"/>
-        </w:rPr>
-        <w:t>ㄗ</w:t>
-      </w:r>
-      <w:proofErr w:type="gramEnd"/>
-      <w:r>
-        <w:rPr>
-          <w:rFonts w:ascii="標楷體" w:eastAsia="標楷體" w:hAnsi="標楷體" w:hint="eastAsia"/>
-          <w:sz w:val="28"/>
-          <w:szCs w:val="28"/>
-        </w:rPr>
-        <w:t>)</w:t>
-      </w:r>
-      <w:r>
-        <w:rPr>
-          <w:rFonts w:ascii="標楷體" w:eastAsia="標楷體" w:hAnsi="標楷體" w:hint="eastAsia"/>
-          <w:sz w:val="28"/>
-          <w:szCs w:val="28"/>
-        </w:rPr>
-        <w:t>重。雖有榮華壯觀，他卻安然超脫。然而有的大國君主，只重自身，輕慢天下，以致滅亡。這句話提醒我們，謙虛和平靜是達到真正成功的關鍵，而驕傲和急躁會導致失敗</w:t>
-      </w:r>
-      <w:r>
-        <w:rPr>
-          <w:rFonts w:ascii="標楷體" w:eastAsia="標楷體" w:hAnsi="標楷體" w:hint="eastAsia"/>
-          <w:sz w:val="28"/>
-          <w:szCs w:val="28"/>
-        </w:rPr>
-        <w:t>。</w:t>
-      </w:r>
-    </w:p>
-    <w:p>
-      <w:pPr>
-        <w:pStyle w:val="a6"/>
-        <w:numPr>
-          <w:ilvl w:val="0"/>
-          <w:numId w:val="22"/>
-        </w:numPr>
-        <w:spacing w:line="440" w:lineRule="exact"/>
-        <w:ind w:leftChars="0"/>
-        <w:rPr>
-          <w:rFonts w:ascii="標楷體" w:eastAsia="標楷體" w:hAnsi="標楷體" w:hint="eastAsia"/>
-          <w:sz w:val="28"/>
-          <w:szCs w:val="28"/>
-        </w:rPr>
-      </w:pPr>
-      <w:proofErr w:type="gramStart"/>
-      <w:r>
-        <w:rPr>
-          <w:rFonts w:ascii="標楷體" w:eastAsia="標楷體" w:hAnsi="標楷體" w:hint="eastAsia"/>
-          <w:sz w:val="28"/>
-          <w:szCs w:val="28"/>
-        </w:rPr>
-        <w:t>燕處</w:t>
-      </w:r>
-      <w:proofErr w:type="gramEnd"/>
-      <w:r>
-        <w:rPr>
-          <w:rFonts w:ascii="標楷體" w:eastAsia="標楷體" w:hAnsi="標楷體" w:hint="eastAsia"/>
-          <w:sz w:val="28"/>
-          <w:szCs w:val="28"/>
-        </w:rPr>
-        <w:t>：</w:t>
-      </w:r>
-      <w:r>
-        <w:rPr>
-          <w:rFonts w:ascii="標楷體" w:eastAsia="標楷體" w:hAnsi="標楷體" w:hint="eastAsia"/>
-          <w:sz w:val="28"/>
-          <w:szCs w:val="28"/>
-        </w:rPr>
-        <w:t>古籍中常</w:t>
-      </w:r>
-      <w:proofErr w:type="gramStart"/>
-      <w:r>
-        <w:rPr>
-          <w:rFonts w:ascii="標楷體" w:eastAsia="標楷體" w:hAnsi="標楷體" w:hint="eastAsia"/>
-          <w:sz w:val="28"/>
-          <w:szCs w:val="28"/>
-        </w:rPr>
-        <w:t>以燕字</w:t>
-      </w:r>
-      <w:proofErr w:type="gramEnd"/>
-      <w:r>
-        <w:rPr>
-          <w:rFonts w:ascii="標楷體" w:eastAsia="標楷體" w:hAnsi="標楷體" w:hint="eastAsia"/>
-          <w:sz w:val="28"/>
-          <w:szCs w:val="28"/>
-        </w:rPr>
-        <w:t>來</w:t>
-      </w:r>
-      <w:proofErr w:type="gramStart"/>
-      <w:r>
-        <w:rPr>
-          <w:rFonts w:ascii="標楷體" w:eastAsia="標楷體" w:hAnsi="標楷體" w:hint="eastAsia"/>
-          <w:sz w:val="28"/>
-          <w:szCs w:val="28"/>
-        </w:rPr>
-        <w:t>代替宴字</w:t>
-      </w:r>
-      <w:proofErr w:type="gramEnd"/>
-      <w:r>
-        <w:rPr>
-          <w:rFonts w:ascii="標楷體" w:eastAsia="標楷體" w:hAnsi="標楷體" w:hint="eastAsia"/>
-          <w:sz w:val="28"/>
-          <w:szCs w:val="28"/>
-        </w:rPr>
-        <w:t>。</w:t>
-      </w:r>
-      <w:proofErr w:type="gramStart"/>
-      <w:r>
-        <w:rPr>
-          <w:rFonts w:ascii="標楷體" w:eastAsia="標楷體" w:hAnsi="標楷體" w:hint="eastAsia"/>
-          <w:sz w:val="28"/>
-          <w:szCs w:val="28"/>
-        </w:rPr>
-        <w:t>燕處即燕居</w:t>
-      </w:r>
-      <w:proofErr w:type="gramEnd"/>
-      <w:r>
-        <w:rPr>
-          <w:rFonts w:ascii="標楷體" w:eastAsia="標楷體" w:hAnsi="標楷體" w:hint="eastAsia"/>
-          <w:sz w:val="28"/>
-          <w:szCs w:val="28"/>
-        </w:rPr>
-        <w:t>，表示居家生活過得很快樂。燕處在這裡的意思是：</w:t>
-      </w:r>
-      <w:proofErr w:type="gramStart"/>
-      <w:r>
-        <w:rPr>
-          <w:rFonts w:ascii="標楷體" w:eastAsia="標楷體" w:hAnsi="標楷體" w:hint="eastAsia"/>
-          <w:sz w:val="28"/>
-          <w:szCs w:val="28"/>
-        </w:rPr>
-        <w:t>安閑自得</w:t>
-      </w:r>
-      <w:proofErr w:type="gramEnd"/>
-      <w:r>
-        <w:rPr>
-          <w:rFonts w:ascii="標楷體" w:eastAsia="標楷體" w:hAnsi="標楷體" w:hint="eastAsia"/>
-          <w:sz w:val="28"/>
-          <w:szCs w:val="28"/>
-        </w:rPr>
-        <w:t>，超然物外</w:t>
-      </w:r>
-      <w:r>
-        <w:rPr>
-          <w:rFonts w:ascii="標楷體" w:eastAsia="標楷體" w:hAnsi="標楷體" w:hint="eastAsia"/>
-          <w:sz w:val="28"/>
-          <w:szCs w:val="28"/>
-        </w:rPr>
-        <w:t>。</w:t>
-      </w:r>
-      <w:r>
-        <w:rPr>
-          <w:rFonts w:ascii="標楷體" w:eastAsia="標楷體" w:hAnsi="標楷體" w:hint="eastAsia"/>
-          <w:sz w:val="28"/>
-          <w:szCs w:val="28"/>
-        </w:rPr>
-        <w:t>具體來說，</w:t>
-      </w:r>
-      <w:proofErr w:type="gramStart"/>
-      <w:r>
-        <w:rPr>
-          <w:rFonts w:ascii="標楷體" w:eastAsia="標楷體" w:hAnsi="標楷體" w:hint="eastAsia"/>
-          <w:sz w:val="28"/>
-          <w:szCs w:val="28"/>
-        </w:rPr>
-        <w:t>燕處有</w:t>
-      </w:r>
-      <w:proofErr w:type="gramEnd"/>
-      <w:r>
-        <w:rPr>
-          <w:rFonts w:ascii="標楷體" w:eastAsia="標楷體" w:hAnsi="標楷體" w:hint="eastAsia"/>
-          <w:sz w:val="28"/>
-          <w:szCs w:val="28"/>
-        </w:rPr>
-        <w:t>以下幾個含義：不為外物所累，保持內心的平靜</w:t>
-      </w:r>
-      <w:r>
-        <w:rPr>
-          <w:rFonts w:ascii="標楷體" w:eastAsia="標楷體" w:hAnsi="標楷體" w:hint="eastAsia"/>
-          <w:sz w:val="28"/>
-          <w:szCs w:val="28"/>
-        </w:rPr>
-        <w:t>；</w:t>
-      </w:r>
-      <w:r>
-        <w:rPr>
-          <w:rFonts w:ascii="標楷體" w:eastAsia="標楷體" w:hAnsi="標楷體" w:hint="eastAsia"/>
-          <w:sz w:val="28"/>
-          <w:szCs w:val="28"/>
-        </w:rPr>
-        <w:t>不受榮辱得失的影響，保持淡泊的心境</w:t>
-      </w:r>
-      <w:r>
-        <w:rPr>
-          <w:rFonts w:ascii="標楷體" w:eastAsia="標楷體" w:hAnsi="標楷體" w:hint="eastAsia"/>
-          <w:sz w:val="28"/>
-          <w:szCs w:val="28"/>
-        </w:rPr>
-        <w:t>；</w:t>
-      </w:r>
-      <w:r>
-        <w:rPr>
-          <w:rFonts w:ascii="標楷體" w:eastAsia="標楷體" w:hAnsi="標楷體" w:hint="eastAsia"/>
-          <w:sz w:val="28"/>
-          <w:szCs w:val="28"/>
-        </w:rPr>
-        <w:t>追求精神上的自由，不受世俗的束縛。</w:t>
-      </w:r>
-    </w:p>
-    <w:p>
-      <w:pPr>
-        <w:pStyle w:val="a6"/>
-        <w:numPr>
-          <w:ilvl w:val="0"/>
-          <w:numId w:val="22"/>
-        </w:numPr>
-        <w:spacing w:line="440" w:lineRule="exact"/>
-        <w:ind w:leftChars="0"/>
-        <w:rPr>
-          <w:rFonts w:ascii="標楷體" w:eastAsia="標楷體" w:hAnsi="標楷體"/>
-          <w:sz w:val="28"/>
-          <w:szCs w:val="28"/>
-        </w:rPr>
-      </w:pPr>
-      <w:r>
-        <w:rPr>
-          <w:rFonts w:ascii="標楷體" w:eastAsia="標楷體" w:hAnsi="標楷體" w:hint="eastAsia"/>
-          <w:sz w:val="28"/>
-          <w:szCs w:val="28"/>
-        </w:rPr>
-        <w:t>輜重</w:t>
-      </w:r>
-      <w:r>
-        <w:rPr>
-          <w:rFonts w:ascii="標楷體" w:eastAsia="標楷體" w:hAnsi="標楷體" w:hint="eastAsia"/>
-          <w:sz w:val="28"/>
-          <w:szCs w:val="28"/>
-        </w:rPr>
-        <w:t>：行李；</w:t>
-      </w:r>
-      <w:r>
-        <w:rPr>
-          <w:rFonts w:ascii="標楷體" w:eastAsia="標楷體" w:hAnsi="標楷體" w:hint="eastAsia"/>
-          <w:sz w:val="28"/>
-          <w:szCs w:val="28"/>
-        </w:rPr>
-        <w:t>軍事上指跟隨作戰部隊行動，並對作戰部隊提供後勤補給、後送、保養等勤務支援的必要人員、裝備與車輛。</w:t>
       </w:r>
     </w:p>
     <w:p>
@@ -3362,7 +1642,8 @@
           <w:numId w:val="5"/>
         </w:numPr>
         <w:spacing w:line="420" w:lineRule="exact"/>
-        <w:ind w:leftChars="0"/>
+        <w:ind w:leftChars="0" w:left="284" w:hanging="284"/>
+        <w:jc w:val="both"/>
         <w:rPr>
           <w:rFonts w:ascii="標楷體" w:eastAsia="標楷體" w:hAnsi="標楷體"/>
           <w:sz w:val="28"/>
@@ -3375,42 +1656,62 @@
           <w:sz w:val="28"/>
           <w:szCs w:val="28"/>
         </w:rPr>
-        <w:lastRenderedPageBreak/>
-        <w:t>豪邁</w:t>
-      </w:r>
-      <w:r>
-        <w:rPr>
-          <w:rFonts w:ascii="標楷體" w:eastAsia="標楷體" w:hAnsi="標楷體" w:hint="eastAsia"/>
-          <w:sz w:val="28"/>
-          <w:szCs w:val="28"/>
-        </w:rPr>
-        <w:t>：</w:t>
-      </w:r>
-      <w:r>
-        <w:rPr>
-          <w:rFonts w:ascii="標楷體" w:eastAsia="標楷體" w:hAnsi="標楷體" w:hint="eastAsia"/>
-          <w:sz w:val="28"/>
-          <w:szCs w:val="28"/>
-        </w:rPr>
-        <w:t>氣度寬廣，性情豪放。【例】他為文豪邁不</w:t>
+        <w:t>惆悵</w:t>
+      </w:r>
+      <w:r>
+        <w:rPr>
+          <w:rFonts w:ascii="標楷體" w:eastAsia="標楷體" w:hAnsi="標楷體" w:hint="eastAsia"/>
+          <w:sz w:val="28"/>
+          <w:szCs w:val="28"/>
+        </w:rPr>
+        <w:t>(</w:t>
       </w:r>
       <w:proofErr w:type="gramStart"/>
       <w:r>
         <w:rPr>
           <w:rFonts w:ascii="標楷體" w:eastAsia="標楷體" w:hAnsi="標楷體" w:hint="eastAsia"/>
-          <w:sz w:val="28"/>
-          <w:szCs w:val="28"/>
-        </w:rPr>
-        <w:t>羈</w:t>
+          <w:color w:val="FF0000"/>
+          <w:sz w:val="16"/>
+          <w:szCs w:val="16"/>
+        </w:rPr>
+        <w:t>ㄔㄡˊ</w:t>
       </w:r>
       <w:proofErr w:type="gramEnd"/>
       <w:r>
         <w:rPr>
           <w:rFonts w:ascii="標楷體" w:eastAsia="標楷體" w:hAnsi="標楷體" w:hint="eastAsia"/>
-          <w:sz w:val="28"/>
-          <w:szCs w:val="28"/>
-        </w:rPr>
-        <w:t>的風格，深受讀者的讚賞。</w:t>
+          <w:color w:val="FF0000"/>
+          <w:sz w:val="16"/>
+          <w:szCs w:val="16"/>
+        </w:rPr>
+        <w:t xml:space="preserve"> </w:t>
+      </w:r>
+      <w:proofErr w:type="gramStart"/>
+      <w:r>
+        <w:rPr>
+          <w:rFonts w:ascii="標楷體" w:eastAsia="標楷體" w:hAnsi="標楷體" w:hint="eastAsia"/>
+          <w:color w:val="FF0000"/>
+          <w:sz w:val="16"/>
+          <w:szCs w:val="16"/>
+        </w:rPr>
+        <w:t>ㄔㄤˋ</w:t>
+      </w:r>
+      <w:proofErr w:type="gramEnd"/>
+      <w:r>
+        <w:rPr>
+          <w:rFonts w:ascii="標楷體" w:eastAsia="標楷體" w:hAnsi="標楷體" w:hint="eastAsia"/>
+          <w:sz w:val="28"/>
+          <w:szCs w:val="28"/>
+        </w:rPr>
+        <w:t>)：</w:t>
+      </w:r>
+      <w:r>
+        <w:rPr>
+          <w:rFonts w:ascii="標楷體" w:eastAsia="標楷體" w:hAnsi="標楷體" w:hint="eastAsia"/>
+          <w:sz w:val="28"/>
+          <w:szCs w:val="28"/>
+        </w:rPr>
+        <w:t>因失意、感傷或懷念而感到意志消沉、心情失落。在文學與心理描繪中，這是一種淡淡的哀愁與悵惘。它不是劇烈的悲痛，而是一種揮之不去、對現狀或過往感到無奈與失落的情緒。</w:t>
       </w:r>
     </w:p>
     <w:p>
@@ -3421,7 +1722,8 @@
           <w:numId w:val="5"/>
         </w:numPr>
         <w:spacing w:line="420" w:lineRule="exact"/>
-        <w:ind w:leftChars="0"/>
+        <w:ind w:leftChars="0" w:left="284" w:hanging="284"/>
+        <w:jc w:val="both"/>
         <w:rPr>
           <w:rFonts w:ascii="標楷體" w:eastAsia="標楷體" w:hAnsi="標楷體"/>
           <w:sz w:val="28"/>
@@ -3434,15 +1736,58 @@
           <w:sz w:val="28"/>
           <w:szCs w:val="28"/>
         </w:rPr>
-        <w:t>婉約：</w:t>
-      </w:r>
-      <w:r>
-        <w:rPr>
-          <w:rFonts w:ascii="標楷體" w:eastAsia="標楷體" w:hAnsi="標楷體" w:hint="eastAsia"/>
-          <w:sz w:val="28"/>
-          <w:szCs w:val="28"/>
-        </w:rPr>
-        <w:t>婉轉含蓄。【例】她的個性溫柔婉約，很好相處。</w:t>
+        <w:t>豁</w:t>
+      </w:r>
+      <w:r>
+        <w:rPr>
+          <w:rFonts w:ascii="標楷體" w:eastAsia="標楷體" w:hAnsi="標楷體" w:hint="eastAsia"/>
+          <w:sz w:val="28"/>
+          <w:szCs w:val="28"/>
+        </w:rPr>
+        <w:t>(</w:t>
+      </w:r>
+      <w:proofErr w:type="gramStart"/>
+      <w:r>
+        <w:rPr>
+          <w:rFonts w:ascii="標楷體" w:eastAsia="標楷體" w:hAnsi="標楷體" w:hint="eastAsia"/>
+          <w:color w:val="FF0000"/>
+          <w:sz w:val="16"/>
+          <w:szCs w:val="16"/>
+        </w:rPr>
+        <w:t>ㄏㄨㄛˋ</w:t>
+      </w:r>
+      <w:proofErr w:type="gramEnd"/>
+      <w:r>
+        <w:rPr>
+          <w:rFonts w:ascii="標楷體" w:eastAsia="標楷體" w:hAnsi="標楷體" w:hint="eastAsia"/>
+          <w:sz w:val="28"/>
+          <w:szCs w:val="28"/>
+        </w:rPr>
+        <w:t>)</w:t>
+      </w:r>
+      <w:r>
+        <w:rPr>
+          <w:rFonts w:ascii="標楷體" w:eastAsia="標楷體" w:hAnsi="標楷體" w:hint="eastAsia"/>
+          <w:sz w:val="28"/>
+          <w:szCs w:val="28"/>
+        </w:rPr>
+        <w:t>達</w:t>
+      </w:r>
+      <w:r>
+        <w:rPr>
+          <w:rFonts w:ascii="標楷體" w:eastAsia="標楷體" w:hAnsi="標楷體" w:hint="eastAsia"/>
+          <w:sz w:val="28"/>
+          <w:szCs w:val="28"/>
+        </w:rPr>
+        <w:t>：</w:t>
+      </w:r>
+      <w:r>
+        <w:rPr>
+          <w:rFonts w:ascii="標楷體" w:eastAsia="標楷體" w:hAnsi="標楷體" w:hint="eastAsia"/>
+          <w:sz w:val="28"/>
+          <w:szCs w:val="28"/>
+        </w:rPr>
+        <w:t>心胸開闊，性格開朗，對世事看得開、想得通。指人不受眼前困境或煩惱的束縛，能夠超越狹隘的視角，以開闊寬容的態度包容一切，展現強大的心理韌性。</w:t>
       </w:r>
     </w:p>
     <w:p>
@@ -3453,21 +1798,61 @@
           <w:numId w:val="5"/>
         </w:numPr>
         <w:spacing w:line="420" w:lineRule="exact"/>
-        <w:ind w:leftChars="0"/>
+        <w:ind w:leftChars="0" w:left="284" w:hanging="284"/>
+        <w:jc w:val="both"/>
         <w:rPr>
           <w:rFonts w:ascii="標楷體" w:eastAsia="標楷體" w:hAnsi="標楷體"/>
           <w:sz w:val="28"/>
           <w:szCs w:val="28"/>
         </w:rPr>
       </w:pPr>
-      <w:r>
-        <w:rPr>
-          <w:rFonts w:ascii="標楷體" w:eastAsia="標楷體" w:hAnsi="標楷體" w:hint="eastAsia"/>
-          <w:sz w:val="28"/>
-          <w:szCs w:val="28"/>
-        </w:rPr>
-        <w:t>豁達超脫</w:t>
-      </w:r>
+      <w:proofErr w:type="gramStart"/>
+      <w:r>
+        <w:rPr>
+          <w:rFonts w:ascii="標楷體" w:eastAsia="標楷體" w:hAnsi="標楷體" w:hint="eastAsia"/>
+          <w:sz w:val="28"/>
+          <w:szCs w:val="28"/>
+        </w:rPr>
+        <w:t>闌</w:t>
+      </w:r>
+      <w:proofErr w:type="gramEnd"/>
+      <w:r>
+        <w:rPr>
+          <w:rFonts w:ascii="標楷體" w:eastAsia="標楷體" w:hAnsi="標楷體" w:hint="eastAsia"/>
+          <w:sz w:val="28"/>
+          <w:szCs w:val="28"/>
+        </w:rPr>
+        <w:t>(</w:t>
+      </w:r>
+      <w:proofErr w:type="gramStart"/>
+      <w:r>
+        <w:rPr>
+          <w:rFonts w:ascii="標楷體" w:eastAsia="標楷體" w:hAnsi="標楷體" w:hint="eastAsia"/>
+          <w:color w:val="FF0000"/>
+          <w:sz w:val="16"/>
+          <w:szCs w:val="16"/>
+        </w:rPr>
+        <w:t>ㄌㄢˊ</w:t>
+      </w:r>
+      <w:proofErr w:type="gramEnd"/>
+      <w:r>
+        <w:rPr>
+          <w:rFonts w:ascii="標楷體" w:eastAsia="標楷體" w:hAnsi="標楷體" w:hint="eastAsia"/>
+          <w:sz w:val="28"/>
+          <w:szCs w:val="28"/>
+        </w:rPr>
+        <w:t>)</w:t>
+      </w:r>
+      <w:proofErr w:type="gramStart"/>
+      <w:r>
+        <w:rPr>
+          <w:rFonts w:ascii="標楷體" w:eastAsia="標楷體" w:hAnsi="標楷體" w:hint="eastAsia"/>
+          <w:sz w:val="28"/>
+          <w:szCs w:val="28"/>
+        </w:rPr>
+        <w:t>珊</w:t>
+      </w:r>
+      <w:proofErr w:type="gramEnd"/>
       <w:r>
         <w:rPr>
           <w:rFonts w:ascii="標楷體" w:eastAsia="標楷體" w:hAnsi="標楷體" w:hint="eastAsia"/>
@@ -3476,23 +1861,13 @@
         </w:rPr>
         <w:t>：</w:t>
       </w:r>
-      <w:proofErr w:type="gramStart"/>
-      <w:r>
-        <w:rPr>
-          <w:rFonts w:ascii="標楷體" w:eastAsia="標楷體" w:hAnsi="標楷體" w:hint="eastAsia"/>
-          <w:sz w:val="28"/>
-          <w:szCs w:val="28"/>
-        </w:rPr>
-        <w:t>曠</w:t>
-      </w:r>
-      <w:proofErr w:type="gramEnd"/>
-      <w:r>
-        <w:rPr>
-          <w:rFonts w:ascii="標楷體" w:eastAsia="標楷體" w:hAnsi="標楷體" w:hint="eastAsia"/>
-          <w:sz w:val="28"/>
-          <w:szCs w:val="28"/>
-        </w:rPr>
-        <w:t>達，度量寬宏。</w:t>
+      <w:r>
+        <w:rPr>
+          <w:rFonts w:ascii="標楷體" w:eastAsia="標楷體" w:hAnsi="標楷體" w:hint="eastAsia"/>
+          <w:sz w:val="28"/>
+          <w:szCs w:val="28"/>
+        </w:rPr>
+        <w:t>將盡、將殘、衰微。常與「春」、「夜」、「酒」等詞連用（如春闌珊、燈火闌珊），用來形容事物正逐漸走向尾聲、消逝或黯淡，帶有一絲淡淡的感傷色彩。</w:t>
       </w:r>
     </w:p>
     <w:p>
@@ -3503,7 +1878,8 @@
           <w:numId w:val="5"/>
         </w:numPr>
         <w:spacing w:line="420" w:lineRule="exact"/>
-        <w:ind w:leftChars="0"/>
+        <w:ind w:leftChars="0" w:left="284" w:hanging="284"/>
+        <w:jc w:val="both"/>
         <w:rPr>
           <w:rFonts w:ascii="標楷體" w:eastAsia="標楷體" w:hAnsi="標楷體"/>
           <w:sz w:val="28"/>
@@ -3516,7 +1892,7 @@
           <w:sz w:val="28"/>
           <w:szCs w:val="28"/>
         </w:rPr>
-        <w:t>超脫</w:t>
+        <w:t>勾勒</w:t>
       </w:r>
       <w:r>
         <w:rPr>
@@ -3532,47 +1908,7 @@
           <w:sz w:val="28"/>
           <w:szCs w:val="28"/>
         </w:rPr>
-        <w:t>超然物外，不為世俗所拘束。</w:t>
-      </w:r>
-    </w:p>
-    <w:p>
-      <w:pPr>
-        <w:pStyle w:val="a6"/>
-        <w:numPr>
-          <w:ilvl w:val="0"/>
-          <w:numId w:val="25"/>
-        </w:numPr>
-        <w:spacing w:line="420" w:lineRule="exact"/>
-        <w:ind w:leftChars="0"/>
-        <w:rPr>
-          <w:rFonts w:ascii="標楷體" w:eastAsia="標楷體" w:hAnsi="標楷體" w:hint="eastAsia"/>
-          <w:sz w:val="28"/>
-          <w:szCs w:val="28"/>
-        </w:rPr>
-      </w:pPr>
-      <w:r>
-        <w:rPr>
-          <w:rFonts w:ascii="標楷體" w:eastAsia="標楷體" w:hAnsi="標楷體" w:hint="eastAsia"/>
-          <w:sz w:val="28"/>
-          <w:szCs w:val="28"/>
-        </w:rPr>
-        <w:t>超然物外</w:t>
-      </w:r>
-      <w:r>
-        <w:rPr>
-          <w:rFonts w:ascii="標楷體" w:eastAsia="標楷體" w:hAnsi="標楷體" w:hint="eastAsia"/>
-          <w:sz w:val="28"/>
-          <w:szCs w:val="28"/>
-        </w:rPr>
-        <w:t>：</w:t>
-      </w:r>
-      <w:r>
-        <w:rPr>
-          <w:rFonts w:ascii="標楷體" w:eastAsia="標楷體" w:hAnsi="標楷體" w:hint="eastAsia"/>
-          <w:sz w:val="28"/>
-          <w:szCs w:val="28"/>
-        </w:rPr>
-        <w:t>澹泊</w:t>
+        <w:t>原指用簡練的線條描繪出輪廓，引申為用文字簡單扼要地描寫出事物的形貌、特徵或大體輪廓。在文學創作中，指不用過於繁複的筆墨，便能精</w:t>
       </w:r>
       <w:proofErr w:type="gramStart"/>
       <w:r>
@@ -3581,7 +1917,7 @@
           <w:sz w:val="28"/>
           <w:szCs w:val="28"/>
         </w:rPr>
-        <w:t>曠</w:t>
+        <w:t>準</w:t>
       </w:r>
       <w:proofErr w:type="gramEnd"/>
       <w:r>
@@ -3590,27 +1926,7 @@
           <w:sz w:val="28"/>
           <w:szCs w:val="28"/>
         </w:rPr>
-        <w:t>達，不為物欲所局限。</w:t>
-      </w:r>
-    </w:p>
-    <w:p>
-      <w:pPr>
-        <w:pStyle w:val="a6"/>
-        <w:spacing w:line="420" w:lineRule="exact"/>
-        <w:ind w:leftChars="0" w:left="960"/>
-        <w:rPr>
-          <w:rFonts w:ascii="標楷體" w:eastAsia="標楷體" w:hAnsi="標楷體"/>
-          <w:sz w:val="28"/>
-          <w:szCs w:val="28"/>
-        </w:rPr>
-      </w:pPr>
-      <w:r>
-        <w:rPr>
-          <w:rFonts w:ascii="標楷體" w:eastAsia="標楷體" w:hAnsi="標楷體" w:hint="eastAsia"/>
-          <w:sz w:val="28"/>
-          <w:szCs w:val="28"/>
-        </w:rPr>
-        <w:t>【例】我看他事事計較，名利薰心，怎能超然物外，悠遊自得呢？</w:t>
+        <w:t>捕捉並勾畫出景物或情感的核心樣貌。</w:t>
       </w:r>
     </w:p>
     <w:p>
@@ -3621,7 +1937,8 @@
           <w:numId w:val="5"/>
         </w:numPr>
         <w:spacing w:line="420" w:lineRule="exact"/>
-        <w:ind w:leftChars="0"/>
+        <w:ind w:leftChars="0" w:left="284" w:hanging="284"/>
+        <w:jc w:val="both"/>
         <w:rPr>
           <w:rFonts w:ascii="標楷體" w:eastAsia="標楷體" w:hAnsi="標楷體"/>
           <w:sz w:val="28"/>
@@ -3634,25 +1951,64 @@
           <w:sz w:val="28"/>
           <w:szCs w:val="28"/>
         </w:rPr>
-        <w:t>襟</w:t>
-      </w:r>
-      <w:r>
-        <w:rPr>
-          <w:rFonts w:ascii="標楷體" w:eastAsia="標楷體" w:hAnsi="標楷體" w:hint="eastAsia"/>
-          <w:sz w:val="28"/>
-          <w:szCs w:val="28"/>
-        </w:rPr>
-        <w:t>(</w:t>
+        <w:t>輕盈與靈動</w:t>
+      </w:r>
+      <w:r>
+        <w:rPr>
+          <w:rFonts w:ascii="標楷體" w:eastAsia="標楷體" w:hAnsi="標楷體" w:hint="eastAsia"/>
+          <w:sz w:val="28"/>
+          <w:szCs w:val="28"/>
+        </w:rPr>
+        <w:t>：</w:t>
+      </w:r>
+      <w:r>
+        <w:rPr>
+          <w:rFonts w:ascii="標楷體" w:eastAsia="標楷體" w:hAnsi="標楷體" w:hint="eastAsia"/>
+          <w:sz w:val="28"/>
+          <w:szCs w:val="28"/>
+        </w:rPr>
+        <w:t>輕盈</w:t>
+      </w:r>
+      <w:r>
+        <w:rPr>
+          <w:rFonts w:ascii="標楷體" w:eastAsia="標楷體" w:hAnsi="標楷體" w:hint="eastAsia"/>
+          <w:sz w:val="28"/>
+          <w:szCs w:val="28"/>
+        </w:rPr>
+        <w:t>，</w:t>
+      </w:r>
+      <w:r>
+        <w:rPr>
+          <w:rFonts w:ascii="標楷體" w:eastAsia="標楷體" w:hAnsi="標楷體" w:hint="eastAsia"/>
+          <w:sz w:val="28"/>
+          <w:szCs w:val="28"/>
+        </w:rPr>
+        <w:t>形容身材、動作或氛圍輕快、優美。靈動</w:t>
+      </w:r>
+      <w:r>
+        <w:rPr>
+          <w:rFonts w:ascii="標楷體" w:eastAsia="標楷體" w:hAnsi="標楷體" w:hint="eastAsia"/>
+          <w:sz w:val="28"/>
+          <w:szCs w:val="28"/>
+        </w:rPr>
+        <w:t>，</w:t>
+      </w:r>
+      <w:r>
+        <w:rPr>
+          <w:rFonts w:ascii="標楷體" w:eastAsia="標楷體" w:hAnsi="標楷體" w:hint="eastAsia"/>
+          <w:sz w:val="28"/>
+          <w:szCs w:val="28"/>
+        </w:rPr>
+        <w:t>靈巧而富有生氣、不死板。兩者結合用來形容自然景物（如微風、</w:t>
       </w:r>
       <w:proofErr w:type="gramStart"/>
       <w:r>
         <w:rPr>
           <w:rFonts w:ascii="標楷體" w:eastAsia="標楷體" w:hAnsi="標楷體" w:hint="eastAsia"/>
-          <w:color w:val="FF0000"/>
-          <w:sz w:val="16"/>
-          <w:szCs w:val="16"/>
-        </w:rPr>
-        <w:t>ㄐㄧㄣ</w:t>
+          <w:sz w:val="28"/>
+          <w:szCs w:val="28"/>
+        </w:rPr>
+        <w:t>細柳）不</w:t>
       </w:r>
       <w:proofErr w:type="gramEnd"/>
       <w:r>
@@ -3661,31 +2017,7 @@
           <w:sz w:val="28"/>
           <w:szCs w:val="28"/>
         </w:rPr>
-        <w:t>)</w:t>
-      </w:r>
-      <w:r>
-        <w:rPr>
-          <w:rFonts w:ascii="標楷體" w:eastAsia="標楷體" w:hAnsi="標楷體" w:hint="eastAsia"/>
-          <w:sz w:val="28"/>
-          <w:szCs w:val="28"/>
-        </w:rPr>
-        <w:t>懷</w:t>
-      </w:r>
-      <w:r>
-        <w:rPr>
-          <w:rFonts w:ascii="標楷體" w:eastAsia="標楷體" w:hAnsi="標楷體" w:hint="eastAsia"/>
-          <w:sz w:val="28"/>
-          <w:szCs w:val="28"/>
-        </w:rPr>
-        <w:t>：</w:t>
-      </w:r>
-      <w:r>
-        <w:rPr>
-          <w:rFonts w:ascii="標楷體" w:eastAsia="標楷體" w:hAnsi="標楷體" w:hint="eastAsia"/>
-          <w:sz w:val="28"/>
-          <w:szCs w:val="28"/>
-        </w:rPr>
-        <w:t>胸襟懷抱。【例】他的襟懷寬大，從不與人斤斤計較。</w:t>
+        <w:t>沉重、充滿生命力的動態美感，給人輕快、清新的視覺感受。</w:t>
       </w:r>
     </w:p>
     <w:p>
@@ -3696,7 +2028,8 @@
           <w:numId w:val="5"/>
         </w:numPr>
         <w:spacing w:line="420" w:lineRule="exact"/>
-        <w:ind w:leftChars="0"/>
+        <w:ind w:leftChars="0" w:left="284" w:hanging="284"/>
+        <w:jc w:val="both"/>
         <w:rPr>
           <w:rFonts w:ascii="標楷體" w:eastAsia="標楷體" w:hAnsi="標楷體"/>
           <w:sz w:val="28"/>
@@ -3709,7 +2042,7 @@
           <w:sz w:val="28"/>
           <w:szCs w:val="28"/>
         </w:rPr>
-        <w:t>用之則行，舍之則藏</w:t>
+        <w:t>交相輝映</w:t>
       </w:r>
       <w:r>
         <w:rPr>
@@ -3725,163 +2058,7 @@
           <w:sz w:val="28"/>
           <w:szCs w:val="28"/>
         </w:rPr>
-        <w:t>出自《論語·述而》，是</w:t>
-      </w:r>
-      <w:r>
-        <w:rPr>
-          <w:rFonts w:ascii="標楷體" w:eastAsia="標楷體" w:hAnsi="標楷體" w:hint="eastAsia"/>
-          <w:sz w:val="28"/>
-          <w:szCs w:val="28"/>
-          <w:u w:val="single"/>
-        </w:rPr>
-        <w:t>孔子</w:t>
-      </w:r>
-      <w:r>
-        <w:rPr>
-          <w:rFonts w:ascii="標楷體" w:eastAsia="標楷體" w:hAnsi="標楷體" w:hint="eastAsia"/>
-          <w:sz w:val="28"/>
-          <w:szCs w:val="28"/>
-        </w:rPr>
-        <w:t>對</w:t>
-      </w:r>
-      <w:proofErr w:type="gramStart"/>
-      <w:r>
-        <w:rPr>
-          <w:rFonts w:ascii="標楷體" w:eastAsia="標楷體" w:hAnsi="標楷體" w:hint="eastAsia"/>
-          <w:sz w:val="28"/>
-          <w:szCs w:val="28"/>
-          <w:u w:val="single"/>
-        </w:rPr>
-        <w:t>顏淵</w:t>
-      </w:r>
-      <w:r>
-        <w:rPr>
-          <w:rFonts w:ascii="標楷體" w:eastAsia="標楷體" w:hAnsi="標楷體" w:hint="eastAsia"/>
-          <w:sz w:val="28"/>
-          <w:szCs w:val="28"/>
-        </w:rPr>
-        <w:t>說的</w:t>
-      </w:r>
-      <w:proofErr w:type="gramEnd"/>
-      <w:r>
-        <w:rPr>
-          <w:rFonts w:ascii="標楷體" w:eastAsia="標楷體" w:hAnsi="標楷體" w:hint="eastAsia"/>
-          <w:sz w:val="28"/>
-          <w:szCs w:val="28"/>
-        </w:rPr>
-        <w:t>。這句話的意思是：受到重用時，就展露才華；不受重用時，就</w:t>
-      </w:r>
-      <w:proofErr w:type="gramStart"/>
-      <w:r>
-        <w:rPr>
-          <w:rFonts w:ascii="標楷體" w:eastAsia="標楷體" w:hAnsi="標楷體" w:hint="eastAsia"/>
-          <w:sz w:val="28"/>
-          <w:szCs w:val="28"/>
-        </w:rPr>
-        <w:t>韜</w:t>
-      </w:r>
-      <w:proofErr w:type="gramEnd"/>
-      <w:r>
-        <w:rPr>
-          <w:rFonts w:ascii="標楷體" w:eastAsia="標楷體" w:hAnsi="標楷體" w:hint="eastAsia"/>
-          <w:sz w:val="28"/>
-          <w:szCs w:val="28"/>
-        </w:rPr>
-        <w:t>(</w:t>
-      </w:r>
-      <w:proofErr w:type="gramStart"/>
-      <w:r>
-        <w:rPr>
-          <w:rFonts w:ascii="標楷體" w:eastAsia="標楷體" w:hAnsi="標楷體" w:hint="eastAsia"/>
-          <w:color w:val="FF0000"/>
-          <w:sz w:val="16"/>
-          <w:szCs w:val="16"/>
-        </w:rPr>
-        <w:t>ㄊㄠ</w:t>
-      </w:r>
-      <w:proofErr w:type="gramEnd"/>
-      <w:r>
-        <w:rPr>
-          <w:rFonts w:ascii="標楷體" w:eastAsia="標楷體" w:hAnsi="標楷體" w:hint="eastAsia"/>
-          <w:sz w:val="28"/>
-          <w:szCs w:val="28"/>
-        </w:rPr>
-        <w:t>)</w:t>
-      </w:r>
-      <w:r>
-        <w:rPr>
-          <w:rFonts w:ascii="標楷體" w:eastAsia="標楷體" w:hAnsi="標楷體" w:hint="eastAsia"/>
-          <w:sz w:val="28"/>
-          <w:szCs w:val="28"/>
-        </w:rPr>
-        <w:t>光養晦</w:t>
-      </w:r>
-      <w:r>
-        <w:rPr>
-          <w:rFonts w:ascii="標楷體" w:eastAsia="標楷體" w:hAnsi="標楷體" w:hint="eastAsia"/>
-          <w:sz w:val="28"/>
-          <w:szCs w:val="28"/>
-        </w:rPr>
-        <w:t>(</w:t>
-      </w:r>
-      <w:proofErr w:type="gramStart"/>
-      <w:r>
-        <w:rPr>
-          <w:rFonts w:ascii="標楷體" w:eastAsia="標楷體" w:hAnsi="標楷體" w:hint="eastAsia"/>
-          <w:color w:val="FF0000"/>
-          <w:sz w:val="16"/>
-          <w:szCs w:val="16"/>
-        </w:rPr>
-        <w:t>ㄏㄨㄟˋ</w:t>
-      </w:r>
-      <w:proofErr w:type="gramEnd"/>
-      <w:r>
-        <w:rPr>
-          <w:rFonts w:ascii="標楷體" w:eastAsia="標楷體" w:hAnsi="標楷體" w:hint="eastAsia"/>
-          <w:sz w:val="28"/>
-          <w:szCs w:val="28"/>
-        </w:rPr>
-        <w:t>)，等待時機</w:t>
-      </w:r>
-      <w:r>
-        <w:rPr>
-          <w:rFonts w:ascii="標楷體" w:eastAsia="標楷體" w:hAnsi="標楷體" w:hint="eastAsia"/>
-          <w:sz w:val="28"/>
-          <w:szCs w:val="28"/>
-        </w:rPr>
-        <w:t>。</w:t>
-      </w:r>
-    </w:p>
-    <w:p>
-      <w:pPr>
-        <w:pStyle w:val="a6"/>
-        <w:numPr>
-          <w:ilvl w:val="0"/>
-          <w:numId w:val="23"/>
-        </w:numPr>
-        <w:spacing w:line="420" w:lineRule="exact"/>
-        <w:ind w:leftChars="0"/>
-        <w:rPr>
-          <w:rFonts w:ascii="標楷體" w:eastAsia="標楷體" w:hAnsi="標楷體"/>
-          <w:sz w:val="28"/>
-          <w:szCs w:val="28"/>
-        </w:rPr>
-      </w:pPr>
-      <w:r>
-        <w:rPr>
-          <w:rFonts w:ascii="標楷體" w:eastAsia="標楷體" w:hAnsi="標楷體" w:hint="eastAsia"/>
-          <w:sz w:val="28"/>
-          <w:szCs w:val="28"/>
-        </w:rPr>
-        <w:t>韜光養晦：</w:t>
-      </w:r>
-      <w:r>
-        <w:rPr>
-          <w:rFonts w:ascii="標楷體" w:eastAsia="標楷體" w:hAnsi="標楷體" w:hint="eastAsia"/>
-          <w:sz w:val="28"/>
-          <w:szCs w:val="28"/>
-        </w:rPr>
-        <w:t>韜光，收斂光采。養晦，隱藏蹤跡，以便修養。韜光養晦比喻隱藏才智，不使外露。【例】這些年來，他韜光養晦，不過問世事。</w:t>
+        <w:t>各種光亮、色彩或美景互相襯托、互相輝映，顯得更加美麗。強調不同景物（如春水與繁花）並存時，彼此映襯、相得益彰的視覺和諧感與美感。</w:t>
       </w:r>
     </w:p>
     <w:p>
@@ -3892,30 +2069,21 @@
           <w:numId w:val="5"/>
         </w:numPr>
         <w:spacing w:line="420" w:lineRule="exact"/>
-        <w:ind w:leftChars="0"/>
-        <w:rPr>
-          <w:rFonts w:ascii="標楷體" w:eastAsia="標楷體" w:hAnsi="標楷體"/>
-          <w:sz w:val="28"/>
-          <w:szCs w:val="28"/>
-        </w:rPr>
-      </w:pPr>
-      <w:proofErr w:type="gramStart"/>
-      <w:r>
-        <w:rPr>
-          <w:rFonts w:ascii="標楷體" w:eastAsia="標楷體" w:hAnsi="標楷體" w:hint="eastAsia"/>
-          <w:sz w:val="28"/>
-          <w:szCs w:val="28"/>
-        </w:rPr>
-        <w:t>在句中</w:t>
-      </w:r>
-      <w:proofErr w:type="gramEnd"/>
-      <w:r>
-        <w:rPr>
-          <w:rFonts w:ascii="標楷體" w:eastAsia="標楷體" w:hAnsi="標楷體" w:hint="eastAsia"/>
-          <w:sz w:val="28"/>
-          <w:szCs w:val="28"/>
-        </w:rPr>
-        <w:t>設對</w:t>
+        <w:ind w:leftChars="0" w:left="284" w:hanging="284"/>
+        <w:jc w:val="both"/>
+        <w:rPr>
+          <w:rFonts w:ascii="標楷體" w:eastAsia="標楷體" w:hAnsi="標楷體" w:hint="eastAsia"/>
+          <w:sz w:val="28"/>
+          <w:szCs w:val="28"/>
+        </w:rPr>
+      </w:pPr>
+      <w:r>
+        <w:rPr>
+          <w:rFonts w:ascii="標楷體" w:eastAsia="標楷體" w:hAnsi="標楷體" w:hint="eastAsia"/>
+          <w:sz w:val="28"/>
+          <w:szCs w:val="28"/>
+        </w:rPr>
+        <w:t>一抹</w:t>
       </w:r>
       <w:r>
         <w:rPr>
@@ -3931,83 +2099,7 @@
           <w:sz w:val="28"/>
           <w:szCs w:val="28"/>
         </w:rPr>
-        <w:t>是指在句子中設置對偶句式。對偶句式是指由兩個結構相同、字數相等的句子組成的句式。對偶句式具有整齊、勻稱、美觀的效果，可以增強語言的表現力。例如：</w:t>
-      </w:r>
-    </w:p>
-    <w:p>
-      <w:pPr>
-        <w:pStyle w:val="a6"/>
-        <w:spacing w:line="420" w:lineRule="exact"/>
-        <w:ind w:leftChars="0"/>
-        <w:rPr>
-          <w:rFonts w:ascii="標楷體" w:eastAsia="標楷體" w:hAnsi="標楷體"/>
-          <w:sz w:val="28"/>
-          <w:szCs w:val="28"/>
-        </w:rPr>
-      </w:pPr>
-      <w:r>
-        <w:rPr>
-          <w:rFonts w:ascii="標楷體" w:eastAsia="標楷體" w:hAnsi="標楷體" w:hint="eastAsia"/>
-          <w:sz w:val="28"/>
-          <w:szCs w:val="28"/>
-        </w:rPr>
-        <w:t>讀書破萬卷，下筆如有神。</w:t>
-      </w:r>
-    </w:p>
-    <w:p>
-      <w:pPr>
-        <w:pStyle w:val="a6"/>
-        <w:spacing w:line="420" w:lineRule="exact"/>
-        <w:ind w:leftChars="0"/>
-        <w:rPr>
-          <w:rFonts w:ascii="標楷體" w:eastAsia="標楷體" w:hAnsi="標楷體"/>
-          <w:sz w:val="28"/>
-          <w:szCs w:val="28"/>
-        </w:rPr>
-      </w:pPr>
-      <w:r>
-        <w:rPr>
-          <w:rFonts w:ascii="標楷體" w:eastAsia="標楷體" w:hAnsi="標楷體" w:hint="eastAsia"/>
-          <w:sz w:val="28"/>
-          <w:szCs w:val="28"/>
-        </w:rPr>
-        <w:t>寵辱不驚，</w:t>
-      </w:r>
-      <w:proofErr w:type="gramStart"/>
-      <w:r>
-        <w:rPr>
-          <w:rFonts w:ascii="標楷體" w:eastAsia="標楷體" w:hAnsi="標楷體" w:hint="eastAsia"/>
-          <w:sz w:val="28"/>
-          <w:szCs w:val="28"/>
-        </w:rPr>
-        <w:t>看庭前</w:t>
-      </w:r>
-      <w:proofErr w:type="gramEnd"/>
-      <w:r>
-        <w:rPr>
-          <w:rFonts w:ascii="標楷體" w:eastAsia="標楷體" w:hAnsi="標楷體" w:hint="eastAsia"/>
-          <w:sz w:val="28"/>
-          <w:szCs w:val="28"/>
-        </w:rPr>
-        <w:t>花開花落；去留無意，望</w:t>
-      </w:r>
-      <w:proofErr w:type="gramStart"/>
-      <w:r>
-        <w:rPr>
-          <w:rFonts w:ascii="標楷體" w:eastAsia="標楷體" w:hAnsi="標楷體" w:hint="eastAsia"/>
-          <w:sz w:val="28"/>
-          <w:szCs w:val="28"/>
-        </w:rPr>
-        <w:t>天外雲捲雲</w:t>
-      </w:r>
-      <w:proofErr w:type="gramEnd"/>
-      <w:r>
-        <w:rPr>
-          <w:rFonts w:ascii="標楷體" w:eastAsia="標楷體" w:hAnsi="標楷體" w:hint="eastAsia"/>
-          <w:sz w:val="28"/>
-          <w:szCs w:val="28"/>
-        </w:rPr>
-        <w:t>舒。</w:t>
+        <w:t>形容極其細微、狹窄或淡淡的一道痕跡（如一抹斜陽、一抹煙雨）。在寫景時帶有朦朧、隱約的修辭效果，使畫面不顯得過於濃烈厚重，而是帶有一種詩意的留白與朦朧美。</w:t>
       </w:r>
     </w:p>
     <w:p>
@@ -4018,7 +2110,8 @@
           <w:numId w:val="5"/>
         </w:numPr>
         <w:spacing w:line="420" w:lineRule="exact"/>
-        <w:ind w:leftChars="0"/>
+        <w:ind w:leftChars="0" w:left="284" w:hanging="284"/>
+        <w:jc w:val="both"/>
         <w:rPr>
           <w:rFonts w:ascii="標楷體" w:eastAsia="標楷體" w:hAnsi="標楷體"/>
           <w:sz w:val="28"/>
@@ -4031,7 +2124,7 @@
           <w:sz w:val="28"/>
           <w:szCs w:val="28"/>
         </w:rPr>
-        <w:t>蕩漾</w:t>
+        <w:t>幽遠</w:t>
       </w:r>
       <w:r>
         <w:rPr>
@@ -4047,7 +2140,95 @@
           <w:sz w:val="28"/>
           <w:szCs w:val="28"/>
         </w:rPr>
-        <w:t>水波、聲音等晃動起伏。【例】餘波蕩漾、歌聲蕩漾</w:t>
+        <w:t>深邃</w:t>
+      </w:r>
+      <w:r>
+        <w:rPr>
+          <w:rFonts w:ascii="標楷體" w:eastAsia="標楷體" w:hAnsi="標楷體" w:hint="eastAsia"/>
+          <w:sz w:val="28"/>
+          <w:szCs w:val="28"/>
+        </w:rPr>
+        <w:t>(</w:t>
+      </w:r>
+      <w:proofErr w:type="gramStart"/>
+      <w:r>
+        <w:rPr>
+          <w:rFonts w:ascii="標楷體" w:eastAsia="標楷體" w:hAnsi="標楷體" w:hint="eastAsia"/>
+          <w:color w:val="FF0000"/>
+          <w:sz w:val="16"/>
+          <w:szCs w:val="16"/>
+        </w:rPr>
+        <w:t>ㄙㄨㄟˋ</w:t>
+      </w:r>
+      <w:proofErr w:type="gramEnd"/>
+      <w:r>
+        <w:rPr>
+          <w:rFonts w:ascii="標楷體" w:eastAsia="標楷體" w:hAnsi="標楷體" w:hint="eastAsia"/>
+          <w:sz w:val="28"/>
+          <w:szCs w:val="28"/>
+        </w:rPr>
+        <w:t>)</w:t>
+      </w:r>
+      <w:r>
+        <w:rPr>
+          <w:rFonts w:ascii="標楷體" w:eastAsia="標楷體" w:hAnsi="標楷體" w:hint="eastAsia"/>
+          <w:sz w:val="28"/>
+          <w:szCs w:val="28"/>
+        </w:rPr>
+        <w:t>、遙遠而靜謐</w:t>
+      </w:r>
+      <w:r>
+        <w:rPr>
+          <w:rFonts w:ascii="標楷體" w:eastAsia="標楷體" w:hAnsi="標楷體" w:hint="eastAsia"/>
+          <w:sz w:val="28"/>
+          <w:szCs w:val="28"/>
+        </w:rPr>
+        <w:t>(</w:t>
+      </w:r>
+      <w:proofErr w:type="gramStart"/>
+      <w:r>
+        <w:rPr>
+          <w:rFonts w:ascii="標楷體" w:eastAsia="標楷體" w:hAnsi="標楷體" w:hint="eastAsia"/>
+          <w:color w:val="FF0000"/>
+          <w:sz w:val="16"/>
+          <w:szCs w:val="16"/>
+        </w:rPr>
+        <w:t>ㄇ一ˋ</w:t>
+      </w:r>
+      <w:proofErr w:type="gramEnd"/>
+      <w:r>
+        <w:rPr>
+          <w:rFonts w:ascii="標楷體" w:eastAsia="標楷體" w:hAnsi="標楷體" w:hint="eastAsia"/>
+          <w:sz w:val="28"/>
+          <w:szCs w:val="28"/>
+        </w:rPr>
+        <w:t>)</w:t>
+      </w:r>
+      <w:r>
+        <w:rPr>
+          <w:rFonts w:ascii="標楷體" w:eastAsia="標楷體" w:hAnsi="標楷體" w:hint="eastAsia"/>
+          <w:sz w:val="28"/>
+          <w:szCs w:val="28"/>
+        </w:rPr>
+        <w:t>。形容空間、意境或心境深</w:t>
+      </w:r>
+      <w:proofErr w:type="gramStart"/>
+      <w:r>
+        <w:rPr>
+          <w:rFonts w:ascii="標楷體" w:eastAsia="標楷體" w:hAnsi="標楷體" w:hint="eastAsia"/>
+          <w:sz w:val="28"/>
+          <w:szCs w:val="28"/>
+        </w:rPr>
+        <w:t>沉</w:t>
+      </w:r>
+      <w:proofErr w:type="gramEnd"/>
+      <w:r>
+        <w:rPr>
+          <w:rFonts w:ascii="標楷體" w:eastAsia="標楷體" w:hAnsi="標楷體" w:hint="eastAsia"/>
+          <w:sz w:val="28"/>
+          <w:szCs w:val="28"/>
+        </w:rPr>
+        <w:t>而遼闊，帶有一種引人入勝、超越表象的深層美感與悠長餘韻。</w:t>
       </w:r>
     </w:p>
     <w:p>
@@ -4058,7 +2239,8 @@
           <w:numId w:val="5"/>
         </w:numPr>
         <w:spacing w:line="420" w:lineRule="exact"/>
-        <w:ind w:leftChars="0"/>
+        <w:ind w:leftChars="0" w:left="284" w:hanging="284"/>
+        <w:jc w:val="both"/>
         <w:rPr>
           <w:rFonts w:ascii="標楷體" w:eastAsia="標楷體" w:hAnsi="標楷體"/>
           <w:sz w:val="28"/>
@@ -4071,7 +2253,7 @@
           <w:sz w:val="28"/>
           <w:szCs w:val="28"/>
         </w:rPr>
-        <w:t>曲折有致</w:t>
+        <w:t>伏筆</w:t>
       </w:r>
       <w:r>
         <w:rPr>
@@ -4087,39 +2269,61 @@
           <w:sz w:val="28"/>
           <w:szCs w:val="28"/>
         </w:rPr>
-        <w:t>可以用來形容文章、故事、劇情等，指其結構安排巧妙，情節發展起伏跌宕，引人入勝。</w:t>
-      </w:r>
-    </w:p>
-    <w:p>
-      <w:pPr>
-        <w:pStyle w:val="a6"/>
-        <w:numPr>
-          <w:ilvl w:val="0"/>
-          <w:numId w:val="24"/>
-        </w:numPr>
-        <w:spacing w:line="420" w:lineRule="exact"/>
-        <w:ind w:leftChars="0"/>
-        <w:rPr>
-          <w:rFonts w:ascii="標楷體" w:eastAsia="標楷體" w:hAnsi="標楷體"/>
-          <w:sz w:val="28"/>
-          <w:szCs w:val="28"/>
-        </w:rPr>
-      </w:pPr>
-      <w:r>
-        <w:rPr>
-          <w:rFonts w:ascii="標楷體" w:eastAsia="標楷體" w:hAnsi="標楷體" w:hint="eastAsia"/>
-          <w:sz w:val="28"/>
-          <w:szCs w:val="28"/>
-        </w:rPr>
-        <w:t>跌宕：</w:t>
-      </w:r>
-      <w:r>
-        <w:rPr>
-          <w:rFonts w:ascii="標楷體" w:eastAsia="標楷體" w:hAnsi="標楷體" w:hint="eastAsia"/>
-          <w:sz w:val="28"/>
-          <w:szCs w:val="28"/>
-        </w:rPr>
-        <w:t>形容詞句運用的變化起伏或語言音調的抑揚頓挫。</w:t>
+        <w:t>指文章前面的段落中，為後文的情節發展或情感轉折預先埋下的線索、暗示</w:t>
+      </w:r>
+      <w:proofErr w:type="gramStart"/>
+      <w:r>
+        <w:rPr>
+          <w:rFonts w:ascii="標楷體" w:eastAsia="標楷體" w:hAnsi="標楷體" w:hint="eastAsia"/>
+          <w:sz w:val="28"/>
+          <w:szCs w:val="28"/>
+        </w:rPr>
+        <w:t>或伏線</w:t>
+      </w:r>
+      <w:proofErr w:type="gramEnd"/>
+      <w:r>
+        <w:rPr>
+          <w:rFonts w:ascii="標楷體" w:eastAsia="標楷體" w:hAnsi="標楷體" w:hint="eastAsia"/>
+          <w:sz w:val="28"/>
+          <w:szCs w:val="28"/>
+        </w:rPr>
+        <w:t>。在創作技巧上，先在暗處交代某個細節，等到了後面適當的時機再讓它顯現或爆發，使前後情節呼應、邏輯更加緊密。伏筆是一種高明的文章布局手法。它能避免敘事過於單調或突兀，讓讀者在閱讀到後面時恍然大悟，產生「原來前面已經鋪陳過了」的藝術美感。在前文中表面上看似在寫輕鬆或平常的景物（如本詞前半部的「煙雨暗千家」），但實際上暗含了憂鬱、迷濛的氛圍，藉此自然地引導出</w:t>
+      </w:r>
+      <w:proofErr w:type="gramStart"/>
+      <w:r>
+        <w:rPr>
+          <w:rFonts w:ascii="標楷體" w:eastAsia="標楷體" w:hAnsi="標楷體" w:hint="eastAsia"/>
+          <w:sz w:val="28"/>
+          <w:szCs w:val="28"/>
+        </w:rPr>
+        <w:t>下片酒醒</w:t>
+      </w:r>
+      <w:proofErr w:type="gramEnd"/>
+      <w:r>
+        <w:rPr>
+          <w:rFonts w:ascii="標楷體" w:eastAsia="標楷體" w:hAnsi="標楷體" w:hint="eastAsia"/>
+          <w:sz w:val="28"/>
+          <w:szCs w:val="28"/>
+        </w:rPr>
+        <w:t>後的「</w:t>
+      </w:r>
+      <w:proofErr w:type="gramStart"/>
+      <w:r>
+        <w:rPr>
+          <w:rFonts w:ascii="標楷體" w:eastAsia="標楷體" w:hAnsi="標楷體" w:hint="eastAsia"/>
+          <w:sz w:val="28"/>
+          <w:szCs w:val="28"/>
+        </w:rPr>
+        <w:t>咨嗟</w:t>
+      </w:r>
+      <w:proofErr w:type="gramEnd"/>
+      <w:r>
+        <w:rPr>
+          <w:rFonts w:ascii="標楷體" w:eastAsia="標楷體" w:hAnsi="標楷體" w:hint="eastAsia"/>
+          <w:sz w:val="28"/>
+          <w:szCs w:val="28"/>
+        </w:rPr>
+        <w:t>」與感傷，使情感的轉換顯得流暢而有層次。</w:t>
       </w:r>
     </w:p>
     <w:p>
@@ -4130,44 +2334,37 @@
           <w:numId w:val="5"/>
         </w:numPr>
         <w:spacing w:line="420" w:lineRule="exact"/>
-        <w:ind w:leftChars="0"/>
-        <w:rPr>
-          <w:rFonts w:ascii="標楷體" w:eastAsia="標楷體" w:hAnsi="標楷體"/>
-          <w:sz w:val="28"/>
-          <w:szCs w:val="28"/>
-        </w:rPr>
-      </w:pPr>
-      <w:r>
-        <w:rPr>
-          <w:rFonts w:ascii="標楷體" w:eastAsia="標楷體" w:hAnsi="標楷體" w:hint="eastAsia"/>
-          <w:sz w:val="28"/>
-          <w:szCs w:val="28"/>
-        </w:rPr>
-        <w:t>不絕如縷</w:t>
-      </w:r>
-    </w:p>
-    <w:p>
-      <w:pPr>
-        <w:pStyle w:val="a6"/>
-        <w:numPr>
-          <w:ilvl w:val="0"/>
-          <w:numId w:val="23"/>
-        </w:numPr>
-        <w:spacing w:line="420" w:lineRule="exact"/>
-        <w:ind w:leftChars="0"/>
-        <w:rPr>
-          <w:rFonts w:ascii="標楷體" w:eastAsia="標楷體" w:hAnsi="標楷體" w:hint="eastAsia"/>
-          <w:sz w:val="28"/>
-          <w:szCs w:val="28"/>
-        </w:rPr>
-      </w:pPr>
-      <w:r>
-        <w:rPr>
-          <w:rFonts w:ascii="標楷體" w:eastAsia="標楷體" w:hAnsi="標楷體" w:hint="eastAsia"/>
-          <w:sz w:val="28"/>
-          <w:szCs w:val="28"/>
-        </w:rPr>
-        <w:t>僅有一線連</w:t>
+        <w:ind w:leftChars="0" w:left="284" w:hanging="426"/>
+        <w:jc w:val="both"/>
+        <w:rPr>
+          <w:rFonts w:ascii="標楷體" w:eastAsia="標楷體" w:hAnsi="標楷體" w:hint="eastAsia"/>
+          <w:sz w:val="28"/>
+          <w:szCs w:val="28"/>
+        </w:rPr>
+      </w:pPr>
+      <w:r>
+        <w:rPr>
+          <w:rFonts w:ascii="標楷體" w:eastAsia="標楷體" w:hAnsi="標楷體" w:hint="eastAsia"/>
+          <w:sz w:val="28"/>
+          <w:szCs w:val="28"/>
+        </w:rPr>
+        <w:t>自我開解</w:t>
+      </w:r>
+      <w:r>
+        <w:rPr>
+          <w:rFonts w:ascii="標楷體" w:eastAsia="標楷體" w:hAnsi="標楷體" w:hint="eastAsia"/>
+          <w:sz w:val="28"/>
+          <w:szCs w:val="28"/>
+        </w:rPr>
+        <w:t>：</w:t>
+      </w:r>
+      <w:r>
+        <w:rPr>
+          <w:rFonts w:ascii="標楷體" w:eastAsia="標楷體" w:hAnsi="標楷體" w:hint="eastAsia"/>
+          <w:sz w:val="28"/>
+          <w:szCs w:val="28"/>
+        </w:rPr>
+        <w:t>自己想開、自己勸導自己，化解心中的鬱結與煩惱。表現出積極面對情緒的主動性。不依賴外在的安慰，而是透過內在心境的轉念，主動走出</w:t>
       </w:r>
       <w:proofErr w:type="gramStart"/>
       <w:r>
@@ -4176,7 +2373,7 @@
           <w:sz w:val="28"/>
           <w:szCs w:val="28"/>
         </w:rPr>
-        <w:t>繫</w:t>
+        <w:t>低谷或憂思</w:t>
       </w:r>
       <w:proofErr w:type="gramEnd"/>
       <w:r>
@@ -4185,574 +2382,11 @@
           <w:sz w:val="28"/>
           <w:szCs w:val="28"/>
         </w:rPr>
-        <w:t>未斷。比喻局勢危急。也作「不絕如線」、「</w:t>
-      </w:r>
-      <w:proofErr w:type="gramStart"/>
-      <w:r>
-        <w:rPr>
-          <w:rFonts w:ascii="標楷體" w:eastAsia="標楷體" w:hAnsi="標楷體" w:hint="eastAsia"/>
-          <w:sz w:val="28"/>
-          <w:szCs w:val="28"/>
-        </w:rPr>
-        <w:t>不絕若線</w:t>
-      </w:r>
-      <w:proofErr w:type="gramEnd"/>
-      <w:r>
-        <w:rPr>
-          <w:rFonts w:ascii="標楷體" w:eastAsia="標楷體" w:hAnsi="標楷體" w:hint="eastAsia"/>
-          <w:sz w:val="28"/>
-          <w:szCs w:val="28"/>
-        </w:rPr>
-        <w:t>」。</w:t>
-      </w:r>
-    </w:p>
-    <w:p>
-      <w:pPr>
-        <w:pStyle w:val="a6"/>
-        <w:numPr>
-          <w:ilvl w:val="0"/>
-          <w:numId w:val="23"/>
-        </w:numPr>
-        <w:spacing w:line="420" w:lineRule="exact"/>
-        <w:ind w:leftChars="0"/>
-        <w:rPr>
-          <w:rFonts w:ascii="標楷體" w:eastAsia="標楷體" w:hAnsi="標楷體"/>
-          <w:sz w:val="28"/>
-          <w:szCs w:val="28"/>
-        </w:rPr>
-      </w:pPr>
-      <w:r>
-        <w:rPr>
-          <w:rFonts w:ascii="標楷體" w:eastAsia="標楷體" w:hAnsi="標楷體" w:hint="eastAsia"/>
-          <w:sz w:val="28"/>
-          <w:szCs w:val="28"/>
-        </w:rPr>
-        <w:t>比喻聲音細微悠長，</w:t>
-      </w:r>
-      <w:proofErr w:type="gramStart"/>
-      <w:r>
-        <w:rPr>
-          <w:rFonts w:ascii="標楷體" w:eastAsia="標楷體" w:hAnsi="標楷體" w:hint="eastAsia"/>
-          <w:sz w:val="28"/>
-          <w:szCs w:val="28"/>
-        </w:rPr>
-        <w:t>似斷非</w:t>
-      </w:r>
-      <w:proofErr w:type="gramEnd"/>
-      <w:r>
-        <w:rPr>
-          <w:rFonts w:ascii="標楷體" w:eastAsia="標楷體" w:hAnsi="標楷體" w:hint="eastAsia"/>
-          <w:sz w:val="28"/>
-          <w:szCs w:val="28"/>
-        </w:rPr>
-        <w:t>斷。宋．蘇軾〈赤壁賦〉：「餘音</w:t>
-      </w:r>
-      <w:proofErr w:type="gramStart"/>
-      <w:r>
-        <w:rPr>
-          <w:rFonts w:ascii="標楷體" w:eastAsia="標楷體" w:hAnsi="標楷體" w:hint="eastAsia"/>
-          <w:sz w:val="28"/>
-          <w:szCs w:val="28"/>
-        </w:rPr>
-        <w:t>嫋</w:t>
-      </w:r>
-      <w:proofErr w:type="gramEnd"/>
-      <w:r>
-        <w:rPr>
-          <w:rFonts w:ascii="標楷體" w:eastAsia="標楷體" w:hAnsi="標楷體" w:hint="eastAsia"/>
-          <w:sz w:val="28"/>
-          <w:szCs w:val="28"/>
-        </w:rPr>
-        <w:t>(</w:t>
-      </w:r>
-      <w:proofErr w:type="gramStart"/>
-      <w:r>
-        <w:rPr>
-          <w:rFonts w:ascii="標楷體" w:eastAsia="標楷體" w:hAnsi="標楷體" w:hint="eastAsia"/>
-          <w:color w:val="FF0000"/>
-          <w:sz w:val="16"/>
-          <w:szCs w:val="16"/>
-        </w:rPr>
-        <w:t>ㄋㄧㄠ</w:t>
-      </w:r>
-      <w:r>
-        <w:rPr>
-          <w:rFonts w:ascii="標楷體" w:eastAsia="標楷體" w:hAnsi="標楷體" w:hint="eastAsia"/>
-          <w:color w:val="FF0000"/>
-          <w:sz w:val="16"/>
-          <w:szCs w:val="16"/>
-        </w:rPr>
-        <w:t>ˇ</w:t>
-      </w:r>
-      <w:proofErr w:type="gramEnd"/>
-      <w:r>
-        <w:rPr>
-          <w:rFonts w:ascii="標楷體" w:eastAsia="標楷體" w:hAnsi="標楷體" w:hint="eastAsia"/>
-          <w:sz w:val="28"/>
-          <w:szCs w:val="28"/>
-        </w:rPr>
-        <w:t>)</w:t>
-      </w:r>
-      <w:proofErr w:type="gramStart"/>
-      <w:r>
-        <w:rPr>
-          <w:rFonts w:ascii="標楷體" w:eastAsia="標楷體" w:hAnsi="標楷體" w:hint="eastAsia"/>
-          <w:sz w:val="28"/>
-          <w:szCs w:val="28"/>
-        </w:rPr>
-        <w:t>嫋</w:t>
-      </w:r>
-      <w:proofErr w:type="gramEnd"/>
-      <w:r>
-        <w:rPr>
-          <w:rFonts w:ascii="標楷體" w:eastAsia="標楷體" w:hAnsi="標楷體" w:hint="eastAsia"/>
-          <w:sz w:val="28"/>
-          <w:szCs w:val="28"/>
-        </w:rPr>
-        <w:t>，不絕如縷。」</w:t>
-      </w:r>
-      <w:r>
-        <w:rPr>
-          <w:rFonts w:ascii="標楷體" w:eastAsia="標楷體" w:hAnsi="標楷體" w:hint="eastAsia"/>
-          <w:sz w:val="28"/>
-          <w:szCs w:val="28"/>
-        </w:rPr>
-        <w:t>(</w:t>
-      </w:r>
-      <w:r>
-        <w:rPr>
-          <w:rFonts w:ascii="標楷體" w:eastAsia="標楷體" w:hAnsi="標楷體" w:hint="eastAsia"/>
-          <w:sz w:val="28"/>
-          <w:szCs w:val="28"/>
-        </w:rPr>
-        <w:t>形容聲音非常美妙，綿延不絕。</w:t>
-      </w:r>
-      <w:r>
-        <w:rPr>
-          <w:rFonts w:ascii="標楷體" w:eastAsia="標楷體" w:hAnsi="標楷體" w:hint="eastAsia"/>
-          <w:sz w:val="28"/>
-          <w:szCs w:val="28"/>
-        </w:rPr>
-        <w:t>)</w:t>
-      </w:r>
-    </w:p>
-    <w:p>
-      <w:pPr>
-        <w:pStyle w:val="a6"/>
-        <w:numPr>
-          <w:ilvl w:val="0"/>
-          <w:numId w:val="5"/>
-        </w:numPr>
-        <w:spacing w:line="420" w:lineRule="exact"/>
-        <w:ind w:leftChars="0"/>
-        <w:rPr>
-          <w:rFonts w:ascii="標楷體" w:eastAsia="標楷體" w:hAnsi="標楷體"/>
-          <w:sz w:val="28"/>
-          <w:szCs w:val="28"/>
-        </w:rPr>
-      </w:pPr>
-      <w:r>
-        <w:rPr>
-          <w:rFonts w:ascii="標楷體" w:eastAsia="標楷體" w:hAnsi="標楷體" w:hint="eastAsia"/>
-          <w:sz w:val="28"/>
-          <w:szCs w:val="28"/>
-        </w:rPr>
-        <w:t>渾然一體</w:t>
-      </w:r>
-      <w:r>
-        <w:rPr>
-          <w:rFonts w:ascii="標楷體" w:eastAsia="標楷體" w:hAnsi="標楷體" w:hint="eastAsia"/>
-          <w:sz w:val="28"/>
-          <w:szCs w:val="28"/>
-        </w:rPr>
-        <w:t>：</w:t>
-      </w:r>
-      <w:r>
-        <w:rPr>
-          <w:rFonts w:ascii="標楷體" w:eastAsia="標楷體" w:hAnsi="標楷體" w:hint="eastAsia"/>
-          <w:sz w:val="28"/>
-          <w:szCs w:val="28"/>
-        </w:rPr>
-        <w:t>融成一體，完整不可分。</w:t>
-      </w:r>
-    </w:p>
-    <w:p>
-      <w:pPr>
-        <w:pStyle w:val="a6"/>
-        <w:spacing w:line="420" w:lineRule="exact"/>
-        <w:ind w:leftChars="0"/>
-        <w:rPr>
-          <w:rFonts w:ascii="標楷體" w:eastAsia="標楷體" w:hAnsi="標楷體"/>
-          <w:sz w:val="28"/>
-          <w:szCs w:val="28"/>
-        </w:rPr>
-      </w:pPr>
-      <w:r>
-        <w:rPr>
-          <w:rFonts w:ascii="標楷體" w:eastAsia="標楷體" w:hAnsi="標楷體" w:hint="eastAsia"/>
-          <w:sz w:val="28"/>
-          <w:szCs w:val="28"/>
-        </w:rPr>
-        <w:t>渾然：</w:t>
-      </w:r>
-      <w:r>
-        <w:rPr>
-          <w:rFonts w:ascii="標楷體" w:eastAsia="標楷體" w:hAnsi="標楷體" w:hint="eastAsia"/>
-          <w:sz w:val="28"/>
-          <w:szCs w:val="28"/>
-        </w:rPr>
-        <w:t>不分明、不可分別的樣子</w:t>
-      </w:r>
-      <w:r>
-        <w:rPr>
-          <w:rFonts w:ascii="標楷體" w:eastAsia="標楷體" w:hAnsi="標楷體" w:hint="eastAsia"/>
-          <w:sz w:val="28"/>
-          <w:szCs w:val="28"/>
-        </w:rPr>
-        <w:t>；</w:t>
-      </w:r>
-      <w:r>
-        <w:rPr>
-          <w:rFonts w:ascii="標楷體" w:eastAsia="標楷體" w:hAnsi="標楷體" w:hint="eastAsia"/>
-          <w:sz w:val="28"/>
-          <w:szCs w:val="28"/>
-        </w:rPr>
-        <w:t>完全、全然。</w:t>
-      </w:r>
-    </w:p>
-    <w:p>
-      <w:pPr>
-        <w:pStyle w:val="a6"/>
-        <w:numPr>
-          <w:ilvl w:val="0"/>
-          <w:numId w:val="5"/>
-        </w:numPr>
-        <w:spacing w:line="420" w:lineRule="exact"/>
-        <w:ind w:leftChars="0"/>
-        <w:rPr>
-          <w:rFonts w:ascii="標楷體" w:eastAsia="標楷體" w:hAnsi="標楷體"/>
-          <w:sz w:val="28"/>
-          <w:szCs w:val="28"/>
-        </w:rPr>
-      </w:pPr>
-      <w:proofErr w:type="gramStart"/>
-      <w:r>
-        <w:rPr>
-          <w:rFonts w:ascii="標楷體" w:eastAsia="標楷體" w:hAnsi="標楷體" w:hint="eastAsia"/>
-          <w:sz w:val="28"/>
-          <w:szCs w:val="28"/>
-        </w:rPr>
-        <w:t>熾</w:t>
-      </w:r>
-      <w:proofErr w:type="gramEnd"/>
-      <w:r>
-        <w:rPr>
-          <w:rFonts w:ascii="標楷體" w:eastAsia="標楷體" w:hAnsi="標楷體" w:hint="eastAsia"/>
-          <w:sz w:val="28"/>
-          <w:szCs w:val="28"/>
-        </w:rPr>
-        <w:t>(</w:t>
-      </w:r>
-      <w:proofErr w:type="gramStart"/>
-      <w:r>
-        <w:rPr>
-          <w:rFonts w:ascii="標楷體" w:eastAsia="標楷體" w:hAnsi="標楷體" w:hint="eastAsia"/>
-          <w:color w:val="FF0000"/>
-          <w:sz w:val="16"/>
-          <w:szCs w:val="16"/>
-        </w:rPr>
-        <w:t>ㄔˋ</w:t>
-      </w:r>
-      <w:proofErr w:type="gramEnd"/>
-      <w:r>
-        <w:rPr>
-          <w:rFonts w:ascii="標楷體" w:eastAsia="標楷體" w:hAnsi="標楷體" w:hint="eastAsia"/>
-          <w:sz w:val="28"/>
-          <w:szCs w:val="28"/>
-        </w:rPr>
-        <w:t>)</w:t>
-      </w:r>
-      <w:r>
-        <w:rPr>
-          <w:rFonts w:ascii="標楷體" w:eastAsia="標楷體" w:hAnsi="標楷體" w:hint="eastAsia"/>
-          <w:sz w:val="28"/>
-          <w:szCs w:val="28"/>
-        </w:rPr>
-        <w:t>烈</w:t>
-      </w:r>
-    </w:p>
-    <w:p>
-      <w:pPr>
-        <w:pStyle w:val="a6"/>
-        <w:numPr>
-          <w:ilvl w:val="0"/>
-          <w:numId w:val="26"/>
-        </w:numPr>
-        <w:spacing w:line="420" w:lineRule="exact"/>
-        <w:ind w:leftChars="0"/>
-        <w:rPr>
-          <w:rFonts w:ascii="標楷體" w:eastAsia="標楷體" w:hAnsi="標楷體"/>
-          <w:sz w:val="28"/>
-          <w:szCs w:val="28"/>
-        </w:rPr>
-      </w:pPr>
-      <w:r>
-        <w:rPr>
-          <w:rFonts w:ascii="標楷體" w:eastAsia="標楷體" w:hAnsi="標楷體" w:hint="eastAsia"/>
-          <w:sz w:val="28"/>
-          <w:szCs w:val="28"/>
-        </w:rPr>
-        <w:t>火勢猛烈的樣子。</w:t>
-      </w:r>
-    </w:p>
-    <w:p>
-      <w:pPr>
-        <w:pStyle w:val="a6"/>
-        <w:spacing w:line="420" w:lineRule="exact"/>
-        <w:ind w:leftChars="0" w:left="960"/>
-        <w:rPr>
-          <w:rFonts w:ascii="標楷體" w:eastAsia="標楷體" w:hAnsi="標楷體" w:hint="eastAsia"/>
-          <w:sz w:val="28"/>
-          <w:szCs w:val="28"/>
-        </w:rPr>
-      </w:pPr>
-      <w:r>
-        <w:rPr>
-          <w:rFonts w:ascii="標楷體" w:eastAsia="標楷體" w:hAnsi="標楷體" w:hint="eastAsia"/>
-          <w:sz w:val="28"/>
-          <w:szCs w:val="28"/>
-        </w:rPr>
-        <w:t>【例】不到一個鐘頭，這棟木屋就被那熾烈的火焰給吞噬了。</w:t>
-      </w:r>
-    </w:p>
-    <w:p>
-      <w:pPr>
-        <w:pStyle w:val="a6"/>
-        <w:numPr>
-          <w:ilvl w:val="0"/>
-          <w:numId w:val="26"/>
-        </w:numPr>
-        <w:spacing w:line="420" w:lineRule="exact"/>
-        <w:ind w:leftChars="0"/>
-        <w:rPr>
-          <w:rFonts w:ascii="標楷體" w:eastAsia="標楷體" w:hAnsi="標楷體"/>
-          <w:sz w:val="28"/>
-          <w:szCs w:val="28"/>
-        </w:rPr>
-      </w:pPr>
-      <w:r>
-        <w:rPr>
-          <w:rFonts w:ascii="標楷體" w:eastAsia="標楷體" w:hAnsi="標楷體" w:hint="eastAsia"/>
-          <w:sz w:val="28"/>
-          <w:szCs w:val="28"/>
-        </w:rPr>
-        <w:t>比喻事物情勢激烈。</w:t>
-      </w:r>
-    </w:p>
-    <w:p>
-      <w:pPr>
-        <w:pStyle w:val="a6"/>
-        <w:spacing w:line="420" w:lineRule="exact"/>
-        <w:ind w:leftChars="0" w:left="960"/>
-        <w:rPr>
-          <w:rFonts w:ascii="標楷體" w:eastAsia="標楷體" w:hAnsi="標楷體"/>
-          <w:sz w:val="28"/>
-          <w:szCs w:val="28"/>
-        </w:rPr>
-      </w:pPr>
-      <w:r>
-        <w:rPr>
-          <w:rFonts w:ascii="標楷體" w:eastAsia="標楷體" w:hAnsi="標楷體" w:hint="eastAsia"/>
-          <w:sz w:val="28"/>
-          <w:szCs w:val="28"/>
-        </w:rPr>
-        <w:t>【例】一年一度的舞蹈比賽正熾烈的展開，參賽者莫不使出看家本領，盡全力表演。</w:t>
-      </w:r>
-    </w:p>
-    <w:p>
-      <w:pPr>
-        <w:pStyle w:val="a6"/>
-        <w:numPr>
-          <w:ilvl w:val="0"/>
-          <w:numId w:val="5"/>
-        </w:numPr>
-        <w:spacing w:line="420" w:lineRule="exact"/>
-        <w:ind w:leftChars="0"/>
-        <w:rPr>
-          <w:rFonts w:ascii="標楷體" w:eastAsia="標楷體" w:hAnsi="標楷體"/>
-          <w:sz w:val="28"/>
-          <w:szCs w:val="28"/>
-        </w:rPr>
-      </w:pPr>
-      <w:proofErr w:type="gramStart"/>
-      <w:r>
-        <w:rPr>
-          <w:rFonts w:ascii="標楷體" w:eastAsia="標楷體" w:hAnsi="標楷體" w:hint="eastAsia"/>
-          <w:sz w:val="28"/>
-          <w:szCs w:val="28"/>
-        </w:rPr>
-        <w:t>有志難酬</w:t>
-      </w:r>
-      <w:proofErr w:type="gramEnd"/>
-      <w:r>
-        <w:rPr>
-          <w:rFonts w:ascii="標楷體" w:eastAsia="標楷體" w:hAnsi="標楷體" w:hint="eastAsia"/>
-          <w:sz w:val="28"/>
-          <w:szCs w:val="28"/>
-        </w:rPr>
-        <w:t>：</w:t>
-      </w:r>
-      <w:r>
-        <w:rPr>
-          <w:rFonts w:ascii="標楷體" w:eastAsia="標楷體" w:hAnsi="標楷體" w:hint="eastAsia"/>
-          <w:sz w:val="28"/>
-          <w:szCs w:val="28"/>
-        </w:rPr>
-        <w:t>懷有高遠的志向卻難以實現。</w:t>
-      </w:r>
-    </w:p>
-    <w:p>
-      <w:pPr>
-        <w:pStyle w:val="a6"/>
-        <w:numPr>
-          <w:ilvl w:val="0"/>
-          <w:numId w:val="5"/>
-        </w:numPr>
-        <w:spacing w:line="420" w:lineRule="exact"/>
-        <w:ind w:leftChars="0"/>
-        <w:rPr>
-          <w:rFonts w:ascii="標楷體" w:eastAsia="標楷體" w:hAnsi="標楷體"/>
-          <w:sz w:val="28"/>
-          <w:szCs w:val="28"/>
-        </w:rPr>
-      </w:pPr>
-      <w:proofErr w:type="gramStart"/>
-      <w:r>
-        <w:rPr>
-          <w:rFonts w:ascii="標楷體" w:eastAsia="標楷體" w:hAnsi="標楷體" w:hint="eastAsia"/>
-          <w:sz w:val="28"/>
-          <w:szCs w:val="28"/>
-        </w:rPr>
-        <w:t>悵</w:t>
-      </w:r>
-      <w:proofErr w:type="gramEnd"/>
-      <w:r>
-        <w:rPr>
-          <w:rFonts w:ascii="標楷體" w:eastAsia="標楷體" w:hAnsi="標楷體" w:hint="eastAsia"/>
-          <w:sz w:val="28"/>
-          <w:szCs w:val="28"/>
-        </w:rPr>
-        <w:t>(</w:t>
-      </w:r>
-      <w:proofErr w:type="gramStart"/>
-      <w:r>
-        <w:rPr>
-          <w:rFonts w:ascii="標楷體" w:eastAsia="標楷體" w:hAnsi="標楷體" w:hint="eastAsia"/>
-          <w:color w:val="FF0000"/>
-          <w:sz w:val="16"/>
-          <w:szCs w:val="16"/>
-        </w:rPr>
-        <w:t>ㄔㄤ</w:t>
-      </w:r>
-      <w:r>
-        <w:rPr>
-          <w:rFonts w:ascii="標楷體" w:eastAsia="標楷體" w:hAnsi="標楷體" w:hint="eastAsia"/>
-          <w:color w:val="FF0000"/>
-          <w:sz w:val="16"/>
-          <w:szCs w:val="16"/>
-        </w:rPr>
-        <w:t>ˋ</w:t>
-      </w:r>
-      <w:proofErr w:type="gramEnd"/>
-      <w:r>
-        <w:rPr>
-          <w:rFonts w:ascii="標楷體" w:eastAsia="標楷體" w:hAnsi="標楷體" w:hint="eastAsia"/>
-          <w:sz w:val="28"/>
-          <w:szCs w:val="28"/>
-        </w:rPr>
-        <w:t>)</w:t>
-      </w:r>
-      <w:proofErr w:type="gramStart"/>
-      <w:r>
-        <w:rPr>
-          <w:rFonts w:ascii="標楷體" w:eastAsia="標楷體" w:hAnsi="標楷體" w:hint="eastAsia"/>
-          <w:sz w:val="28"/>
-          <w:szCs w:val="28"/>
-        </w:rPr>
-        <w:t>惘</w:t>
-      </w:r>
-      <w:proofErr w:type="gramEnd"/>
-      <w:r>
-        <w:rPr>
-          <w:rFonts w:ascii="標楷體" w:eastAsia="標楷體" w:hAnsi="標楷體" w:hint="eastAsia"/>
-          <w:sz w:val="28"/>
-          <w:szCs w:val="28"/>
-        </w:rPr>
-        <w:t>：詩意的樣子。</w:t>
-      </w:r>
-    </w:p>
-    <w:p>
-      <w:pPr>
-        <w:pStyle w:val="a6"/>
-        <w:numPr>
-          <w:ilvl w:val="0"/>
-          <w:numId w:val="5"/>
-        </w:numPr>
-        <w:spacing w:line="420" w:lineRule="exact"/>
-        <w:ind w:leftChars="0"/>
-        <w:rPr>
-          <w:rFonts w:ascii="標楷體" w:eastAsia="標楷體" w:hAnsi="標楷體"/>
-          <w:sz w:val="28"/>
-          <w:szCs w:val="28"/>
-        </w:rPr>
-      </w:pPr>
-      <w:r>
-        <w:rPr>
-          <w:rFonts w:ascii="標楷體" w:eastAsia="標楷體" w:hAnsi="標楷體" w:hint="eastAsia"/>
-          <w:sz w:val="28"/>
-          <w:szCs w:val="28"/>
-        </w:rPr>
-        <w:t>慰藉</w:t>
-      </w:r>
-      <w:r>
-        <w:rPr>
-          <w:rFonts w:ascii="標楷體" w:eastAsia="標楷體" w:hAnsi="標楷體" w:hint="eastAsia"/>
-          <w:sz w:val="28"/>
-          <w:szCs w:val="28"/>
-        </w:rPr>
-        <w:t>(</w:t>
-      </w:r>
-      <w:proofErr w:type="gramStart"/>
-      <w:r>
-        <w:rPr>
-          <w:rFonts w:ascii="標楷體" w:eastAsia="標楷體" w:hAnsi="標楷體" w:hint="eastAsia"/>
-          <w:color w:val="FF0000"/>
-          <w:sz w:val="16"/>
-          <w:szCs w:val="16"/>
-        </w:rPr>
-        <w:t>ㄐㄧㄝ</w:t>
-      </w:r>
-      <w:r>
-        <w:rPr>
-          <w:rFonts w:ascii="標楷體" w:eastAsia="標楷體" w:hAnsi="標楷體" w:hint="eastAsia"/>
-          <w:color w:val="FF0000"/>
-          <w:sz w:val="16"/>
-          <w:szCs w:val="16"/>
-        </w:rPr>
-        <w:t>ˋ</w:t>
-      </w:r>
-      <w:proofErr w:type="gramEnd"/>
-      <w:r>
-        <w:rPr>
-          <w:rFonts w:ascii="標楷體" w:eastAsia="標楷體" w:hAnsi="標楷體" w:hint="eastAsia"/>
-          <w:sz w:val="28"/>
-          <w:szCs w:val="28"/>
-        </w:rPr>
-        <w:t>)：安慰、安撫。</w:t>
+        <w:t>，是成熟與大智慧的體現。</w:t>
       </w:r>
     </w:p>
     <w:sectPr>
-      <w:footerReference w:type="default" r:id="rId10"/>
+      <w:footerReference w:type="default" r:id="rId7"/>
       <w:pgSz w:w="11906" w:h="16838"/>
       <w:pgMar w:top="567" w:right="851" w:bottom="567" w:left="851" w:header="567" w:footer="0" w:gutter="0"/>
       <w:cols w:space="425"/>
@@ -4763,7 +2397,7 @@
 </file>
 
 <file path=word/endnotes.xml><?xml version="1.0" encoding="utf-8"?>
-<w:endnotes xmlns:wpc="http://schemas.microsoft.com/office/word/2010/wordprocessingCanvas" xmlns:cx="http://schemas.microsoft.com/office/drawing/2014/chartex" xmlns:cx1="http://schemas.microsoft.com/office/drawing/2015/9/8/chartex" xmlns:cx2="http://schemas.microsoft.com/office/drawing/2015/10/21/chartex" xmlns:cx3="http://schemas.microsoft.com/office/drawing/2016/5/9/chartex" xmlns:cx4="http://schemas.microsoft.com/office/drawing/2016/5/10/chartex" xmlns:cx5="http://schemas.microsoft.com/office/drawing/2016/5/11/chartex" xmlns:cx6="http://schemas.microsoft.com/office/drawing/2016/5/12/chartex" xmlns:cx7="http://schemas.microsoft.com/office/drawing/2016/5/13/chartex" xmlns:cx8="http://schemas.microsoft.com/office/drawing/2016/5/14/chartex" xmlns:mc="http://schemas.openxmlformats.org/markup-compatibility/2006" xmlns:aink="http://schemas.microsoft.com/office/drawing/2016/ink" xmlns:am3d="http://schemas.microsoft.com/office/drawing/2017/model3d" xmlns:o="urn:schemas-microsoft-com:office:office" xmlns:oel="http://schemas.microsoft.com/office/2019/extlst" xmlns:r="http://schemas.openxmlformats.org/officeDocument/2006/relationships" xmlns:m="http://schemas.openxmlformats.org/officeDocument/2006/math" xmlns:v="urn:schemas-microsoft-com:vml" xmlns:wp14="http://schemas.microsoft.com/office/word/2010/wordprocessingDrawing" xmlns:wp="http://schemas.openxmlformats.org/drawingml/2006/wordprocessingDrawing" xmlns:w10="urn:schemas-microsoft-com:office:word" xmlns:w="http://schemas.openxmlformats.org/wordprocessingml/2006/main" xmlns:w14="http://schemas.microsoft.com/office/word/2010/wordml" xmlns:w15="http://schemas.microsoft.com/office/word/2012/wordml" xmlns:w16cex="http://schemas.microsoft.com/office/word/2018/wordml/cex" xmlns:w16cid="http://schemas.microsoft.com/office/word/2016/wordml/cid" xmlns:w16="http://schemas.microsoft.com/office/word/2018/wordml" xmlns:w16sdtdh="http://schemas.microsoft.com/office/word/2020/wordml/sdtdatahash" xmlns:w16se="http://schemas.microsoft.com/office/word/2015/wordml/symex" xmlns:wpg="http://schemas.microsoft.com/office/word/2010/wordprocessingGroup" xmlns:wpi="http://schemas.microsoft.com/office/word/2010/wordprocessingInk" xmlns:wne="http://schemas.microsoft.com/office/word/2006/wordml" xmlns:wps="http://schemas.microsoft.com/office/word/2010/wordprocessingShape" mc:Ignorable="w14 w15 w16se w16cid w16 w16cex w16sdtdh wp14">
+<w:endnotes xmlns:wpc="http://schemas.microsoft.com/office/word/2010/wordprocessingCanvas" xmlns:cx="http://schemas.microsoft.com/office/drawing/2014/chartex" xmlns:cx1="http://schemas.microsoft.com/office/drawing/2015/9/8/chartex" xmlns:cx2="http://schemas.microsoft.com/office/drawing/2015/10/21/chartex" xmlns:cx3="http://schemas.microsoft.com/office/drawing/2016/5/9/chartex" xmlns:cx4="http://schemas.microsoft.com/office/drawing/2016/5/10/chartex" xmlns:cx5="http://schemas.microsoft.com/office/drawing/2016/5/11/chartex" xmlns:cx6="http://schemas.microsoft.com/office/drawing/2016/5/12/chartex" xmlns:cx7="http://schemas.microsoft.com/office/drawing/2016/5/13/chartex" xmlns:cx8="http://schemas.microsoft.com/office/drawing/2016/5/14/chartex" xmlns:mc="http://schemas.openxmlformats.org/markup-compatibility/2006" xmlns:aink="http://schemas.microsoft.com/office/drawing/2016/ink" xmlns:am3d="http://schemas.microsoft.com/office/drawing/2017/model3d" xmlns:o="urn:schemas-microsoft-com:office:office" xmlns:r="http://schemas.openxmlformats.org/officeDocument/2006/relationships" xmlns:m="http://schemas.openxmlformats.org/officeDocument/2006/math" xmlns:v="urn:schemas-microsoft-com:vml" xmlns:wp14="http://schemas.microsoft.com/office/word/2010/wordprocessingDrawing" xmlns:wp="http://schemas.openxmlformats.org/drawingml/2006/wordprocessingDrawing" xmlns:w10="urn:schemas-microsoft-com:office:word" xmlns:w="http://schemas.openxmlformats.org/wordprocessingml/2006/main" xmlns:w14="http://schemas.microsoft.com/office/word/2010/wordml" xmlns:w15="http://schemas.microsoft.com/office/word/2012/wordml" xmlns:w16cex="http://schemas.microsoft.com/office/word/2018/wordml/cex" xmlns:w16cid="http://schemas.microsoft.com/office/word/2016/wordml/cid" xmlns:w16="http://schemas.microsoft.com/office/word/2018/wordml" xmlns:w16sdtdh="http://schemas.microsoft.com/office/word/2020/wordml/sdtdatahash" xmlns:w16se="http://schemas.microsoft.com/office/word/2015/wordml/symex" xmlns:wpg="http://schemas.microsoft.com/office/word/2010/wordprocessingGroup" xmlns:wpi="http://schemas.microsoft.com/office/word/2010/wordprocessingInk" xmlns:wne="http://schemas.microsoft.com/office/word/2006/wordml" xmlns:wps="http://schemas.microsoft.com/office/word/2010/wordprocessingShape" mc:Ignorable="w14 w15 w16se w16cid w16 w16cex w16sdtdh wp14">
   <w:endnote w:type="separator" w:id="-1">
     <w:p>
       <w:r>
@@ -4782,7 +2416,7 @@
 </file>
 
 <file path=word/footer1.xml><?xml version="1.0" encoding="utf-8"?>
-<w:ftr xmlns:wpc="http://schemas.microsoft.com/office/word/2010/wordprocessingCanvas" xmlns:cx="http://schemas.microsoft.com/office/drawing/2014/chartex" xmlns:cx1="http://schemas.microsoft.com/office/drawing/2015/9/8/chartex" xmlns:cx2="http://schemas.microsoft.com/office/drawing/2015/10/21/chartex" xmlns:cx3="http://schemas.microsoft.com/office/drawing/2016/5/9/chartex" xmlns:cx4="http://schemas.microsoft.com/office/drawing/2016/5/10/chartex" xmlns:cx5="http://schemas.microsoft.com/office/drawing/2016/5/11/chartex" xmlns:cx6="http://schemas.microsoft.com/office/drawing/2016/5/12/chartex" xmlns:cx7="http://schemas.microsoft.com/office/drawing/2016/5/13/chartex" xmlns:cx8="http://schemas.microsoft.com/office/drawing/2016/5/14/chartex" xmlns:mc="http://schemas.openxmlformats.org/markup-compatibility/2006" xmlns:aink="http://schemas.microsoft.com/office/drawing/2016/ink" xmlns:am3d="http://schemas.microsoft.com/office/drawing/2017/model3d" xmlns:o="urn:schemas-microsoft-com:office:office" xmlns:oel="http://schemas.microsoft.com/office/2019/extlst" xmlns:r="http://schemas.openxmlformats.org/officeDocument/2006/relationships" xmlns:m="http://schemas.openxmlformats.org/officeDocument/2006/math" xmlns:v="urn:schemas-microsoft-com:vml" xmlns:wp14="http://schemas.microsoft.com/office/word/2010/wordprocessingDrawing" xmlns:wp="http://schemas.openxmlformats.org/drawingml/2006/wordprocessingDrawing" xmlns:w10="urn:schemas-microsoft-com:office:word" xmlns:w="http://schemas.openxmlformats.org/wordprocessingml/2006/main" xmlns:w14="http://schemas.microsoft.com/office/word/2010/wordml" xmlns:w15="http://schemas.microsoft.com/office/word/2012/wordml" xmlns:w16cex="http://schemas.microsoft.com/office/word/2018/wordml/cex" xmlns:w16cid="http://schemas.microsoft.com/office/word/2016/wordml/cid" xmlns:w16="http://schemas.microsoft.com/office/word/2018/wordml" xmlns:w16sdtdh="http://schemas.microsoft.com/office/word/2020/wordml/sdtdatahash" xmlns:w16se="http://schemas.microsoft.com/office/word/2015/wordml/symex" xmlns:wpg="http://schemas.microsoft.com/office/word/2010/wordprocessingGroup" xmlns:wpi="http://schemas.microsoft.com/office/word/2010/wordprocessingInk" xmlns:wne="http://schemas.microsoft.com/office/word/2006/wordml" xmlns:wps="http://schemas.microsoft.com/office/word/2010/wordprocessingShape" mc:Ignorable="w14 w15 w16se w16cid w16 w16cex w16sdtdh wp14">
+<w:ftr xmlns:wpc="http://schemas.microsoft.com/office/word/2010/wordprocessingCanvas" xmlns:cx="http://schemas.microsoft.com/office/drawing/2014/chartex" xmlns:cx1="http://schemas.microsoft.com/office/drawing/2015/9/8/chartex" xmlns:cx2="http://schemas.microsoft.com/office/drawing/2015/10/21/chartex" xmlns:cx3="http://schemas.microsoft.com/office/drawing/2016/5/9/chartex" xmlns:cx4="http://schemas.microsoft.com/office/drawing/2016/5/10/chartex" xmlns:cx5="http://schemas.microsoft.com/office/drawing/2016/5/11/chartex" xmlns:cx6="http://schemas.microsoft.com/office/drawing/2016/5/12/chartex" xmlns:cx7="http://schemas.microsoft.com/office/drawing/2016/5/13/chartex" xmlns:cx8="http://schemas.microsoft.com/office/drawing/2016/5/14/chartex" xmlns:mc="http://schemas.openxmlformats.org/markup-compatibility/2006" xmlns:aink="http://schemas.microsoft.com/office/drawing/2016/ink" xmlns:am3d="http://schemas.microsoft.com/office/drawing/2017/model3d" xmlns:o="urn:schemas-microsoft-com:office:office" xmlns:r="http://schemas.openxmlformats.org/officeDocument/2006/relationships" xmlns:m="http://schemas.openxmlformats.org/officeDocument/2006/math" xmlns:v="urn:schemas-microsoft-com:vml" xmlns:wp14="http://schemas.microsoft.com/office/word/2010/wordprocessingDrawing" xmlns:wp="http://schemas.openxmlformats.org/drawingml/2006/wordprocessingDrawing" xmlns:w10="urn:schemas-microsoft-com:office:word" xmlns:w="http://schemas.openxmlformats.org/wordprocessingml/2006/main" xmlns:w14="http://schemas.microsoft.com/office/word/2010/wordml" xmlns:w15="http://schemas.microsoft.com/office/word/2012/wordml" xmlns:w16cex="http://schemas.microsoft.com/office/word/2018/wordml/cex" xmlns:w16cid="http://schemas.microsoft.com/office/word/2016/wordml/cid" xmlns:w16="http://schemas.microsoft.com/office/word/2018/wordml" xmlns:w16sdtdh="http://schemas.microsoft.com/office/word/2020/wordml/sdtdatahash" xmlns:w16se="http://schemas.microsoft.com/office/word/2015/wordml/symex" xmlns:wpg="http://schemas.microsoft.com/office/word/2010/wordprocessingGroup" xmlns:wpi="http://schemas.microsoft.com/office/word/2010/wordprocessingInk" xmlns:wne="http://schemas.microsoft.com/office/word/2006/wordml" xmlns:wps="http://schemas.microsoft.com/office/word/2010/wordprocessingShape" mc:Ignorable="w14 w15 w16se w16cid w16 w16cex w16sdtdh wp14">
   <w:sdt>
     <w:sdtPr>
       <w:id w:val="-1230224358"/>
@@ -4791,6 +2425,7 @@
         <w:docPartUnique/>
       </w:docPartObj>
     </w:sdtPr>
+    <w:sdtEndPr/>
     <w:sdtContent>
       <w:p>
         <w:pPr>
@@ -4845,7 +2480,7 @@
 </file>
 
 <file path=word/footnotes.xml><?xml version="1.0" encoding="utf-8"?>
-<w:footnotes xmlns:wpc="http://schemas.microsoft.com/office/word/2010/wordprocessingCanvas" xmlns:cx="http://schemas.microsoft.com/office/drawing/2014/chartex" xmlns:cx1="http://schemas.microsoft.com/office/drawing/2015/9/8/chartex" xmlns:cx2="http://schemas.microsoft.com/office/drawing/2015/10/21/chartex" xmlns:cx3="http://schemas.microsoft.com/office/drawing/2016/5/9/chartex" xmlns:cx4="http://schemas.microsoft.com/office/drawing/2016/5/10/chartex" xmlns:cx5="http://schemas.microsoft.com/office/drawing/2016/5/11/chartex" xmlns:cx6="http://schemas.microsoft.com/office/drawing/2016/5/12/chartex" xmlns:cx7="http://schemas.microsoft.com/office/drawing/2016/5/13/chartex" xmlns:cx8="http://schemas.microsoft.com/office/drawing/2016/5/14/chartex" xmlns:mc="http://schemas.openxmlformats.org/markup-compatibility/2006" xmlns:aink="http://schemas.microsoft.com/office/drawing/2016/ink" xmlns:am3d="http://schemas.microsoft.com/office/drawing/2017/model3d" xmlns:o="urn:schemas-microsoft-com:office:office" xmlns:oel="http://schemas.microsoft.com/office/2019/extlst" xmlns:r="http://schemas.openxmlformats.org/officeDocument/2006/relationships" xmlns:m="http://schemas.openxmlformats.org/officeDocument/2006/math" xmlns:v="urn:schemas-microsoft-com:vml" xmlns:wp14="http://schemas.microsoft.com/office/word/2010/wordprocessingDrawing" xmlns:wp="http://schemas.openxmlformats.org/drawingml/2006/wordprocessingDrawing" xmlns:w10="urn:schemas-microsoft-com:office:word" xmlns:w="http://schemas.openxmlformats.org/wordprocessingml/2006/main" xmlns:w14="http://schemas.microsoft.com/office/word/2010/wordml" xmlns:w15="http://schemas.microsoft.com/office/word/2012/wordml" xmlns:w16cex="http://schemas.microsoft.com/office/word/2018/wordml/cex" xmlns:w16cid="http://schemas.microsoft.com/office/word/2016/wordml/cid" xmlns:w16="http://schemas.microsoft.com/office/word/2018/wordml" xmlns:w16sdtdh="http://schemas.microsoft.com/office/word/2020/wordml/sdtdatahash" xmlns:w16se="http://schemas.microsoft.com/office/word/2015/wordml/symex" xmlns:wpg="http://schemas.microsoft.com/office/word/2010/wordprocessingGroup" xmlns:wpi="http://schemas.microsoft.com/office/word/2010/wordprocessingInk" xmlns:wne="http://schemas.microsoft.com/office/word/2006/wordml" xmlns:wps="http://schemas.microsoft.com/office/word/2010/wordprocessingShape" mc:Ignorable="w14 w15 w16se w16cid w16 w16cex w16sdtdh wp14">
+<w:footnotes xmlns:wpc="http://schemas.microsoft.com/office/word/2010/wordprocessingCanvas" xmlns:cx="http://schemas.microsoft.com/office/drawing/2014/chartex" xmlns:cx1="http://schemas.microsoft.com/office/drawing/2015/9/8/chartex" xmlns:cx2="http://schemas.microsoft.com/office/drawing/2015/10/21/chartex" xmlns:cx3="http://schemas.microsoft.com/office/drawing/2016/5/9/chartex" xmlns:cx4="http://schemas.microsoft.com/office/drawing/2016/5/10/chartex" xmlns:cx5="http://schemas.microsoft.com/office/drawing/2016/5/11/chartex" xmlns:cx6="http://schemas.microsoft.com/office/drawing/2016/5/12/chartex" xmlns:cx7="http://schemas.microsoft.com/office/drawing/2016/5/13/chartex" xmlns:cx8="http://schemas.microsoft.com/office/drawing/2016/5/14/chartex" xmlns:mc="http://schemas.openxmlformats.org/markup-compatibility/2006" xmlns:aink="http://schemas.microsoft.com/office/drawing/2016/ink" xmlns:am3d="http://schemas.microsoft.com/office/drawing/2017/model3d" xmlns:o="urn:schemas-microsoft-com:office:office" xmlns:r="http://schemas.openxmlformats.org/officeDocument/2006/relationships" xmlns:m="http://schemas.openxmlformats.org/officeDocument/2006/math" xmlns:v="urn:schemas-microsoft-com:vml" xmlns:wp14="http://schemas.microsoft.com/office/word/2010/wordprocessingDrawing" xmlns:wp="http://schemas.openxmlformats.org/drawingml/2006/wordprocessingDrawing" xmlns:w10="urn:schemas-microsoft-com:office:word" xmlns:w="http://schemas.openxmlformats.org/wordprocessingml/2006/main" xmlns:w14="http://schemas.microsoft.com/office/word/2010/wordml" xmlns:w15="http://schemas.microsoft.com/office/word/2012/wordml" xmlns:w16cex="http://schemas.microsoft.com/office/word/2018/wordml/cex" xmlns:w16cid="http://schemas.microsoft.com/office/word/2016/wordml/cid" xmlns:w16="http://schemas.microsoft.com/office/word/2018/wordml" xmlns:w16sdtdh="http://schemas.microsoft.com/office/word/2020/wordml/sdtdatahash" xmlns:w16se="http://schemas.microsoft.com/office/word/2015/wordml/symex" xmlns:wpg="http://schemas.microsoft.com/office/word/2010/wordprocessingGroup" xmlns:wpi="http://schemas.microsoft.com/office/word/2010/wordprocessingInk" xmlns:wne="http://schemas.microsoft.com/office/word/2006/wordml" xmlns:wps="http://schemas.microsoft.com/office/word/2010/wordprocessingShape" mc:Ignorable="w14 w15 w16se w16cid w16 w16cex w16sdtdh wp14">
   <w:footnote w:type="separator" w:id="-1">
     <w:p>
       <w:r>
@@ -4864,7 +2499,7 @@
 </file>
 
 <file path=word/numbering.xml><?xml version="1.0" encoding="utf-8"?>
-<w:numbering xmlns:wpc="http://schemas.microsoft.com/office/word/2010/wordprocessingCanvas" xmlns:cx="http://schemas.microsoft.com/office/drawing/2014/chartex" xmlns:cx1="http://schemas.microsoft.com/office/drawing/2015/9/8/chartex" xmlns:cx2="http://schemas.microsoft.com/office/drawing/2015/10/21/chartex" xmlns:cx3="http://schemas.microsoft.com/office/drawing/2016/5/9/chartex" xmlns:cx4="http://schemas.microsoft.com/office/drawing/2016/5/10/chartex" xmlns:cx5="http://schemas.microsoft.com/office/drawing/2016/5/11/chartex" xmlns:cx6="http://schemas.microsoft.com/office/drawing/2016/5/12/chartex" xmlns:cx7="http://schemas.microsoft.com/office/drawing/2016/5/13/chartex" xmlns:cx8="http://schemas.microsoft.com/office/drawing/2016/5/14/chartex" xmlns:mc="http://schemas.openxmlformats.org/markup-compatibility/2006" xmlns:aink="http://schemas.microsoft.com/office/drawing/2016/ink" xmlns:am3d="http://schemas.microsoft.com/office/drawing/2017/model3d" xmlns:o="urn:schemas-microsoft-com:office:office" xmlns:oel="http://schemas.microsoft.com/office/2019/extlst" xmlns:r="http://schemas.openxmlformats.org/officeDocument/2006/relationships" xmlns:m="http://schemas.openxmlformats.org/officeDocument/2006/math" xmlns:v="urn:schemas-microsoft-com:vml" xmlns:wp14="http://schemas.microsoft.com/office/word/2010/wordprocessingDrawing" xmlns:wp="http://schemas.openxmlformats.org/drawingml/2006/wordprocessingDrawing" xmlns:w10="urn:schemas-microsoft-com:office:word" xmlns:w="http://schemas.openxmlformats.org/wordprocessingml/2006/main" xmlns:w14="http://schemas.microsoft.com/office/word/2010/wordml" xmlns:w15="http://schemas.microsoft.com/office/word/2012/wordml" xmlns:w16cex="http://schemas.microsoft.com/office/word/2018/wordml/cex" xmlns:w16cid="http://schemas.microsoft.com/office/word/2016/wordml/cid" xmlns:w16="http://schemas.microsoft.com/office/word/2018/wordml" xmlns:w16sdtdh="http://schemas.microsoft.com/office/word/2020/wordml/sdtdatahash" xmlns:w16se="http://schemas.microsoft.com/office/word/2015/wordml/symex" xmlns:wpg="http://schemas.microsoft.com/office/word/2010/wordprocessingGroup" xmlns:wpi="http://schemas.microsoft.com/office/word/2010/wordprocessingInk" xmlns:wne="http://schemas.microsoft.com/office/word/2006/wordml" xmlns:wps="http://schemas.microsoft.com/office/word/2010/wordprocessingShape" mc:Ignorable="w14 w15 w16se w16cid w16 w16cex w16sdtdh wp14">
+<w:numbering xmlns:wpc="http://schemas.microsoft.com/office/word/2010/wordprocessingCanvas" xmlns:cx="http://schemas.microsoft.com/office/drawing/2014/chartex" xmlns:cx1="http://schemas.microsoft.com/office/drawing/2015/9/8/chartex" xmlns:cx2="http://schemas.microsoft.com/office/drawing/2015/10/21/chartex" xmlns:cx3="http://schemas.microsoft.com/office/drawing/2016/5/9/chartex" xmlns:cx4="http://schemas.microsoft.com/office/drawing/2016/5/10/chartex" xmlns:cx5="http://schemas.microsoft.com/office/drawing/2016/5/11/chartex" xmlns:cx6="http://schemas.microsoft.com/office/drawing/2016/5/12/chartex" xmlns:cx7="http://schemas.microsoft.com/office/drawing/2016/5/13/chartex" xmlns:cx8="http://schemas.microsoft.com/office/drawing/2016/5/14/chartex" xmlns:mc="http://schemas.openxmlformats.org/markup-compatibility/2006" xmlns:aink="http://schemas.microsoft.com/office/drawing/2016/ink" xmlns:am3d="http://schemas.microsoft.com/office/drawing/2017/model3d" xmlns:o="urn:schemas-microsoft-com:office:office" xmlns:r="http://schemas.openxmlformats.org/officeDocument/2006/relationships" xmlns:m="http://schemas.openxmlformats.org/officeDocument/2006/math" xmlns:v="urn:schemas-microsoft-com:vml" xmlns:wp14="http://schemas.microsoft.com/office/word/2010/wordprocessingDrawing" xmlns:wp="http://schemas.openxmlformats.org/drawingml/2006/wordprocessingDrawing" xmlns:w10="urn:schemas-microsoft-com:office:word" xmlns:w="http://schemas.openxmlformats.org/wordprocessingml/2006/main" xmlns:w14="http://schemas.microsoft.com/office/word/2010/wordml" xmlns:w15="http://schemas.microsoft.com/office/word/2012/wordml" xmlns:w16cex="http://schemas.microsoft.com/office/word/2018/wordml/cex" xmlns:w16cid="http://schemas.microsoft.com/office/word/2016/wordml/cid" xmlns:w16="http://schemas.microsoft.com/office/word/2018/wordml" xmlns:w16sdtdh="http://schemas.microsoft.com/office/word/2020/wordml/sdtdatahash" xmlns:w16se="http://schemas.microsoft.com/office/word/2015/wordml/symex" xmlns:wpg="http://schemas.microsoft.com/office/word/2010/wordprocessingGroup" xmlns:wpi="http://schemas.microsoft.com/office/word/2010/wordprocessingInk" xmlns:wne="http://schemas.microsoft.com/office/word/2006/wordml" xmlns:wps="http://schemas.microsoft.com/office/word/2010/wordprocessingShape" mc:Ignorable="w14 w15 w16se w16cid w16 w16cex w16sdtdh wp14">
   <w:abstractNum w:abstractNumId="0" w15:restartNumberingAfterBreak="0">
     <w:nsid w:val="FFFFFF89"/>
     <w:multiLevelType w:val="singleLevel"/>
@@ -7504,82 +5139,82 @@
       </w:pPr>
     </w:lvl>
   </w:abstractNum>
-  <w:num w:numId="1" w16cid:durableId="1663653212">
+  <w:num w:numId="1">
     <w:abstractNumId w:val="25"/>
   </w:num>
-  <w:num w:numId="2" w16cid:durableId="1445078683">
+  <w:num w:numId="2">
     <w:abstractNumId w:val="19"/>
   </w:num>
-  <w:num w:numId="3" w16cid:durableId="1154447224">
+  <w:num w:numId="3">
     <w:abstractNumId w:val="11"/>
   </w:num>
-  <w:num w:numId="4" w16cid:durableId="241640700">
+  <w:num w:numId="4">
     <w:abstractNumId w:val="5"/>
   </w:num>
-  <w:num w:numId="5" w16cid:durableId="1634750871">
+  <w:num w:numId="5">
     <w:abstractNumId w:val="6"/>
   </w:num>
-  <w:num w:numId="6" w16cid:durableId="801734195">
+  <w:num w:numId="6">
     <w:abstractNumId w:val="24"/>
   </w:num>
-  <w:num w:numId="7" w16cid:durableId="745420887">
+  <w:num w:numId="7">
     <w:abstractNumId w:val="1"/>
   </w:num>
-  <w:num w:numId="8" w16cid:durableId="903372746">
+  <w:num w:numId="8">
     <w:abstractNumId w:val="0"/>
   </w:num>
-  <w:num w:numId="9" w16cid:durableId="538128794">
+  <w:num w:numId="9">
     <w:abstractNumId w:val="8"/>
   </w:num>
-  <w:num w:numId="10" w16cid:durableId="1891186362">
+  <w:num w:numId="10">
     <w:abstractNumId w:val="16"/>
   </w:num>
-  <w:num w:numId="11" w16cid:durableId="1669403938">
+  <w:num w:numId="11">
     <w:abstractNumId w:val="17"/>
   </w:num>
-  <w:num w:numId="12" w16cid:durableId="1632319539">
+  <w:num w:numId="12">
     <w:abstractNumId w:val="12"/>
   </w:num>
-  <w:num w:numId="13" w16cid:durableId="359161054">
+  <w:num w:numId="13">
     <w:abstractNumId w:val="23"/>
   </w:num>
-  <w:num w:numId="14" w16cid:durableId="1576429755">
+  <w:num w:numId="14">
     <w:abstractNumId w:val="9"/>
   </w:num>
-  <w:num w:numId="15" w16cid:durableId="1409382095">
+  <w:num w:numId="15">
     <w:abstractNumId w:val="10"/>
   </w:num>
-  <w:num w:numId="16" w16cid:durableId="2047103161">
+  <w:num w:numId="16">
     <w:abstractNumId w:val="7"/>
   </w:num>
-  <w:num w:numId="17" w16cid:durableId="839126181">
+  <w:num w:numId="17">
     <w:abstractNumId w:val="13"/>
   </w:num>
-  <w:num w:numId="18" w16cid:durableId="477114964">
+  <w:num w:numId="18">
     <w:abstractNumId w:val="2"/>
   </w:num>
-  <w:num w:numId="19" w16cid:durableId="1024285924">
+  <w:num w:numId="19">
     <w:abstractNumId w:val="20"/>
   </w:num>
-  <w:num w:numId="20" w16cid:durableId="164901594">
+  <w:num w:numId="20">
     <w:abstractNumId w:val="4"/>
   </w:num>
-  <w:num w:numId="21" w16cid:durableId="1257255143">
+  <w:num w:numId="21">
     <w:abstractNumId w:val="18"/>
   </w:num>
-  <w:num w:numId="22" w16cid:durableId="2133942128">
+  <w:num w:numId="22">
     <w:abstractNumId w:val="3"/>
   </w:num>
-  <w:num w:numId="23" w16cid:durableId="47414378">
+  <w:num w:numId="23">
     <w:abstractNumId w:val="15"/>
   </w:num>
-  <w:num w:numId="24" w16cid:durableId="1371490593">
+  <w:num w:numId="24">
     <w:abstractNumId w:val="14"/>
   </w:num>
-  <w:num w:numId="25" w16cid:durableId="147671230">
+  <w:num w:numId="25">
     <w:abstractNumId w:val="22"/>
   </w:num>
-  <w:num w:numId="26" w16cid:durableId="295526518">
+  <w:num w:numId="26">
     <w:abstractNumId w:val="21"/>
   </w:num>
 </w:numbering>
